--- a/templates/Logsheet_Template.docx
+++ b/templates/Logsheet_Template.docx
@@ -52,10 +52,10 @@
         <w:gridCol w:w="956"/>
         <w:gridCol w:w="159"/>
         <w:gridCol w:w="963"/>
-        <w:gridCol w:w="900"/>
         <w:gridCol w:w="1080"/>
+        <w:gridCol w:w="990"/>
         <w:gridCol w:w="1080"/>
-        <w:gridCol w:w="1260"/>
+        <w:gridCol w:w="1170"/>
         <w:gridCol w:w="155"/>
       </w:tblGrid>
       <w:tr>
@@ -108,7 +108,18 @@
                 <w:sz w:val="32"/>
                 <w:szCs w:val="32"/>
               </w:rPr>
-              <w:t xml:space="preserve"> wjwg‡UW</w:t>
+              <w:t xml:space="preserve"> wjwg‡</w:t>
+            </w:r>
+            <w:bookmarkStart w:id="0" w:name="_GoBack"/>
+            <w:bookmarkEnd w:id="0"/>
+            <w:r>
+              <w:rPr>
+                <w:rFonts w:ascii="SutonnyMJ" w:hAnsi="SutonnyMJ" w:cs="SutonnyMJ"/>
+                <w:b/>
+                <w:sz w:val="32"/>
+                <w:szCs w:val="32"/>
+              </w:rPr>
+              <w:t>UW</w:t>
             </w:r>
           </w:p>
         </w:tc>
@@ -622,53 +633,6 @@
         </w:tc>
         <w:tc>
           <w:tcPr>
-            <w:tcW w:w="900" w:type="dxa"/>
-            <w:vMerge w:val="restart"/>
-            <w:vAlign w:val="center"/>
-          </w:tcPr>
-          <w:p>
-            <w:pPr>
-              <w:jc w:val="center"/>
-              <w:rPr>
-                <w:rFonts w:ascii="SutonnyMJ" w:hAnsi="SutonnyMJ" w:cs="SutonnyMJ"/>
-                <w:b/>
-                <w:sz w:val="24"/>
-                <w:szCs w:val="24"/>
-              </w:rPr>
-            </w:pPr>
-            <w:r>
-              <w:rPr>
-                <w:rFonts w:ascii="SutonnyMJ" w:hAnsi="SutonnyMJ" w:cs="SutonnyMJ"/>
-                <w:b/>
-                <w:sz w:val="24"/>
-                <w:szCs w:val="24"/>
-              </w:rPr>
-              <w:t>gwej</w:t>
-            </w:r>
-          </w:p>
-          <w:p>
-            <w:pPr>
-              <w:jc w:val="center"/>
-              <w:rPr>
-                <w:rFonts w:ascii="SutonnyMJ" w:hAnsi="SutonnyMJ" w:cs="SutonnyMJ"/>
-                <w:b/>
-                <w:sz w:val="24"/>
-                <w:szCs w:val="24"/>
-              </w:rPr>
-            </w:pPr>
-            <w:r>
-              <w:rPr>
-                <w:rFonts w:ascii="SutonnyMJ" w:hAnsi="SutonnyMJ" w:cs="SutonnyMJ"/>
-                <w:b/>
-                <w:sz w:val="24"/>
-                <w:szCs w:val="24"/>
-              </w:rPr>
-              <w:t>cwieZ©b</w:t>
-            </w:r>
-          </w:p>
-        </w:tc>
-        <w:tc>
-          <w:tcPr>
             <w:tcW w:w="1080" w:type="dxa"/>
             <w:vMerge w:val="restart"/>
             <w:vAlign w:val="center"/>
@@ -690,6 +654,53 @@
                 <w:sz w:val="24"/>
                 <w:szCs w:val="24"/>
               </w:rPr>
+              <w:t>gwej</w:t>
+            </w:r>
+          </w:p>
+          <w:p>
+            <w:pPr>
+              <w:jc w:val="center"/>
+              <w:rPr>
+                <w:rFonts w:ascii="SutonnyMJ" w:hAnsi="SutonnyMJ" w:cs="SutonnyMJ"/>
+                <w:b/>
+                <w:sz w:val="24"/>
+                <w:szCs w:val="24"/>
+              </w:rPr>
+            </w:pPr>
+            <w:r>
+              <w:rPr>
+                <w:rFonts w:ascii="SutonnyMJ" w:hAnsi="SutonnyMJ" w:cs="SutonnyMJ"/>
+                <w:b/>
+                <w:sz w:val="24"/>
+                <w:szCs w:val="24"/>
+              </w:rPr>
+              <w:t>cwieZ©b</w:t>
+            </w:r>
+          </w:p>
+        </w:tc>
+        <w:tc>
+          <w:tcPr>
+            <w:tcW w:w="990" w:type="dxa"/>
+            <w:vMerge w:val="restart"/>
+            <w:vAlign w:val="center"/>
+          </w:tcPr>
+          <w:p>
+            <w:pPr>
+              <w:jc w:val="center"/>
+              <w:rPr>
+                <w:rFonts w:ascii="SutonnyMJ" w:hAnsi="SutonnyMJ" w:cs="SutonnyMJ"/>
+                <w:b/>
+                <w:sz w:val="24"/>
+                <w:szCs w:val="24"/>
+              </w:rPr>
+            </w:pPr>
+            <w:r>
+              <w:rPr>
+                <w:rFonts w:ascii="SutonnyMJ" w:hAnsi="SutonnyMJ" w:cs="SutonnyMJ"/>
+                <w:b/>
+                <w:sz w:val="24"/>
+                <w:szCs w:val="24"/>
+              </w:rPr>
               <w:t>wW G</w:t>
             </w:r>
           </w:p>
@@ -743,7 +754,7 @@
         </w:tc>
         <w:tc>
           <w:tcPr>
-            <w:tcW w:w="1415" w:type="dxa"/>
+            <w:tcW w:w="1325" w:type="dxa"/>
             <w:gridSpan w:val="2"/>
             <w:vMerge w:val="restart"/>
             <w:vAlign w:val="center"/>
@@ -754,16 +765,12 @@
               <w:rPr>
                 <w:rFonts w:ascii="SutonnyMJ" w:hAnsi="SutonnyMJ" w:cs="SutonnyMJ"/>
                 <w:b/>
-                <w:sz w:val="24"/>
-                <w:szCs w:val="24"/>
-              </w:rPr>
-            </w:pPr>
-            <w:r>
-              <w:rPr>
-                <w:rFonts w:ascii="SutonnyMJ" w:hAnsi="SutonnyMJ" w:cs="SutonnyMJ"/>
-                <w:b/>
-                <w:sz w:val="24"/>
-                <w:szCs w:val="24"/>
+              </w:rPr>
+            </w:pPr>
+            <w:r>
+              <w:rPr>
+                <w:rFonts w:ascii="SutonnyMJ" w:hAnsi="SutonnyMJ" w:cs="SutonnyMJ"/>
+                <w:b/>
               </w:rPr>
               <w:t>Ab¨ Kv‡iv mv‡_ †L‡j Zvi c`ex</w:t>
             </w:r>
@@ -990,24 +997,6 @@
         </w:tc>
         <w:tc>
           <w:tcPr>
-            <w:tcW w:w="900" w:type="dxa"/>
-            <w:vMerge/>
-            <w:vAlign w:val="center"/>
-          </w:tcPr>
-          <w:p>
-            <w:pPr>
-              <w:jc w:val="center"/>
-              <w:rPr>
-                <w:rFonts w:ascii="SutonnyMJ" w:hAnsi="SutonnyMJ" w:cs="SutonnyMJ"/>
-                <w:b/>
-                <w:sz w:val="24"/>
-                <w:szCs w:val="24"/>
-              </w:rPr>
-            </w:pPr>
-          </w:p>
-        </w:tc>
-        <w:tc>
-          <w:tcPr>
             <w:tcW w:w="1080" w:type="dxa"/>
             <w:vMerge/>
             <w:vAlign w:val="center"/>
@@ -1026,6 +1015,24 @@
         </w:tc>
         <w:tc>
           <w:tcPr>
+            <w:tcW w:w="990" w:type="dxa"/>
+            <w:vMerge/>
+            <w:vAlign w:val="center"/>
+          </w:tcPr>
+          <w:p>
+            <w:pPr>
+              <w:jc w:val="center"/>
+              <w:rPr>
+                <w:rFonts w:ascii="SutonnyMJ" w:hAnsi="SutonnyMJ" w:cs="SutonnyMJ"/>
+                <w:b/>
+                <w:sz w:val="24"/>
+                <w:szCs w:val="24"/>
+              </w:rPr>
+            </w:pPr>
+          </w:p>
+        </w:tc>
+        <w:tc>
+          <w:tcPr>
             <w:tcW w:w="1080" w:type="dxa"/>
             <w:vMerge/>
             <w:vAlign w:val="center"/>
@@ -1044,7 +1051,7 @@
         </w:tc>
         <w:tc>
           <w:tcPr>
-            <w:tcW w:w="1415" w:type="dxa"/>
+            <w:tcW w:w="1325" w:type="dxa"/>
             <w:gridSpan w:val="2"/>
             <w:vMerge/>
             <w:vAlign w:val="center"/>
@@ -1231,22 +1238,6 @@
         </w:tc>
         <w:tc>
           <w:tcPr>
-            <w:tcW w:w="900" w:type="dxa"/>
-          </w:tcPr>
-          <w:p>
-            <w:pPr>
-              <w:jc w:val="center"/>
-              <w:rPr>
-                <w:rFonts w:ascii="SutonnyMJ" w:hAnsi="SutonnyMJ" w:cs="SutonnyMJ"/>
-                <w:b/>
-                <w:sz w:val="32"/>
-                <w:szCs w:val="32"/>
-              </w:rPr>
-            </w:pPr>
-          </w:p>
-        </w:tc>
-        <w:tc>
-          <w:tcPr>
             <w:tcW w:w="1080" w:type="dxa"/>
           </w:tcPr>
           <w:p>
@@ -1263,6 +1254,22 @@
         </w:tc>
         <w:tc>
           <w:tcPr>
+            <w:tcW w:w="990" w:type="dxa"/>
+          </w:tcPr>
+          <w:p>
+            <w:pPr>
+              <w:jc w:val="center"/>
+              <w:rPr>
+                <w:rFonts w:ascii="SutonnyMJ" w:hAnsi="SutonnyMJ" w:cs="SutonnyMJ"/>
+                <w:b/>
+                <w:sz w:val="32"/>
+                <w:szCs w:val="32"/>
+              </w:rPr>
+            </w:pPr>
+          </w:p>
+        </w:tc>
+        <w:tc>
+          <w:tcPr>
             <w:tcW w:w="1080" w:type="dxa"/>
           </w:tcPr>
           <w:p>
@@ -1279,7 +1286,7 @@
         </w:tc>
         <w:tc>
           <w:tcPr>
-            <w:tcW w:w="1415" w:type="dxa"/>
+            <w:tcW w:w="1325" w:type="dxa"/>
             <w:gridSpan w:val="2"/>
           </w:tcPr>
           <w:p>
@@ -1475,7 +1482,7 @@
         </w:tc>
         <w:tc>
           <w:tcPr>
-            <w:tcW w:w="900" w:type="dxa"/>
+            <w:tcW w:w="1080" w:type="dxa"/>
             <w:tcBorders>
               <w:bottom w:val="single" w:sz="4" w:space="0" w:color="auto"/>
             </w:tcBorders>
@@ -1494,6 +1501,25 @@
         </w:tc>
         <w:tc>
           <w:tcPr>
+            <w:tcW w:w="990" w:type="dxa"/>
+            <w:tcBorders>
+              <w:bottom w:val="single" w:sz="4" w:space="0" w:color="auto"/>
+            </w:tcBorders>
+          </w:tcPr>
+          <w:p>
+            <w:pPr>
+              <w:jc w:val="center"/>
+              <w:rPr>
+                <w:rFonts w:ascii="SutonnyMJ" w:hAnsi="SutonnyMJ" w:cs="SutonnyMJ"/>
+                <w:b/>
+                <w:sz w:val="32"/>
+                <w:szCs w:val="32"/>
+              </w:rPr>
+            </w:pPr>
+          </w:p>
+        </w:tc>
+        <w:tc>
+          <w:tcPr>
             <w:tcW w:w="1080" w:type="dxa"/>
             <w:tcBorders>
               <w:bottom w:val="single" w:sz="4" w:space="0" w:color="auto"/>
@@ -1513,26 +1539,7 @@
         </w:tc>
         <w:tc>
           <w:tcPr>
-            <w:tcW w:w="1080" w:type="dxa"/>
-            <w:tcBorders>
-              <w:bottom w:val="single" w:sz="4" w:space="0" w:color="auto"/>
-            </w:tcBorders>
-          </w:tcPr>
-          <w:p>
-            <w:pPr>
-              <w:jc w:val="center"/>
-              <w:rPr>
-                <w:rFonts w:ascii="SutonnyMJ" w:hAnsi="SutonnyMJ" w:cs="SutonnyMJ"/>
-                <w:b/>
-                <w:sz w:val="32"/>
-                <w:szCs w:val="32"/>
-              </w:rPr>
-            </w:pPr>
-          </w:p>
-        </w:tc>
-        <w:tc>
-          <w:tcPr>
-            <w:tcW w:w="1415" w:type="dxa"/>
+            <w:tcW w:w="1325" w:type="dxa"/>
             <w:gridSpan w:val="2"/>
             <w:tcBorders>
               <w:bottom w:val="single" w:sz="4" w:space="0" w:color="auto"/>
@@ -1753,7 +1760,7 @@
         </w:tc>
         <w:tc>
           <w:tcPr>
-            <w:tcW w:w="900" w:type="dxa"/>
+            <w:tcW w:w="1080" w:type="dxa"/>
             <w:tcBorders>
               <w:top w:val="single" w:sz="4" w:space="0" w:color="auto"/>
               <w:left w:val="single" w:sz="4" w:space="0" w:color="auto"/>
@@ -1775,7 +1782,7 @@
         </w:tc>
         <w:tc>
           <w:tcPr>
-            <w:tcW w:w="1080" w:type="dxa"/>
+            <w:tcW w:w="990" w:type="dxa"/>
             <w:tcBorders>
               <w:top w:val="single" w:sz="4" w:space="0" w:color="auto"/>
               <w:left w:val="single" w:sz="4" w:space="0" w:color="auto"/>
@@ -1818,7 +1825,7 @@
         </w:tc>
         <w:tc>
           <w:tcPr>
-            <w:tcW w:w="1415" w:type="dxa"/>
+            <w:tcW w:w="1325" w:type="dxa"/>
             <w:gridSpan w:val="2"/>
             <w:tcBorders>
               <w:top w:val="single" w:sz="4" w:space="0" w:color="auto"/>
@@ -1855,14 +1862,14 @@
         <w:gridCol w:w="1440"/>
         <w:gridCol w:w="4140"/>
         <w:gridCol w:w="1170"/>
-        <w:gridCol w:w="1170"/>
-        <w:gridCol w:w="900"/>
-        <w:gridCol w:w="900"/>
-        <w:gridCol w:w="1170"/>
-        <w:gridCol w:w="900"/>
+        <w:gridCol w:w="1147"/>
+        <w:gridCol w:w="923"/>
+        <w:gridCol w:w="967"/>
+        <w:gridCol w:w="1103"/>
+        <w:gridCol w:w="1057"/>
         <w:gridCol w:w="1080"/>
-        <w:gridCol w:w="1080"/>
-        <w:gridCol w:w="1440"/>
+        <w:gridCol w:w="990"/>
+        <w:gridCol w:w="1373"/>
       </w:tblGrid>
       <w:tr>
         <w:trPr>
@@ -1959,7 +1966,7 @@
         </w:tc>
         <w:tc>
           <w:tcPr>
-            <w:tcW w:w="2340" w:type="dxa"/>
+            <w:tcW w:w="2317" w:type="dxa"/>
             <w:gridSpan w:val="2"/>
             <w:tcBorders>
               <w:bottom w:val="single" w:sz="4" w:space="0" w:color="auto"/>
@@ -1990,7 +1997,7 @@
         </w:tc>
         <w:tc>
           <w:tcPr>
-            <w:tcW w:w="900" w:type="dxa"/>
+            <w:tcW w:w="923" w:type="dxa"/>
             <w:vMerge w:val="restart"/>
             <w:tcBorders>
               <w:left w:val="single" w:sz="4" w:space="0" w:color="auto"/>
@@ -2050,7 +2057,7 @@
         </w:tc>
         <w:tc>
           <w:tcPr>
-            <w:tcW w:w="900" w:type="dxa"/>
+            <w:tcW w:w="1057" w:type="dxa"/>
             <w:vMerge w:val="restart"/>
             <w:vAlign w:val="center"/>
           </w:tcPr>
@@ -2144,7 +2151,7 @@
         </w:tc>
         <w:tc>
           <w:tcPr>
-            <w:tcW w:w="1080" w:type="dxa"/>
+            <w:tcW w:w="990" w:type="dxa"/>
             <w:vMerge w:val="restart"/>
             <w:vAlign w:val="center"/>
           </w:tcPr>
@@ -2171,7 +2178,7 @@
         </w:tc>
         <w:tc>
           <w:tcPr>
-            <w:tcW w:w="1440" w:type="dxa"/>
+            <w:tcW w:w="1373" w:type="dxa"/>
             <w:vMerge w:val="restart"/>
             <w:vAlign w:val="center"/>
           </w:tcPr>
@@ -2181,16 +2188,12 @@
               <w:rPr>
                 <w:rFonts w:ascii="SutonnyMJ" w:hAnsi="SutonnyMJ" w:cs="SutonnyMJ"/>
                 <w:b/>
-                <w:sz w:val="24"/>
-                <w:szCs w:val="24"/>
-              </w:rPr>
-            </w:pPr>
-            <w:r>
-              <w:rPr>
-                <w:rFonts w:ascii="SutonnyMJ" w:hAnsi="SutonnyMJ" w:cs="SutonnyMJ"/>
-                <w:b/>
-                <w:sz w:val="24"/>
-                <w:szCs w:val="24"/>
+              </w:rPr>
+            </w:pPr>
+            <w:r>
+              <w:rPr>
+                <w:rFonts w:ascii="SutonnyMJ" w:hAnsi="SutonnyMJ" w:cs="SutonnyMJ"/>
+                <w:b/>
               </w:rPr>
               <w:t>Ab¨ Kv‡iv mv‡_ †L‡j Zvi c`ex</w:t>
             </w:r>
@@ -2303,7 +2306,7 @@
         </w:tc>
         <w:tc>
           <w:tcPr>
-            <w:tcW w:w="1170" w:type="dxa"/>
+            <w:tcW w:w="1147" w:type="dxa"/>
             <w:tcBorders>
               <w:top w:val="single" w:sz="4" w:space="0" w:color="auto"/>
               <w:right w:val="single" w:sz="4" w:space="0" w:color="auto"/>
@@ -2333,7 +2336,7 @@
         </w:tc>
         <w:tc>
           <w:tcPr>
-            <w:tcW w:w="900" w:type="dxa"/>
+            <w:tcW w:w="923" w:type="dxa"/>
             <w:vMerge/>
             <w:tcBorders>
               <w:left w:val="single" w:sz="4" w:space="0" w:color="auto"/>
@@ -2354,7 +2357,7 @@
         </w:tc>
         <w:tc>
           <w:tcPr>
-            <w:tcW w:w="900" w:type="dxa"/>
+            <w:tcW w:w="967" w:type="dxa"/>
             <w:tcBorders>
               <w:top w:val="single" w:sz="4" w:space="0" w:color="auto"/>
             </w:tcBorders>
@@ -2383,7 +2386,7 @@
         </w:tc>
         <w:tc>
           <w:tcPr>
-            <w:tcW w:w="1170" w:type="dxa"/>
+            <w:tcW w:w="1103" w:type="dxa"/>
             <w:tcBorders>
               <w:top w:val="single" w:sz="4" w:space="0" w:color="auto"/>
             </w:tcBorders>
@@ -2412,7 +2415,7 @@
         </w:tc>
         <w:tc>
           <w:tcPr>
-            <w:tcW w:w="900" w:type="dxa"/>
+            <w:tcW w:w="1057" w:type="dxa"/>
             <w:vMerge/>
             <w:vAlign w:val="center"/>
           </w:tcPr>
@@ -2448,7 +2451,7 @@
         </w:tc>
         <w:tc>
           <w:tcPr>
-            <w:tcW w:w="1080" w:type="dxa"/>
+            <w:tcW w:w="990" w:type="dxa"/>
             <w:vMerge/>
             <w:vAlign w:val="center"/>
           </w:tcPr>
@@ -2466,7 +2469,7 @@
         </w:tc>
         <w:tc>
           <w:tcPr>
-            <w:tcW w:w="1440" w:type="dxa"/>
+            <w:tcW w:w="1373" w:type="dxa"/>
             <w:vMerge/>
             <w:vAlign w:val="center"/>
           </w:tcPr>
@@ -2568,7 +2571,7 @@
         </w:tc>
         <w:tc>
           <w:tcPr>
-            <w:tcW w:w="1170" w:type="dxa"/>
+            <w:tcW w:w="1147" w:type="dxa"/>
             <w:tcBorders>
               <w:left w:val="single" w:sz="4" w:space="0" w:color="auto"/>
               <w:right w:val="single" w:sz="4" w:space="0" w:color="auto"/>
@@ -2588,7 +2591,7 @@
         </w:tc>
         <w:tc>
           <w:tcPr>
-            <w:tcW w:w="900" w:type="dxa"/>
+            <w:tcW w:w="923" w:type="dxa"/>
             <w:tcBorders>
               <w:left w:val="single" w:sz="4" w:space="0" w:color="auto"/>
             </w:tcBorders>
@@ -2607,39 +2610,39 @@
         </w:tc>
         <w:tc>
           <w:tcPr>
-            <w:tcW w:w="900" w:type="dxa"/>
-          </w:tcPr>
-          <w:p>
-            <w:pPr>
-              <w:jc w:val="center"/>
-              <w:rPr>
-                <w:rFonts w:ascii="SutonnyMJ" w:hAnsi="SutonnyMJ" w:cs="SutonnyMJ"/>
-                <w:b/>
-                <w:sz w:val="32"/>
-                <w:szCs w:val="32"/>
-              </w:rPr>
-            </w:pPr>
-          </w:p>
-        </w:tc>
-        <w:tc>
-          <w:tcPr>
-            <w:tcW w:w="1170" w:type="dxa"/>
-          </w:tcPr>
-          <w:p>
-            <w:pPr>
-              <w:jc w:val="center"/>
-              <w:rPr>
-                <w:rFonts w:ascii="SutonnyMJ" w:hAnsi="SutonnyMJ" w:cs="SutonnyMJ"/>
-                <w:b/>
-                <w:sz w:val="32"/>
-                <w:szCs w:val="32"/>
-              </w:rPr>
-            </w:pPr>
-          </w:p>
-        </w:tc>
-        <w:tc>
-          <w:tcPr>
-            <w:tcW w:w="900" w:type="dxa"/>
+            <w:tcW w:w="967" w:type="dxa"/>
+          </w:tcPr>
+          <w:p>
+            <w:pPr>
+              <w:jc w:val="center"/>
+              <w:rPr>
+                <w:rFonts w:ascii="SutonnyMJ" w:hAnsi="SutonnyMJ" w:cs="SutonnyMJ"/>
+                <w:b/>
+                <w:sz w:val="32"/>
+                <w:szCs w:val="32"/>
+              </w:rPr>
+            </w:pPr>
+          </w:p>
+        </w:tc>
+        <w:tc>
+          <w:tcPr>
+            <w:tcW w:w="1103" w:type="dxa"/>
+          </w:tcPr>
+          <w:p>
+            <w:pPr>
+              <w:jc w:val="center"/>
+              <w:rPr>
+                <w:rFonts w:ascii="SutonnyMJ" w:hAnsi="SutonnyMJ" w:cs="SutonnyMJ"/>
+                <w:b/>
+                <w:sz w:val="32"/>
+                <w:szCs w:val="32"/>
+              </w:rPr>
+            </w:pPr>
+          </w:p>
+        </w:tc>
+        <w:tc>
+          <w:tcPr>
+            <w:tcW w:w="1057" w:type="dxa"/>
           </w:tcPr>
           <w:p>
             <w:pPr>
@@ -2671,23 +2674,23 @@
         </w:tc>
         <w:tc>
           <w:tcPr>
-            <w:tcW w:w="1080" w:type="dxa"/>
-          </w:tcPr>
-          <w:p>
-            <w:pPr>
-              <w:jc w:val="center"/>
-              <w:rPr>
-                <w:rFonts w:ascii="SutonnyMJ" w:hAnsi="SutonnyMJ" w:cs="SutonnyMJ"/>
-                <w:b/>
-                <w:sz w:val="32"/>
-                <w:szCs w:val="32"/>
-              </w:rPr>
-            </w:pPr>
-          </w:p>
-        </w:tc>
-        <w:tc>
-          <w:tcPr>
-            <w:tcW w:w="1440" w:type="dxa"/>
+            <w:tcW w:w="990" w:type="dxa"/>
+          </w:tcPr>
+          <w:p>
+            <w:pPr>
+              <w:jc w:val="center"/>
+              <w:rPr>
+                <w:rFonts w:ascii="SutonnyMJ" w:hAnsi="SutonnyMJ" w:cs="SutonnyMJ"/>
+                <w:b/>
+                <w:sz w:val="32"/>
+                <w:szCs w:val="32"/>
+              </w:rPr>
+            </w:pPr>
+          </w:p>
+        </w:tc>
+        <w:tc>
+          <w:tcPr>
+            <w:tcW w:w="1373" w:type="dxa"/>
           </w:tcPr>
           <w:p>
             <w:pPr>
@@ -2784,71 +2787,71 @@
         </w:tc>
         <w:tc>
           <w:tcPr>
-            <w:tcW w:w="1170" w:type="dxa"/>
-          </w:tcPr>
-          <w:p>
-            <w:pPr>
-              <w:jc w:val="center"/>
-              <w:rPr>
-                <w:rFonts w:ascii="SutonnyMJ" w:hAnsi="SutonnyMJ" w:cs="SutonnyMJ"/>
-                <w:b/>
-                <w:sz w:val="32"/>
-                <w:szCs w:val="32"/>
-              </w:rPr>
-            </w:pPr>
-          </w:p>
-        </w:tc>
-        <w:tc>
-          <w:tcPr>
-            <w:tcW w:w="900" w:type="dxa"/>
-          </w:tcPr>
-          <w:p>
-            <w:pPr>
-              <w:jc w:val="center"/>
-              <w:rPr>
-                <w:rFonts w:ascii="SutonnyMJ" w:hAnsi="SutonnyMJ" w:cs="SutonnyMJ"/>
-                <w:b/>
-                <w:sz w:val="32"/>
-                <w:szCs w:val="32"/>
-              </w:rPr>
-            </w:pPr>
-          </w:p>
-        </w:tc>
-        <w:tc>
-          <w:tcPr>
-            <w:tcW w:w="900" w:type="dxa"/>
-          </w:tcPr>
-          <w:p>
-            <w:pPr>
-              <w:jc w:val="center"/>
-              <w:rPr>
-                <w:rFonts w:ascii="SutonnyMJ" w:hAnsi="SutonnyMJ" w:cs="SutonnyMJ"/>
-                <w:b/>
-                <w:sz w:val="32"/>
-                <w:szCs w:val="32"/>
-              </w:rPr>
-            </w:pPr>
-          </w:p>
-        </w:tc>
-        <w:tc>
-          <w:tcPr>
-            <w:tcW w:w="1170" w:type="dxa"/>
-          </w:tcPr>
-          <w:p>
-            <w:pPr>
-              <w:jc w:val="center"/>
-              <w:rPr>
-                <w:rFonts w:ascii="SutonnyMJ" w:hAnsi="SutonnyMJ" w:cs="SutonnyMJ"/>
-                <w:b/>
-                <w:sz w:val="32"/>
-                <w:szCs w:val="32"/>
-              </w:rPr>
-            </w:pPr>
-          </w:p>
-        </w:tc>
-        <w:tc>
-          <w:tcPr>
-            <w:tcW w:w="900" w:type="dxa"/>
+            <w:tcW w:w="1147" w:type="dxa"/>
+          </w:tcPr>
+          <w:p>
+            <w:pPr>
+              <w:jc w:val="center"/>
+              <w:rPr>
+                <w:rFonts w:ascii="SutonnyMJ" w:hAnsi="SutonnyMJ" w:cs="SutonnyMJ"/>
+                <w:b/>
+                <w:sz w:val="32"/>
+                <w:szCs w:val="32"/>
+              </w:rPr>
+            </w:pPr>
+          </w:p>
+        </w:tc>
+        <w:tc>
+          <w:tcPr>
+            <w:tcW w:w="923" w:type="dxa"/>
+          </w:tcPr>
+          <w:p>
+            <w:pPr>
+              <w:jc w:val="center"/>
+              <w:rPr>
+                <w:rFonts w:ascii="SutonnyMJ" w:hAnsi="SutonnyMJ" w:cs="SutonnyMJ"/>
+                <w:b/>
+                <w:sz w:val="32"/>
+                <w:szCs w:val="32"/>
+              </w:rPr>
+            </w:pPr>
+          </w:p>
+        </w:tc>
+        <w:tc>
+          <w:tcPr>
+            <w:tcW w:w="967" w:type="dxa"/>
+          </w:tcPr>
+          <w:p>
+            <w:pPr>
+              <w:jc w:val="center"/>
+              <w:rPr>
+                <w:rFonts w:ascii="SutonnyMJ" w:hAnsi="SutonnyMJ" w:cs="SutonnyMJ"/>
+                <w:b/>
+                <w:sz w:val="32"/>
+                <w:szCs w:val="32"/>
+              </w:rPr>
+            </w:pPr>
+          </w:p>
+        </w:tc>
+        <w:tc>
+          <w:tcPr>
+            <w:tcW w:w="1103" w:type="dxa"/>
+          </w:tcPr>
+          <w:p>
+            <w:pPr>
+              <w:jc w:val="center"/>
+              <w:rPr>
+                <w:rFonts w:ascii="SutonnyMJ" w:hAnsi="SutonnyMJ" w:cs="SutonnyMJ"/>
+                <w:b/>
+                <w:sz w:val="32"/>
+                <w:szCs w:val="32"/>
+              </w:rPr>
+            </w:pPr>
+          </w:p>
+        </w:tc>
+        <w:tc>
+          <w:tcPr>
+            <w:tcW w:w="1057" w:type="dxa"/>
           </w:tcPr>
           <w:p>
             <w:pPr>
@@ -2880,23 +2883,23 @@
         </w:tc>
         <w:tc>
           <w:tcPr>
-            <w:tcW w:w="1080" w:type="dxa"/>
-          </w:tcPr>
-          <w:p>
-            <w:pPr>
-              <w:jc w:val="center"/>
-              <w:rPr>
-                <w:rFonts w:ascii="SutonnyMJ" w:hAnsi="SutonnyMJ" w:cs="SutonnyMJ"/>
-                <w:b/>
-                <w:sz w:val="32"/>
-                <w:szCs w:val="32"/>
-              </w:rPr>
-            </w:pPr>
-          </w:p>
-        </w:tc>
-        <w:tc>
-          <w:tcPr>
-            <w:tcW w:w="1440" w:type="dxa"/>
+            <w:tcW w:w="990" w:type="dxa"/>
+          </w:tcPr>
+          <w:p>
+            <w:pPr>
+              <w:jc w:val="center"/>
+              <w:rPr>
+                <w:rFonts w:ascii="SutonnyMJ" w:hAnsi="SutonnyMJ" w:cs="SutonnyMJ"/>
+                <w:b/>
+                <w:sz w:val="32"/>
+                <w:szCs w:val="32"/>
+              </w:rPr>
+            </w:pPr>
+          </w:p>
+        </w:tc>
+        <w:tc>
+          <w:tcPr>
+            <w:tcW w:w="1373" w:type="dxa"/>
           </w:tcPr>
           <w:p>
             <w:pPr>
@@ -2990,71 +2993,71 @@
         </w:tc>
         <w:tc>
           <w:tcPr>
-            <w:tcW w:w="1170" w:type="dxa"/>
-          </w:tcPr>
-          <w:p>
-            <w:pPr>
-              <w:jc w:val="center"/>
-              <w:rPr>
-                <w:rFonts w:ascii="SutonnyMJ" w:hAnsi="SutonnyMJ" w:cs="SutonnyMJ"/>
-                <w:b/>
-                <w:sz w:val="32"/>
-                <w:szCs w:val="32"/>
-              </w:rPr>
-            </w:pPr>
-          </w:p>
-        </w:tc>
-        <w:tc>
-          <w:tcPr>
-            <w:tcW w:w="900" w:type="dxa"/>
-          </w:tcPr>
-          <w:p>
-            <w:pPr>
-              <w:jc w:val="center"/>
-              <w:rPr>
-                <w:rFonts w:ascii="SutonnyMJ" w:hAnsi="SutonnyMJ" w:cs="SutonnyMJ"/>
-                <w:b/>
-                <w:sz w:val="32"/>
-                <w:szCs w:val="32"/>
-              </w:rPr>
-            </w:pPr>
-          </w:p>
-        </w:tc>
-        <w:tc>
-          <w:tcPr>
-            <w:tcW w:w="900" w:type="dxa"/>
-          </w:tcPr>
-          <w:p>
-            <w:pPr>
-              <w:jc w:val="center"/>
-              <w:rPr>
-                <w:rFonts w:ascii="SutonnyMJ" w:hAnsi="SutonnyMJ" w:cs="SutonnyMJ"/>
-                <w:b/>
-                <w:sz w:val="32"/>
-                <w:szCs w:val="32"/>
-              </w:rPr>
-            </w:pPr>
-          </w:p>
-        </w:tc>
-        <w:tc>
-          <w:tcPr>
-            <w:tcW w:w="1170" w:type="dxa"/>
-          </w:tcPr>
-          <w:p>
-            <w:pPr>
-              <w:jc w:val="center"/>
-              <w:rPr>
-                <w:rFonts w:ascii="SutonnyMJ" w:hAnsi="SutonnyMJ" w:cs="SutonnyMJ"/>
-                <w:b/>
-                <w:sz w:val="32"/>
-                <w:szCs w:val="32"/>
-              </w:rPr>
-            </w:pPr>
-          </w:p>
-        </w:tc>
-        <w:tc>
-          <w:tcPr>
-            <w:tcW w:w="900" w:type="dxa"/>
+            <w:tcW w:w="1147" w:type="dxa"/>
+          </w:tcPr>
+          <w:p>
+            <w:pPr>
+              <w:jc w:val="center"/>
+              <w:rPr>
+                <w:rFonts w:ascii="SutonnyMJ" w:hAnsi="SutonnyMJ" w:cs="SutonnyMJ"/>
+                <w:b/>
+                <w:sz w:val="32"/>
+                <w:szCs w:val="32"/>
+              </w:rPr>
+            </w:pPr>
+          </w:p>
+        </w:tc>
+        <w:tc>
+          <w:tcPr>
+            <w:tcW w:w="923" w:type="dxa"/>
+          </w:tcPr>
+          <w:p>
+            <w:pPr>
+              <w:jc w:val="center"/>
+              <w:rPr>
+                <w:rFonts w:ascii="SutonnyMJ" w:hAnsi="SutonnyMJ" w:cs="SutonnyMJ"/>
+                <w:b/>
+                <w:sz w:val="32"/>
+                <w:szCs w:val="32"/>
+              </w:rPr>
+            </w:pPr>
+          </w:p>
+        </w:tc>
+        <w:tc>
+          <w:tcPr>
+            <w:tcW w:w="967" w:type="dxa"/>
+          </w:tcPr>
+          <w:p>
+            <w:pPr>
+              <w:jc w:val="center"/>
+              <w:rPr>
+                <w:rFonts w:ascii="SutonnyMJ" w:hAnsi="SutonnyMJ" w:cs="SutonnyMJ"/>
+                <w:b/>
+                <w:sz w:val="32"/>
+                <w:szCs w:val="32"/>
+              </w:rPr>
+            </w:pPr>
+          </w:p>
+        </w:tc>
+        <w:tc>
+          <w:tcPr>
+            <w:tcW w:w="1103" w:type="dxa"/>
+          </w:tcPr>
+          <w:p>
+            <w:pPr>
+              <w:jc w:val="center"/>
+              <w:rPr>
+                <w:rFonts w:ascii="SutonnyMJ" w:hAnsi="SutonnyMJ" w:cs="SutonnyMJ"/>
+                <w:b/>
+                <w:sz w:val="32"/>
+                <w:szCs w:val="32"/>
+              </w:rPr>
+            </w:pPr>
+          </w:p>
+        </w:tc>
+        <w:tc>
+          <w:tcPr>
+            <w:tcW w:w="1057" w:type="dxa"/>
           </w:tcPr>
           <w:p>
             <w:pPr>
@@ -3086,23 +3089,23 @@
         </w:tc>
         <w:tc>
           <w:tcPr>
-            <w:tcW w:w="1080" w:type="dxa"/>
-          </w:tcPr>
-          <w:p>
-            <w:pPr>
-              <w:jc w:val="center"/>
-              <w:rPr>
-                <w:rFonts w:ascii="SutonnyMJ" w:hAnsi="SutonnyMJ" w:cs="SutonnyMJ"/>
-                <w:b/>
-                <w:sz w:val="32"/>
-                <w:szCs w:val="32"/>
-              </w:rPr>
-            </w:pPr>
-          </w:p>
-        </w:tc>
-        <w:tc>
-          <w:tcPr>
-            <w:tcW w:w="1440" w:type="dxa"/>
+            <w:tcW w:w="990" w:type="dxa"/>
+          </w:tcPr>
+          <w:p>
+            <w:pPr>
+              <w:jc w:val="center"/>
+              <w:rPr>
+                <w:rFonts w:ascii="SutonnyMJ" w:hAnsi="SutonnyMJ" w:cs="SutonnyMJ"/>
+                <w:b/>
+                <w:sz w:val="32"/>
+                <w:szCs w:val="32"/>
+              </w:rPr>
+            </w:pPr>
+          </w:p>
+        </w:tc>
+        <w:tc>
+          <w:tcPr>
+            <w:tcW w:w="1373" w:type="dxa"/>
           </w:tcPr>
           <w:p>
             <w:pPr>
@@ -3196,71 +3199,71 @@
         </w:tc>
         <w:tc>
           <w:tcPr>
-            <w:tcW w:w="1170" w:type="dxa"/>
-          </w:tcPr>
-          <w:p>
-            <w:pPr>
-              <w:jc w:val="center"/>
-              <w:rPr>
-                <w:rFonts w:ascii="SutonnyMJ" w:hAnsi="SutonnyMJ" w:cs="SutonnyMJ"/>
-                <w:b/>
-                <w:sz w:val="32"/>
-                <w:szCs w:val="32"/>
-              </w:rPr>
-            </w:pPr>
-          </w:p>
-        </w:tc>
-        <w:tc>
-          <w:tcPr>
-            <w:tcW w:w="900" w:type="dxa"/>
-          </w:tcPr>
-          <w:p>
-            <w:pPr>
-              <w:jc w:val="center"/>
-              <w:rPr>
-                <w:rFonts w:ascii="SutonnyMJ" w:hAnsi="SutonnyMJ" w:cs="SutonnyMJ"/>
-                <w:b/>
-                <w:sz w:val="32"/>
-                <w:szCs w:val="32"/>
-              </w:rPr>
-            </w:pPr>
-          </w:p>
-        </w:tc>
-        <w:tc>
-          <w:tcPr>
-            <w:tcW w:w="900" w:type="dxa"/>
-          </w:tcPr>
-          <w:p>
-            <w:pPr>
-              <w:jc w:val="center"/>
-              <w:rPr>
-                <w:rFonts w:ascii="SutonnyMJ" w:hAnsi="SutonnyMJ" w:cs="SutonnyMJ"/>
-                <w:b/>
-                <w:sz w:val="32"/>
-                <w:szCs w:val="32"/>
-              </w:rPr>
-            </w:pPr>
-          </w:p>
-        </w:tc>
-        <w:tc>
-          <w:tcPr>
-            <w:tcW w:w="1170" w:type="dxa"/>
-          </w:tcPr>
-          <w:p>
-            <w:pPr>
-              <w:jc w:val="center"/>
-              <w:rPr>
-                <w:rFonts w:ascii="SutonnyMJ" w:hAnsi="SutonnyMJ" w:cs="SutonnyMJ"/>
-                <w:b/>
-                <w:sz w:val="32"/>
-                <w:szCs w:val="32"/>
-              </w:rPr>
-            </w:pPr>
-          </w:p>
-        </w:tc>
-        <w:tc>
-          <w:tcPr>
-            <w:tcW w:w="900" w:type="dxa"/>
+            <w:tcW w:w="1147" w:type="dxa"/>
+          </w:tcPr>
+          <w:p>
+            <w:pPr>
+              <w:jc w:val="center"/>
+              <w:rPr>
+                <w:rFonts w:ascii="SutonnyMJ" w:hAnsi="SutonnyMJ" w:cs="SutonnyMJ"/>
+                <w:b/>
+                <w:sz w:val="32"/>
+                <w:szCs w:val="32"/>
+              </w:rPr>
+            </w:pPr>
+          </w:p>
+        </w:tc>
+        <w:tc>
+          <w:tcPr>
+            <w:tcW w:w="923" w:type="dxa"/>
+          </w:tcPr>
+          <w:p>
+            <w:pPr>
+              <w:jc w:val="center"/>
+              <w:rPr>
+                <w:rFonts w:ascii="SutonnyMJ" w:hAnsi="SutonnyMJ" w:cs="SutonnyMJ"/>
+                <w:b/>
+                <w:sz w:val="32"/>
+                <w:szCs w:val="32"/>
+              </w:rPr>
+            </w:pPr>
+          </w:p>
+        </w:tc>
+        <w:tc>
+          <w:tcPr>
+            <w:tcW w:w="967" w:type="dxa"/>
+          </w:tcPr>
+          <w:p>
+            <w:pPr>
+              <w:jc w:val="center"/>
+              <w:rPr>
+                <w:rFonts w:ascii="SutonnyMJ" w:hAnsi="SutonnyMJ" w:cs="SutonnyMJ"/>
+                <w:b/>
+                <w:sz w:val="32"/>
+                <w:szCs w:val="32"/>
+              </w:rPr>
+            </w:pPr>
+          </w:p>
+        </w:tc>
+        <w:tc>
+          <w:tcPr>
+            <w:tcW w:w="1103" w:type="dxa"/>
+          </w:tcPr>
+          <w:p>
+            <w:pPr>
+              <w:jc w:val="center"/>
+              <w:rPr>
+                <w:rFonts w:ascii="SutonnyMJ" w:hAnsi="SutonnyMJ" w:cs="SutonnyMJ"/>
+                <w:b/>
+                <w:sz w:val="32"/>
+                <w:szCs w:val="32"/>
+              </w:rPr>
+            </w:pPr>
+          </w:p>
+        </w:tc>
+        <w:tc>
+          <w:tcPr>
+            <w:tcW w:w="1057" w:type="dxa"/>
           </w:tcPr>
           <w:p>
             <w:pPr>
@@ -3292,23 +3295,23 @@
         </w:tc>
         <w:tc>
           <w:tcPr>
-            <w:tcW w:w="1080" w:type="dxa"/>
-          </w:tcPr>
-          <w:p>
-            <w:pPr>
-              <w:jc w:val="center"/>
-              <w:rPr>
-                <w:rFonts w:ascii="SutonnyMJ" w:hAnsi="SutonnyMJ" w:cs="SutonnyMJ"/>
-                <w:b/>
-                <w:sz w:val="32"/>
-                <w:szCs w:val="32"/>
-              </w:rPr>
-            </w:pPr>
-          </w:p>
-        </w:tc>
-        <w:tc>
-          <w:tcPr>
-            <w:tcW w:w="1440" w:type="dxa"/>
+            <w:tcW w:w="990" w:type="dxa"/>
+          </w:tcPr>
+          <w:p>
+            <w:pPr>
+              <w:jc w:val="center"/>
+              <w:rPr>
+                <w:rFonts w:ascii="SutonnyMJ" w:hAnsi="SutonnyMJ" w:cs="SutonnyMJ"/>
+                <w:b/>
+                <w:sz w:val="32"/>
+                <w:szCs w:val="32"/>
+              </w:rPr>
+            </w:pPr>
+          </w:p>
+        </w:tc>
+        <w:tc>
+          <w:tcPr>
+            <w:tcW w:w="1373" w:type="dxa"/>
           </w:tcPr>
           <w:p>
             <w:pPr>
@@ -7346,8 +7349,6 @@
               </w:rPr>
               <w:t>00</w:t>
             </w:r>
-            <w:bookmarkStart w:id="0" w:name="_GoBack"/>
-            <w:bookmarkEnd w:id="0"/>
             <w:r>
               <w:rPr>
                 <w:rFonts w:ascii="SutonnyMJ" w:hAnsi="SutonnyMJ" w:cs="SutonnyMJ"/>
@@ -8208,7 +8209,7 @@
 </file>
 
 <file path=customXml/itemProps1.xml><?xml version="1.0" encoding="utf-8"?>
-<ds:datastoreItem xmlns:ds="http://schemas.openxmlformats.org/officeDocument/2006/customXml" ds:itemID="{1E50EAE8-D5FD-4E4D-9B14-1CE892621F7E}">
+<ds:datastoreItem xmlns:ds="http://schemas.openxmlformats.org/officeDocument/2006/customXml" ds:itemID="{48894291-6F68-4F63-9C9F-86D4BE3EC706}">
   <ds:schemaRefs>
     <ds:schemaRef ds:uri="http://schemas.openxmlformats.org/officeDocument/2006/bibliography"/>
   </ds:schemaRefs>

--- a/templates/Logsheet_Template.docx
+++ b/templates/Logsheet_Template.docx
@@ -42,8 +42,8 @@
       <w:tblGrid>
         <w:gridCol w:w="90"/>
         <w:gridCol w:w="630"/>
-        <w:gridCol w:w="1440"/>
-        <w:gridCol w:w="3207"/>
+        <w:gridCol w:w="1530"/>
+        <w:gridCol w:w="3117"/>
         <w:gridCol w:w="927"/>
         <w:gridCol w:w="1176"/>
         <w:gridCol w:w="495"/>
@@ -108,18 +108,7 @@
                 <w:sz w:val="32"/>
                 <w:szCs w:val="32"/>
               </w:rPr>
-              <w:t xml:space="preserve"> wjwg‡</w:t>
-            </w:r>
-            <w:bookmarkStart w:id="0" w:name="_GoBack"/>
-            <w:bookmarkEnd w:id="0"/>
-            <w:r>
-              <w:rPr>
-                <w:rFonts w:ascii="SutonnyMJ" w:hAnsi="SutonnyMJ" w:cs="SutonnyMJ"/>
-                <w:b/>
-                <w:sz w:val="32"/>
-                <w:szCs w:val="32"/>
-              </w:rPr>
-              <w:t>UW</w:t>
+              <w:t xml:space="preserve"> wjwg‡UW</w:t>
             </w:r>
           </w:p>
         </w:tc>
@@ -466,7 +455,7 @@
         </w:tc>
         <w:tc>
           <w:tcPr>
-            <w:tcW w:w="1440" w:type="dxa"/>
+            <w:tcW w:w="1530" w:type="dxa"/>
             <w:vMerge w:val="restart"/>
             <w:tcBorders>
               <w:right w:val="single" w:sz="4" w:space="0" w:color="auto"/>
@@ -496,7 +485,7 @@
         </w:tc>
         <w:tc>
           <w:tcPr>
-            <w:tcW w:w="4134" w:type="dxa"/>
+            <w:tcW w:w="4044" w:type="dxa"/>
             <w:gridSpan w:val="2"/>
             <w:vMerge w:val="restart"/>
             <w:tcBorders>
@@ -813,7 +802,7 @@
         </w:tc>
         <w:tc>
           <w:tcPr>
-            <w:tcW w:w="1440" w:type="dxa"/>
+            <w:tcW w:w="1530" w:type="dxa"/>
             <w:vMerge/>
             <w:tcBorders>
               <w:right w:val="single" w:sz="4" w:space="0" w:color="auto"/>
@@ -834,7 +823,7 @@
         </w:tc>
         <w:tc>
           <w:tcPr>
-            <w:tcW w:w="4134" w:type="dxa"/>
+            <w:tcW w:w="4044" w:type="dxa"/>
             <w:gridSpan w:val="2"/>
             <w:vMerge/>
             <w:tcBorders>
@@ -1107,7 +1096,7 @@
         </w:tc>
         <w:tc>
           <w:tcPr>
-            <w:tcW w:w="1440" w:type="dxa"/>
+            <w:tcW w:w="1530" w:type="dxa"/>
             <w:tcBorders>
               <w:right w:val="single" w:sz="4" w:space="0" w:color="auto"/>
             </w:tcBorders>
@@ -1127,7 +1116,7 @@
         </w:tc>
         <w:tc>
           <w:tcPr>
-            <w:tcW w:w="4134" w:type="dxa"/>
+            <w:tcW w:w="4044" w:type="dxa"/>
             <w:gridSpan w:val="2"/>
             <w:tcBorders>
               <w:left w:val="single" w:sz="4" w:space="0" w:color="auto"/>
@@ -1344,7 +1333,7 @@
         </w:tc>
         <w:tc>
           <w:tcPr>
-            <w:tcW w:w="1440" w:type="dxa"/>
+            <w:tcW w:w="1530" w:type="dxa"/>
             <w:tcBorders>
               <w:bottom w:val="single" w:sz="4" w:space="0" w:color="auto"/>
               <w:right w:val="single" w:sz="4" w:space="0" w:color="auto"/>
@@ -1365,7 +1354,7 @@
         </w:tc>
         <w:tc>
           <w:tcPr>
-            <w:tcW w:w="4134" w:type="dxa"/>
+            <w:tcW w:w="4044" w:type="dxa"/>
             <w:gridSpan w:val="2"/>
             <w:tcBorders>
               <w:left w:val="single" w:sz="4" w:space="0" w:color="auto"/>
@@ -1599,7 +1588,7 @@
         </w:tc>
         <w:tc>
           <w:tcPr>
-            <w:tcW w:w="1440" w:type="dxa"/>
+            <w:tcW w:w="1530" w:type="dxa"/>
             <w:tcBorders>
               <w:top w:val="single" w:sz="4" w:space="0" w:color="auto"/>
               <w:left w:val="single" w:sz="4" w:space="0" w:color="auto"/>
@@ -1622,7 +1611,7 @@
         </w:tc>
         <w:tc>
           <w:tcPr>
-            <w:tcW w:w="4134" w:type="dxa"/>
+            <w:tcW w:w="4044" w:type="dxa"/>
             <w:gridSpan w:val="2"/>
             <w:tcBorders>
               <w:top w:val="single" w:sz="4" w:space="0" w:color="auto"/>
@@ -1848,1496 +1837,6 @@
         </w:tc>
       </w:tr>
     </w:tbl>
-    <w:tbl>
-      <w:tblPr>
-        <w:tblStyle w:val="TableGrid"/>
-        <w:tblpPr w:leftFromText="180" w:rightFromText="180" w:vertAnchor="text" w:horzAnchor="margin" w:tblpXSpec="center" w:tblpY="-164"/>
-        <w:tblW w:w="16128" w:type="dxa"/>
-        <w:jc w:val="center"/>
-        <w:tblLayout w:type="fixed"/>
-        <w:tblLook w:val="04A0" w:firstRow="1" w:lastRow="0" w:firstColumn="1" w:lastColumn="0" w:noHBand="0" w:noVBand="1"/>
-      </w:tblPr>
-      <w:tblGrid>
-        <w:gridCol w:w="738"/>
-        <w:gridCol w:w="1440"/>
-        <w:gridCol w:w="4140"/>
-        <w:gridCol w:w="1170"/>
-        <w:gridCol w:w="1147"/>
-        <w:gridCol w:w="923"/>
-        <w:gridCol w:w="967"/>
-        <w:gridCol w:w="1103"/>
-        <w:gridCol w:w="1057"/>
-        <w:gridCol w:w="1080"/>
-        <w:gridCol w:w="990"/>
-        <w:gridCol w:w="1373"/>
-      </w:tblGrid>
-      <w:tr>
-        <w:trPr>
-          <w:trHeight w:val="315"/>
-          <w:jc w:val="center"/>
-        </w:trPr>
-        <w:tc>
-          <w:tcPr>
-            <w:tcW w:w="738" w:type="dxa"/>
-            <w:vMerge w:val="restart"/>
-            <w:vAlign w:val="center"/>
-          </w:tcPr>
-          <w:p>
-            <w:pPr>
-              <w:jc w:val="center"/>
-              <w:rPr>
-                <w:rFonts w:ascii="SutonnyMJ" w:hAnsi="SutonnyMJ" w:cs="SutonnyMJ"/>
-                <w:b/>
-                <w:sz w:val="24"/>
-                <w:szCs w:val="24"/>
-              </w:rPr>
-            </w:pPr>
-            <w:r>
-              <w:rPr>
-                <w:rFonts w:ascii="SutonnyMJ" w:hAnsi="SutonnyMJ" w:cs="SutonnyMJ"/>
-                <w:b/>
-                <w:sz w:val="24"/>
-                <w:szCs w:val="24"/>
-              </w:rPr>
-              <w:lastRenderedPageBreak/>
-              <w:t>µwgK bs</w:t>
-            </w:r>
-          </w:p>
-        </w:tc>
-        <w:tc>
-          <w:tcPr>
-            <w:tcW w:w="1440" w:type="dxa"/>
-            <w:vMerge w:val="restart"/>
-            <w:tcBorders>
-              <w:right w:val="single" w:sz="4" w:space="0" w:color="auto"/>
-            </w:tcBorders>
-            <w:vAlign w:val="center"/>
-          </w:tcPr>
-          <w:p>
-            <w:pPr>
-              <w:jc w:val="center"/>
-              <w:rPr>
-                <w:rFonts w:ascii="SutonnyMJ" w:hAnsi="SutonnyMJ" w:cs="SutonnyMJ"/>
-                <w:b/>
-                <w:sz w:val="24"/>
-                <w:szCs w:val="24"/>
-              </w:rPr>
-            </w:pPr>
-            <w:r>
-              <w:rPr>
-                <w:rFonts w:ascii="SutonnyMJ" w:hAnsi="SutonnyMJ" w:cs="SutonnyMJ"/>
-                <w:b/>
-                <w:sz w:val="24"/>
-                <w:szCs w:val="24"/>
-              </w:rPr>
-              <w:t>ZvwiL</w:t>
-            </w:r>
-          </w:p>
-        </w:tc>
-        <w:tc>
-          <w:tcPr>
-            <w:tcW w:w="4140" w:type="dxa"/>
-            <w:vMerge w:val="restart"/>
-            <w:tcBorders>
-              <w:left w:val="single" w:sz="4" w:space="0" w:color="auto"/>
-            </w:tcBorders>
-            <w:vAlign w:val="center"/>
-          </w:tcPr>
-          <w:p>
-            <w:pPr>
-              <w:jc w:val="center"/>
-              <w:rPr>
-                <w:rFonts w:ascii="SutonnyMJ" w:hAnsi="SutonnyMJ" w:cs="SutonnyMJ"/>
-                <w:b/>
-                <w:sz w:val="24"/>
-                <w:szCs w:val="24"/>
-              </w:rPr>
-            </w:pPr>
-            <w:r>
-              <w:rPr>
-                <w:rFonts w:ascii="SutonnyMJ" w:hAnsi="SutonnyMJ" w:cs="SutonnyMJ"/>
-                <w:b/>
-                <w:sz w:val="24"/>
-                <w:szCs w:val="24"/>
-              </w:rPr>
-              <w:t>cwi‡ek‡Ki cÖwZôv‡bi bvg(wVKvbv `iKvi bvB)</w:t>
-            </w:r>
-          </w:p>
-        </w:tc>
-        <w:tc>
-          <w:tcPr>
-            <w:tcW w:w="2317" w:type="dxa"/>
-            <w:gridSpan w:val="2"/>
-            <w:tcBorders>
-              <w:bottom w:val="single" w:sz="4" w:space="0" w:color="auto"/>
-              <w:right w:val="single" w:sz="4" w:space="0" w:color="auto"/>
-            </w:tcBorders>
-            <w:vAlign w:val="center"/>
-          </w:tcPr>
-          <w:p>
-            <w:pPr>
-              <w:jc w:val="center"/>
-              <w:rPr>
-                <w:rFonts w:ascii="SutonnyMJ" w:hAnsi="SutonnyMJ" w:cs="SutonnyMJ"/>
-                <w:b/>
-                <w:sz w:val="24"/>
-                <w:szCs w:val="24"/>
-              </w:rPr>
-            </w:pPr>
-            <w:r>
-              <w:rPr>
-                <w:rFonts w:ascii="SutonnyMJ" w:hAnsi="SutonnyMJ" w:cs="SutonnyMJ"/>
-                <w:b/>
-                <w:sz w:val="24"/>
-                <w:szCs w:val="24"/>
-              </w:rPr>
-              <w:t>wgUvi wiwWs</w:t>
-            </w:r>
-          </w:p>
-        </w:tc>
-        <w:tc>
-          <w:tcPr>
-            <w:tcW w:w="923" w:type="dxa"/>
-            <w:vMerge w:val="restart"/>
-            <w:tcBorders>
-              <w:left w:val="single" w:sz="4" w:space="0" w:color="auto"/>
-            </w:tcBorders>
-            <w:vAlign w:val="center"/>
-          </w:tcPr>
-          <w:p>
-            <w:pPr>
-              <w:jc w:val="center"/>
-              <w:rPr>
-                <w:rFonts w:ascii="SutonnyMJ" w:hAnsi="SutonnyMJ" w:cs="SutonnyMJ"/>
-                <w:b/>
-                <w:sz w:val="24"/>
-                <w:szCs w:val="24"/>
-              </w:rPr>
-            </w:pPr>
-            <w:r>
-              <w:rPr>
-                <w:rFonts w:ascii="SutonnyMJ" w:hAnsi="SutonnyMJ" w:cs="SutonnyMJ"/>
-                <w:b/>
-                <w:sz w:val="24"/>
-                <w:szCs w:val="24"/>
-              </w:rPr>
-              <w:t>‡gvU wK:wg:</w:t>
-            </w:r>
-          </w:p>
-        </w:tc>
-        <w:tc>
-          <w:tcPr>
-            <w:tcW w:w="2070" w:type="dxa"/>
-            <w:gridSpan w:val="2"/>
-            <w:tcBorders>
-              <w:bottom w:val="single" w:sz="4" w:space="0" w:color="auto"/>
-            </w:tcBorders>
-            <w:vAlign w:val="center"/>
-          </w:tcPr>
-          <w:p>
-            <w:pPr>
-              <w:jc w:val="center"/>
-              <w:rPr>
-                <w:rFonts w:ascii="SutonnyMJ" w:hAnsi="SutonnyMJ" w:cs="SutonnyMJ"/>
-                <w:b/>
-                <w:sz w:val="24"/>
-                <w:szCs w:val="24"/>
-              </w:rPr>
-            </w:pPr>
-            <w:r>
-              <w:rPr>
-                <w:rFonts w:ascii="SutonnyMJ" w:hAnsi="SutonnyMJ" w:cs="SutonnyMJ"/>
-                <w:b/>
-                <w:sz w:val="24"/>
-                <w:szCs w:val="24"/>
-              </w:rPr>
-              <w:t>R¡vjvbx LiP</w:t>
-            </w:r>
-          </w:p>
-        </w:tc>
-        <w:tc>
-          <w:tcPr>
-            <w:tcW w:w="1057" w:type="dxa"/>
-            <w:vMerge w:val="restart"/>
-            <w:vAlign w:val="center"/>
-          </w:tcPr>
-          <w:p>
-            <w:pPr>
-              <w:jc w:val="center"/>
-              <w:rPr>
-                <w:rFonts w:ascii="SutonnyMJ" w:hAnsi="SutonnyMJ" w:cs="SutonnyMJ"/>
-                <w:b/>
-                <w:sz w:val="24"/>
-                <w:szCs w:val="24"/>
-              </w:rPr>
-            </w:pPr>
-            <w:r>
-              <w:rPr>
-                <w:rFonts w:ascii="SutonnyMJ" w:hAnsi="SutonnyMJ" w:cs="SutonnyMJ"/>
-                <w:b/>
-                <w:sz w:val="24"/>
-                <w:szCs w:val="24"/>
-              </w:rPr>
-              <w:t>gwej</w:t>
-            </w:r>
-          </w:p>
-          <w:p>
-            <w:pPr>
-              <w:jc w:val="center"/>
-              <w:rPr>
-                <w:rFonts w:ascii="SutonnyMJ" w:hAnsi="SutonnyMJ" w:cs="SutonnyMJ"/>
-                <w:b/>
-                <w:sz w:val="24"/>
-                <w:szCs w:val="24"/>
-              </w:rPr>
-            </w:pPr>
-            <w:r>
-              <w:rPr>
-                <w:rFonts w:ascii="SutonnyMJ" w:hAnsi="SutonnyMJ" w:cs="SutonnyMJ"/>
-                <w:b/>
-                <w:sz w:val="24"/>
-                <w:szCs w:val="24"/>
-              </w:rPr>
-              <w:t>cwieZ©b</w:t>
-            </w:r>
-          </w:p>
-        </w:tc>
-        <w:tc>
-          <w:tcPr>
-            <w:tcW w:w="1080" w:type="dxa"/>
-            <w:vMerge w:val="restart"/>
-            <w:vAlign w:val="center"/>
-          </w:tcPr>
-          <w:p>
-            <w:pPr>
-              <w:jc w:val="center"/>
-              <w:rPr>
-                <w:rFonts w:ascii="SutonnyMJ" w:hAnsi="SutonnyMJ" w:cs="SutonnyMJ"/>
-                <w:b/>
-                <w:sz w:val="24"/>
-                <w:szCs w:val="24"/>
-              </w:rPr>
-            </w:pPr>
-            <w:r>
-              <w:rPr>
-                <w:rFonts w:ascii="SutonnyMJ" w:hAnsi="SutonnyMJ" w:cs="SutonnyMJ"/>
-                <w:b/>
-                <w:sz w:val="24"/>
-                <w:szCs w:val="24"/>
-              </w:rPr>
-              <w:t>wW G</w:t>
-            </w:r>
-          </w:p>
-          <w:p>
-            <w:pPr>
-              <w:jc w:val="center"/>
-              <w:rPr>
-                <w:rFonts w:ascii="SutonnyMJ" w:hAnsi="SutonnyMJ" w:cs="SutonnyMJ"/>
-                <w:b/>
-                <w:sz w:val="24"/>
-                <w:szCs w:val="24"/>
-              </w:rPr>
-            </w:pPr>
-            <w:r>
-              <w:rPr>
-                <w:rFonts w:ascii="SutonnyMJ" w:hAnsi="SutonnyMJ" w:cs="SutonnyMJ"/>
-                <w:b/>
-                <w:sz w:val="24"/>
-                <w:szCs w:val="24"/>
-              </w:rPr>
-              <w:t>wej</w:t>
-            </w:r>
-          </w:p>
-        </w:tc>
-        <w:tc>
-          <w:tcPr>
-            <w:tcW w:w="990" w:type="dxa"/>
-            <w:vMerge w:val="restart"/>
-            <w:vAlign w:val="center"/>
-          </w:tcPr>
-          <w:p>
-            <w:pPr>
-              <w:jc w:val="center"/>
-              <w:rPr>
-                <w:rFonts w:ascii="SutonnyMJ" w:hAnsi="SutonnyMJ" w:cs="SutonnyMJ"/>
-                <w:b/>
-                <w:sz w:val="24"/>
-                <w:szCs w:val="24"/>
-              </w:rPr>
-            </w:pPr>
-            <w:r>
-              <w:rPr>
-                <w:rFonts w:ascii="SutonnyMJ" w:hAnsi="SutonnyMJ" w:cs="SutonnyMJ"/>
-                <w:b/>
-                <w:sz w:val="24"/>
-                <w:szCs w:val="24"/>
-              </w:rPr>
-              <w:t>‡gvU LiP</w:t>
-            </w:r>
-          </w:p>
-        </w:tc>
-        <w:tc>
-          <w:tcPr>
-            <w:tcW w:w="1373" w:type="dxa"/>
-            <w:vMerge w:val="restart"/>
-            <w:vAlign w:val="center"/>
-          </w:tcPr>
-          <w:p>
-            <w:pPr>
-              <w:jc w:val="center"/>
-              <w:rPr>
-                <w:rFonts w:ascii="SutonnyMJ" w:hAnsi="SutonnyMJ" w:cs="SutonnyMJ"/>
-                <w:b/>
-              </w:rPr>
-            </w:pPr>
-            <w:r>
-              <w:rPr>
-                <w:rFonts w:ascii="SutonnyMJ" w:hAnsi="SutonnyMJ" w:cs="SutonnyMJ"/>
-                <w:b/>
-              </w:rPr>
-              <w:t>Ab¨ Kv‡iv mv‡_ †L‡j Zvi c`ex</w:t>
-            </w:r>
-          </w:p>
-        </w:tc>
-      </w:tr>
-      <w:tr>
-        <w:trPr>
-          <w:trHeight w:val="345"/>
-          <w:jc w:val="center"/>
-        </w:trPr>
-        <w:tc>
-          <w:tcPr>
-            <w:tcW w:w="738" w:type="dxa"/>
-            <w:vMerge/>
-            <w:vAlign w:val="center"/>
-          </w:tcPr>
-          <w:p>
-            <w:pPr>
-              <w:jc w:val="center"/>
-              <w:rPr>
-                <w:rFonts w:ascii="SutonnyMJ" w:hAnsi="SutonnyMJ" w:cs="SutonnyMJ"/>
-                <w:b/>
-                <w:sz w:val="30"/>
-                <w:szCs w:val="32"/>
-              </w:rPr>
-            </w:pPr>
-          </w:p>
-        </w:tc>
-        <w:tc>
-          <w:tcPr>
-            <w:tcW w:w="1440" w:type="dxa"/>
-            <w:vMerge/>
-            <w:tcBorders>
-              <w:right w:val="single" w:sz="4" w:space="0" w:color="auto"/>
-            </w:tcBorders>
-            <w:vAlign w:val="center"/>
-          </w:tcPr>
-          <w:p>
-            <w:pPr>
-              <w:jc w:val="center"/>
-              <w:rPr>
-                <w:rFonts w:ascii="SutonnyMJ" w:hAnsi="SutonnyMJ" w:cs="SutonnyMJ"/>
-                <w:b/>
-                <w:sz w:val="30"/>
-                <w:szCs w:val="28"/>
-              </w:rPr>
-            </w:pPr>
-          </w:p>
-        </w:tc>
-        <w:tc>
-          <w:tcPr>
-            <w:tcW w:w="4140" w:type="dxa"/>
-            <w:vMerge/>
-            <w:tcBorders>
-              <w:left w:val="single" w:sz="4" w:space="0" w:color="auto"/>
-            </w:tcBorders>
-            <w:vAlign w:val="center"/>
-          </w:tcPr>
-          <w:p>
-            <w:pPr>
-              <w:jc w:val="center"/>
-              <w:rPr>
-                <w:rFonts w:ascii="SutonnyMJ" w:hAnsi="SutonnyMJ" w:cs="SutonnyMJ"/>
-                <w:b/>
-                <w:sz w:val="30"/>
-                <w:szCs w:val="28"/>
-              </w:rPr>
-            </w:pPr>
-          </w:p>
-        </w:tc>
-        <w:tc>
-          <w:tcPr>
-            <w:tcW w:w="1170" w:type="dxa"/>
-            <w:tcBorders>
-              <w:top w:val="single" w:sz="4" w:space="0" w:color="auto"/>
-              <w:right w:val="single" w:sz="4" w:space="0" w:color="auto"/>
-            </w:tcBorders>
-            <w:vAlign w:val="center"/>
-          </w:tcPr>
-          <w:p>
-            <w:pPr>
-              <w:jc w:val="center"/>
-              <w:rPr>
-                <w:rFonts w:ascii="SutonnyMJ" w:hAnsi="SutonnyMJ" w:cs="SutonnyMJ"/>
-                <w:b/>
-                <w:sz w:val="30"/>
-                <w:szCs w:val="32"/>
-              </w:rPr>
-            </w:pPr>
-            <w:r>
-              <w:rPr>
-                <w:rFonts w:ascii="SutonnyMJ" w:hAnsi="SutonnyMJ" w:cs="SutonnyMJ"/>
-                <w:b/>
-                <w:sz w:val="30"/>
-                <w:szCs w:val="32"/>
-              </w:rPr>
-              <w:t>ï</w:t>
-            </w:r>
-            <w:r>
-              <w:rPr>
-                <w:rFonts w:ascii="SutonnyMJ" w:hAnsi="SutonnyMJ" w:cs="SutonnyMJ"/>
-                <w:b/>
-                <w:sz w:val="30"/>
-                <w:szCs w:val="32"/>
-              </w:rPr>
-              <w:t>iæ</w:t>
-            </w:r>
-          </w:p>
-        </w:tc>
-        <w:tc>
-          <w:tcPr>
-            <w:tcW w:w="1147" w:type="dxa"/>
-            <w:tcBorders>
-              <w:top w:val="single" w:sz="4" w:space="0" w:color="auto"/>
-              <w:right w:val="single" w:sz="4" w:space="0" w:color="auto"/>
-            </w:tcBorders>
-            <w:vAlign w:val="center"/>
-          </w:tcPr>
-          <w:p>
-            <w:pPr>
-              <w:jc w:val="center"/>
-              <w:rPr>
-                <w:rFonts w:ascii="SutonnyMJ" w:hAnsi="SutonnyMJ" w:cs="SutonnyMJ"/>
-                <w:b/>
-                <w:sz w:val="30"/>
-                <w:szCs w:val="32"/>
-              </w:rPr>
-            </w:pPr>
-            <w:r>
-              <w:rPr>
-                <w:rFonts w:ascii="SutonnyMJ" w:hAnsi="SutonnyMJ" w:cs="SutonnyMJ"/>
-                <w:b/>
-                <w:sz w:val="30"/>
-                <w:szCs w:val="32"/>
-              </w:rPr>
-              <w:t>‡kl</w:t>
-            </w:r>
-          </w:p>
-        </w:tc>
-        <w:tc>
-          <w:tcPr>
-            <w:tcW w:w="923" w:type="dxa"/>
-            <w:vMerge/>
-            <w:tcBorders>
-              <w:left w:val="single" w:sz="4" w:space="0" w:color="auto"/>
-            </w:tcBorders>
-            <w:vAlign w:val="center"/>
-          </w:tcPr>
-          <w:p>
-            <w:pPr>
-              <w:jc w:val="center"/>
-              <w:rPr>
-                <w:rFonts w:ascii="SutonnyMJ" w:hAnsi="SutonnyMJ" w:cs="SutonnyMJ"/>
-                <w:b/>
-                <w:sz w:val="30"/>
-                <w:szCs w:val="32"/>
-              </w:rPr>
-            </w:pPr>
-          </w:p>
-        </w:tc>
-        <w:tc>
-          <w:tcPr>
-            <w:tcW w:w="967" w:type="dxa"/>
-            <w:tcBorders>
-              <w:top w:val="single" w:sz="4" w:space="0" w:color="auto"/>
-            </w:tcBorders>
-            <w:vAlign w:val="center"/>
-          </w:tcPr>
-          <w:p>
-            <w:pPr>
-              <w:jc w:val="center"/>
-              <w:rPr>
-                <w:rFonts w:ascii="SutonnyMJ" w:hAnsi="SutonnyMJ" w:cs="SutonnyMJ"/>
-                <w:b/>
-                <w:sz w:val="30"/>
-                <w:szCs w:val="32"/>
-              </w:rPr>
-            </w:pPr>
-            <w:r>
-              <w:rPr>
-                <w:rFonts w:ascii="SutonnyMJ" w:hAnsi="SutonnyMJ" w:cs="SutonnyMJ"/>
-                <w:b/>
-                <w:sz w:val="30"/>
-                <w:szCs w:val="32"/>
-              </w:rPr>
-              <w:t>wjUvi</w:t>
-            </w:r>
-          </w:p>
-        </w:tc>
-        <w:tc>
-          <w:tcPr>
-            <w:tcW w:w="1103" w:type="dxa"/>
-            <w:tcBorders>
-              <w:top w:val="single" w:sz="4" w:space="0" w:color="auto"/>
-            </w:tcBorders>
-            <w:vAlign w:val="center"/>
-          </w:tcPr>
-          <w:p>
-            <w:pPr>
-              <w:jc w:val="center"/>
-              <w:rPr>
-                <w:rFonts w:ascii="SutonnyMJ" w:hAnsi="SutonnyMJ" w:cs="SutonnyMJ"/>
-                <w:b/>
-                <w:sz w:val="30"/>
-                <w:szCs w:val="32"/>
-              </w:rPr>
-            </w:pPr>
-            <w:r>
-              <w:rPr>
-                <w:rFonts w:ascii="SutonnyMJ" w:hAnsi="SutonnyMJ" w:cs="SutonnyMJ"/>
-                <w:b/>
-                <w:sz w:val="30"/>
-                <w:szCs w:val="32"/>
-              </w:rPr>
-              <w:t>g~j¨</w:t>
-            </w:r>
-          </w:p>
-        </w:tc>
-        <w:tc>
-          <w:tcPr>
-            <w:tcW w:w="1057" w:type="dxa"/>
-            <w:vMerge/>
-            <w:vAlign w:val="center"/>
-          </w:tcPr>
-          <w:p>
-            <w:pPr>
-              <w:jc w:val="center"/>
-              <w:rPr>
-                <w:rFonts w:ascii="SutonnyMJ" w:hAnsi="SutonnyMJ" w:cs="SutonnyMJ"/>
-                <w:b/>
-                <w:sz w:val="30"/>
-                <w:szCs w:val="32"/>
-              </w:rPr>
-            </w:pPr>
-          </w:p>
-        </w:tc>
-        <w:tc>
-          <w:tcPr>
-            <w:tcW w:w="1080" w:type="dxa"/>
-            <w:vMerge/>
-            <w:vAlign w:val="center"/>
-          </w:tcPr>
-          <w:p>
-            <w:pPr>
-              <w:jc w:val="center"/>
-              <w:rPr>
-                <w:rFonts w:ascii="SutonnyMJ" w:hAnsi="SutonnyMJ" w:cs="SutonnyMJ"/>
-                <w:b/>
-                <w:sz w:val="30"/>
-                <w:szCs w:val="32"/>
-              </w:rPr>
-            </w:pPr>
-          </w:p>
-        </w:tc>
-        <w:tc>
-          <w:tcPr>
-            <w:tcW w:w="990" w:type="dxa"/>
-            <w:vMerge/>
-            <w:vAlign w:val="center"/>
-          </w:tcPr>
-          <w:p>
-            <w:pPr>
-              <w:jc w:val="center"/>
-              <w:rPr>
-                <w:rFonts w:ascii="SutonnyMJ" w:hAnsi="SutonnyMJ" w:cs="SutonnyMJ"/>
-                <w:b/>
-                <w:sz w:val="30"/>
-                <w:szCs w:val="32"/>
-              </w:rPr>
-            </w:pPr>
-          </w:p>
-        </w:tc>
-        <w:tc>
-          <w:tcPr>
-            <w:tcW w:w="1373" w:type="dxa"/>
-            <w:vMerge/>
-            <w:vAlign w:val="center"/>
-          </w:tcPr>
-          <w:p>
-            <w:pPr>
-              <w:jc w:val="center"/>
-              <w:rPr>
-                <w:rFonts w:ascii="SutonnyMJ" w:hAnsi="SutonnyMJ" w:cs="SutonnyMJ"/>
-                <w:b/>
-                <w:sz w:val="30"/>
-                <w:szCs w:val="32"/>
-              </w:rPr>
-            </w:pPr>
-          </w:p>
-        </w:tc>
-      </w:tr>
-      <w:tr>
-        <w:trPr>
-          <w:trHeight w:val="2016"/>
-          <w:jc w:val="center"/>
-        </w:trPr>
-        <w:tc>
-          <w:tcPr>
-            <w:tcW w:w="738" w:type="dxa"/>
-            <w:tcBorders>
-              <w:bottom w:val="single" w:sz="4" w:space="0" w:color="auto"/>
-            </w:tcBorders>
-            <w:vAlign w:val="center"/>
-          </w:tcPr>
-          <w:p>
-            <w:pPr>
-              <w:jc w:val="center"/>
-              <w:rPr>
-                <w:rFonts w:ascii="SutonnyMJ" w:hAnsi="SutonnyMJ" w:cs="SutonnyMJ"/>
-                <w:b/>
-                <w:sz w:val="32"/>
-                <w:szCs w:val="32"/>
-              </w:rPr>
-            </w:pPr>
-          </w:p>
-        </w:tc>
-        <w:tc>
-          <w:tcPr>
-            <w:tcW w:w="1440" w:type="dxa"/>
-            <w:tcBorders>
-              <w:right w:val="single" w:sz="4" w:space="0" w:color="auto"/>
-            </w:tcBorders>
-            <w:vAlign w:val="center"/>
-          </w:tcPr>
-          <w:p>
-            <w:pPr>
-              <w:jc w:val="center"/>
-              <w:rPr>
-                <w:rFonts w:ascii="SutonnyMJ" w:hAnsi="SutonnyMJ" w:cs="SutonnyMJ"/>
-                <w:b/>
-                <w:sz w:val="32"/>
-                <w:szCs w:val="32"/>
-              </w:rPr>
-            </w:pPr>
-          </w:p>
-        </w:tc>
-        <w:tc>
-          <w:tcPr>
-            <w:tcW w:w="4140" w:type="dxa"/>
-            <w:tcBorders>
-              <w:left w:val="single" w:sz="4" w:space="0" w:color="auto"/>
-            </w:tcBorders>
-          </w:tcPr>
-          <w:p>
-            <w:pPr>
-              <w:jc w:val="both"/>
-              <w:rPr>
-                <w:rFonts w:ascii="SutonnyMJ" w:hAnsi="SutonnyMJ" w:cs="SutonnyMJ"/>
-                <w:b/>
-                <w:sz w:val="32"/>
-                <w:szCs w:val="32"/>
-              </w:rPr>
-            </w:pPr>
-          </w:p>
-        </w:tc>
-        <w:tc>
-          <w:tcPr>
-            <w:tcW w:w="1170" w:type="dxa"/>
-            <w:tcBorders>
-              <w:right w:val="single" w:sz="4" w:space="0" w:color="auto"/>
-            </w:tcBorders>
-          </w:tcPr>
-          <w:p>
-            <w:pPr>
-              <w:jc w:val="center"/>
-              <w:rPr>
-                <w:rFonts w:ascii="SutonnyMJ" w:hAnsi="SutonnyMJ" w:cs="SutonnyMJ"/>
-                <w:b/>
-                <w:sz w:val="32"/>
-                <w:szCs w:val="32"/>
-              </w:rPr>
-            </w:pPr>
-          </w:p>
-        </w:tc>
-        <w:tc>
-          <w:tcPr>
-            <w:tcW w:w="1147" w:type="dxa"/>
-            <w:tcBorders>
-              <w:left w:val="single" w:sz="4" w:space="0" w:color="auto"/>
-              <w:right w:val="single" w:sz="4" w:space="0" w:color="auto"/>
-            </w:tcBorders>
-          </w:tcPr>
-          <w:p>
-            <w:pPr>
-              <w:jc w:val="center"/>
-              <w:rPr>
-                <w:rFonts w:ascii="SutonnyMJ" w:hAnsi="SutonnyMJ" w:cs="SutonnyMJ"/>
-                <w:b/>
-                <w:sz w:val="32"/>
-                <w:szCs w:val="32"/>
-              </w:rPr>
-            </w:pPr>
-          </w:p>
-        </w:tc>
-        <w:tc>
-          <w:tcPr>
-            <w:tcW w:w="923" w:type="dxa"/>
-            <w:tcBorders>
-              <w:left w:val="single" w:sz="4" w:space="0" w:color="auto"/>
-            </w:tcBorders>
-          </w:tcPr>
-          <w:p>
-            <w:pPr>
-              <w:jc w:val="center"/>
-              <w:rPr>
-                <w:rFonts w:ascii="SutonnyMJ" w:hAnsi="SutonnyMJ" w:cs="SutonnyMJ"/>
-                <w:b/>
-                <w:sz w:val="32"/>
-                <w:szCs w:val="32"/>
-              </w:rPr>
-            </w:pPr>
-          </w:p>
-        </w:tc>
-        <w:tc>
-          <w:tcPr>
-            <w:tcW w:w="967" w:type="dxa"/>
-          </w:tcPr>
-          <w:p>
-            <w:pPr>
-              <w:jc w:val="center"/>
-              <w:rPr>
-                <w:rFonts w:ascii="SutonnyMJ" w:hAnsi="SutonnyMJ" w:cs="SutonnyMJ"/>
-                <w:b/>
-                <w:sz w:val="32"/>
-                <w:szCs w:val="32"/>
-              </w:rPr>
-            </w:pPr>
-          </w:p>
-        </w:tc>
-        <w:tc>
-          <w:tcPr>
-            <w:tcW w:w="1103" w:type="dxa"/>
-          </w:tcPr>
-          <w:p>
-            <w:pPr>
-              <w:jc w:val="center"/>
-              <w:rPr>
-                <w:rFonts w:ascii="SutonnyMJ" w:hAnsi="SutonnyMJ" w:cs="SutonnyMJ"/>
-                <w:b/>
-                <w:sz w:val="32"/>
-                <w:szCs w:val="32"/>
-              </w:rPr>
-            </w:pPr>
-          </w:p>
-        </w:tc>
-        <w:tc>
-          <w:tcPr>
-            <w:tcW w:w="1057" w:type="dxa"/>
-          </w:tcPr>
-          <w:p>
-            <w:pPr>
-              <w:jc w:val="center"/>
-              <w:rPr>
-                <w:rFonts w:ascii="SutonnyMJ" w:hAnsi="SutonnyMJ" w:cs="SutonnyMJ"/>
-                <w:b/>
-                <w:sz w:val="32"/>
-                <w:szCs w:val="32"/>
-              </w:rPr>
-            </w:pPr>
-          </w:p>
-        </w:tc>
-        <w:tc>
-          <w:tcPr>
-            <w:tcW w:w="1080" w:type="dxa"/>
-          </w:tcPr>
-          <w:p>
-            <w:pPr>
-              <w:jc w:val="center"/>
-              <w:rPr>
-                <w:rFonts w:ascii="SutonnyMJ" w:hAnsi="SutonnyMJ" w:cs="SutonnyMJ"/>
-                <w:b/>
-                <w:sz w:val="32"/>
-                <w:szCs w:val="32"/>
-              </w:rPr>
-            </w:pPr>
-          </w:p>
-        </w:tc>
-        <w:tc>
-          <w:tcPr>
-            <w:tcW w:w="990" w:type="dxa"/>
-          </w:tcPr>
-          <w:p>
-            <w:pPr>
-              <w:jc w:val="center"/>
-              <w:rPr>
-                <w:rFonts w:ascii="SutonnyMJ" w:hAnsi="SutonnyMJ" w:cs="SutonnyMJ"/>
-                <w:b/>
-                <w:sz w:val="32"/>
-                <w:szCs w:val="32"/>
-              </w:rPr>
-            </w:pPr>
-          </w:p>
-        </w:tc>
-        <w:tc>
-          <w:tcPr>
-            <w:tcW w:w="1373" w:type="dxa"/>
-          </w:tcPr>
-          <w:p>
-            <w:pPr>
-              <w:jc w:val="center"/>
-              <w:rPr>
-                <w:rFonts w:ascii="SutonnyMJ" w:hAnsi="SutonnyMJ" w:cs="SutonnyMJ"/>
-                <w:b/>
-                <w:sz w:val="32"/>
-                <w:szCs w:val="32"/>
-              </w:rPr>
-            </w:pPr>
-          </w:p>
-        </w:tc>
-      </w:tr>
-      <w:tr>
-        <w:trPr>
-          <w:trHeight w:val="2016"/>
-          <w:jc w:val="center"/>
-        </w:trPr>
-        <w:tc>
-          <w:tcPr>
-            <w:tcW w:w="738" w:type="dxa"/>
-            <w:tcBorders>
-              <w:top w:val="single" w:sz="4" w:space="0" w:color="auto"/>
-            </w:tcBorders>
-            <w:vAlign w:val="center"/>
-          </w:tcPr>
-          <w:p>
-            <w:pPr>
-              <w:jc w:val="center"/>
-              <w:rPr>
-                <w:rFonts w:ascii="SutonnyMJ" w:hAnsi="SutonnyMJ" w:cs="SutonnyMJ"/>
-                <w:b/>
-                <w:sz w:val="32"/>
-                <w:szCs w:val="32"/>
-              </w:rPr>
-            </w:pPr>
-          </w:p>
-        </w:tc>
-        <w:tc>
-          <w:tcPr>
-            <w:tcW w:w="1440" w:type="dxa"/>
-            <w:tcBorders>
-              <w:right w:val="single" w:sz="4" w:space="0" w:color="auto"/>
-            </w:tcBorders>
-            <w:vAlign w:val="center"/>
-          </w:tcPr>
-          <w:p>
-            <w:pPr>
-              <w:jc w:val="center"/>
-              <w:rPr>
-                <w:rFonts w:ascii="SutonnyMJ" w:hAnsi="SutonnyMJ" w:cs="SutonnyMJ"/>
-                <w:b/>
-                <w:sz w:val="32"/>
-                <w:szCs w:val="32"/>
-              </w:rPr>
-            </w:pPr>
-          </w:p>
-        </w:tc>
-        <w:tc>
-          <w:tcPr>
-            <w:tcW w:w="4140" w:type="dxa"/>
-            <w:tcBorders>
-              <w:left w:val="single" w:sz="4" w:space="0" w:color="auto"/>
-            </w:tcBorders>
-          </w:tcPr>
-          <w:p>
-            <w:pPr>
-              <w:jc w:val="both"/>
-              <w:rPr>
-                <w:rFonts w:ascii="SutonnyMJ" w:hAnsi="SutonnyMJ" w:cs="SutonnyMJ"/>
-                <w:b/>
-                <w:sz w:val="32"/>
-                <w:szCs w:val="32"/>
-              </w:rPr>
-            </w:pPr>
-          </w:p>
-        </w:tc>
-        <w:tc>
-          <w:tcPr>
-            <w:tcW w:w="1170" w:type="dxa"/>
-          </w:tcPr>
-          <w:p>
-            <w:pPr>
-              <w:jc w:val="center"/>
-              <w:rPr>
-                <w:rFonts w:ascii="SutonnyMJ" w:hAnsi="SutonnyMJ" w:cs="SutonnyMJ"/>
-                <w:b/>
-                <w:sz w:val="32"/>
-                <w:szCs w:val="32"/>
-              </w:rPr>
-            </w:pPr>
-          </w:p>
-        </w:tc>
-        <w:tc>
-          <w:tcPr>
-            <w:tcW w:w="1147" w:type="dxa"/>
-          </w:tcPr>
-          <w:p>
-            <w:pPr>
-              <w:jc w:val="center"/>
-              <w:rPr>
-                <w:rFonts w:ascii="SutonnyMJ" w:hAnsi="SutonnyMJ" w:cs="SutonnyMJ"/>
-                <w:b/>
-                <w:sz w:val="32"/>
-                <w:szCs w:val="32"/>
-              </w:rPr>
-            </w:pPr>
-          </w:p>
-        </w:tc>
-        <w:tc>
-          <w:tcPr>
-            <w:tcW w:w="923" w:type="dxa"/>
-          </w:tcPr>
-          <w:p>
-            <w:pPr>
-              <w:jc w:val="center"/>
-              <w:rPr>
-                <w:rFonts w:ascii="SutonnyMJ" w:hAnsi="SutonnyMJ" w:cs="SutonnyMJ"/>
-                <w:b/>
-                <w:sz w:val="32"/>
-                <w:szCs w:val="32"/>
-              </w:rPr>
-            </w:pPr>
-          </w:p>
-        </w:tc>
-        <w:tc>
-          <w:tcPr>
-            <w:tcW w:w="967" w:type="dxa"/>
-          </w:tcPr>
-          <w:p>
-            <w:pPr>
-              <w:jc w:val="center"/>
-              <w:rPr>
-                <w:rFonts w:ascii="SutonnyMJ" w:hAnsi="SutonnyMJ" w:cs="SutonnyMJ"/>
-                <w:b/>
-                <w:sz w:val="32"/>
-                <w:szCs w:val="32"/>
-              </w:rPr>
-            </w:pPr>
-          </w:p>
-        </w:tc>
-        <w:tc>
-          <w:tcPr>
-            <w:tcW w:w="1103" w:type="dxa"/>
-          </w:tcPr>
-          <w:p>
-            <w:pPr>
-              <w:jc w:val="center"/>
-              <w:rPr>
-                <w:rFonts w:ascii="SutonnyMJ" w:hAnsi="SutonnyMJ" w:cs="SutonnyMJ"/>
-                <w:b/>
-                <w:sz w:val="32"/>
-                <w:szCs w:val="32"/>
-              </w:rPr>
-            </w:pPr>
-          </w:p>
-        </w:tc>
-        <w:tc>
-          <w:tcPr>
-            <w:tcW w:w="1057" w:type="dxa"/>
-          </w:tcPr>
-          <w:p>
-            <w:pPr>
-              <w:jc w:val="center"/>
-              <w:rPr>
-                <w:rFonts w:ascii="SutonnyMJ" w:hAnsi="SutonnyMJ" w:cs="SutonnyMJ"/>
-                <w:b/>
-                <w:sz w:val="32"/>
-                <w:szCs w:val="32"/>
-              </w:rPr>
-            </w:pPr>
-          </w:p>
-        </w:tc>
-        <w:tc>
-          <w:tcPr>
-            <w:tcW w:w="1080" w:type="dxa"/>
-          </w:tcPr>
-          <w:p>
-            <w:pPr>
-              <w:jc w:val="center"/>
-              <w:rPr>
-                <w:rFonts w:ascii="SutonnyMJ" w:hAnsi="SutonnyMJ" w:cs="SutonnyMJ"/>
-                <w:b/>
-                <w:sz w:val="32"/>
-                <w:szCs w:val="32"/>
-              </w:rPr>
-            </w:pPr>
-          </w:p>
-        </w:tc>
-        <w:tc>
-          <w:tcPr>
-            <w:tcW w:w="990" w:type="dxa"/>
-          </w:tcPr>
-          <w:p>
-            <w:pPr>
-              <w:jc w:val="center"/>
-              <w:rPr>
-                <w:rFonts w:ascii="SutonnyMJ" w:hAnsi="SutonnyMJ" w:cs="SutonnyMJ"/>
-                <w:b/>
-                <w:sz w:val="32"/>
-                <w:szCs w:val="32"/>
-              </w:rPr>
-            </w:pPr>
-          </w:p>
-        </w:tc>
-        <w:tc>
-          <w:tcPr>
-            <w:tcW w:w="1373" w:type="dxa"/>
-          </w:tcPr>
-          <w:p>
-            <w:pPr>
-              <w:jc w:val="center"/>
-              <w:rPr>
-                <w:rFonts w:ascii="SutonnyMJ" w:hAnsi="SutonnyMJ" w:cs="SutonnyMJ"/>
-                <w:b/>
-                <w:sz w:val="32"/>
-                <w:szCs w:val="32"/>
-              </w:rPr>
-            </w:pPr>
-          </w:p>
-        </w:tc>
-      </w:tr>
-      <w:tr>
-        <w:trPr>
-          <w:trHeight w:val="2016"/>
-          <w:jc w:val="center"/>
-        </w:trPr>
-        <w:tc>
-          <w:tcPr>
-            <w:tcW w:w="738" w:type="dxa"/>
-            <w:vAlign w:val="center"/>
-          </w:tcPr>
-          <w:p>
-            <w:pPr>
-              <w:jc w:val="center"/>
-              <w:rPr>
-                <w:rFonts w:ascii="SutonnyMJ" w:hAnsi="SutonnyMJ" w:cs="SutonnyMJ"/>
-                <w:b/>
-                <w:sz w:val="32"/>
-                <w:szCs w:val="32"/>
-              </w:rPr>
-            </w:pPr>
-          </w:p>
-        </w:tc>
-        <w:tc>
-          <w:tcPr>
-            <w:tcW w:w="1440" w:type="dxa"/>
-            <w:tcBorders>
-              <w:right w:val="single" w:sz="4" w:space="0" w:color="auto"/>
-            </w:tcBorders>
-            <w:vAlign w:val="center"/>
-          </w:tcPr>
-          <w:p>
-            <w:pPr>
-              <w:jc w:val="center"/>
-              <w:rPr>
-                <w:rFonts w:ascii="SutonnyMJ" w:hAnsi="SutonnyMJ" w:cs="SutonnyMJ"/>
-                <w:b/>
-                <w:sz w:val="32"/>
-                <w:szCs w:val="32"/>
-              </w:rPr>
-            </w:pPr>
-          </w:p>
-        </w:tc>
-        <w:tc>
-          <w:tcPr>
-            <w:tcW w:w="4140" w:type="dxa"/>
-            <w:tcBorders>
-              <w:left w:val="single" w:sz="4" w:space="0" w:color="auto"/>
-            </w:tcBorders>
-          </w:tcPr>
-          <w:p>
-            <w:pPr>
-              <w:jc w:val="both"/>
-              <w:rPr>
-                <w:rFonts w:ascii="SutonnyMJ" w:hAnsi="SutonnyMJ" w:cs="SutonnyMJ"/>
-                <w:b/>
-                <w:sz w:val="32"/>
-                <w:szCs w:val="32"/>
-              </w:rPr>
-            </w:pPr>
-          </w:p>
-        </w:tc>
-        <w:tc>
-          <w:tcPr>
-            <w:tcW w:w="1170" w:type="dxa"/>
-          </w:tcPr>
-          <w:p>
-            <w:pPr>
-              <w:jc w:val="center"/>
-              <w:rPr>
-                <w:rFonts w:ascii="SutonnyMJ" w:hAnsi="SutonnyMJ" w:cs="SutonnyMJ"/>
-                <w:b/>
-                <w:sz w:val="32"/>
-                <w:szCs w:val="32"/>
-              </w:rPr>
-            </w:pPr>
-          </w:p>
-        </w:tc>
-        <w:tc>
-          <w:tcPr>
-            <w:tcW w:w="1147" w:type="dxa"/>
-          </w:tcPr>
-          <w:p>
-            <w:pPr>
-              <w:jc w:val="center"/>
-              <w:rPr>
-                <w:rFonts w:ascii="SutonnyMJ" w:hAnsi="SutonnyMJ" w:cs="SutonnyMJ"/>
-                <w:b/>
-                <w:sz w:val="32"/>
-                <w:szCs w:val="32"/>
-              </w:rPr>
-            </w:pPr>
-          </w:p>
-        </w:tc>
-        <w:tc>
-          <w:tcPr>
-            <w:tcW w:w="923" w:type="dxa"/>
-          </w:tcPr>
-          <w:p>
-            <w:pPr>
-              <w:jc w:val="center"/>
-              <w:rPr>
-                <w:rFonts w:ascii="SutonnyMJ" w:hAnsi="SutonnyMJ" w:cs="SutonnyMJ"/>
-                <w:b/>
-                <w:sz w:val="32"/>
-                <w:szCs w:val="32"/>
-              </w:rPr>
-            </w:pPr>
-          </w:p>
-        </w:tc>
-        <w:tc>
-          <w:tcPr>
-            <w:tcW w:w="967" w:type="dxa"/>
-          </w:tcPr>
-          <w:p>
-            <w:pPr>
-              <w:jc w:val="center"/>
-              <w:rPr>
-                <w:rFonts w:ascii="SutonnyMJ" w:hAnsi="SutonnyMJ" w:cs="SutonnyMJ"/>
-                <w:b/>
-                <w:sz w:val="32"/>
-                <w:szCs w:val="32"/>
-              </w:rPr>
-            </w:pPr>
-          </w:p>
-        </w:tc>
-        <w:tc>
-          <w:tcPr>
-            <w:tcW w:w="1103" w:type="dxa"/>
-          </w:tcPr>
-          <w:p>
-            <w:pPr>
-              <w:jc w:val="center"/>
-              <w:rPr>
-                <w:rFonts w:ascii="SutonnyMJ" w:hAnsi="SutonnyMJ" w:cs="SutonnyMJ"/>
-                <w:b/>
-                <w:sz w:val="32"/>
-                <w:szCs w:val="32"/>
-              </w:rPr>
-            </w:pPr>
-          </w:p>
-        </w:tc>
-        <w:tc>
-          <w:tcPr>
-            <w:tcW w:w="1057" w:type="dxa"/>
-          </w:tcPr>
-          <w:p>
-            <w:pPr>
-              <w:jc w:val="center"/>
-              <w:rPr>
-                <w:rFonts w:ascii="SutonnyMJ" w:hAnsi="SutonnyMJ" w:cs="SutonnyMJ"/>
-                <w:b/>
-                <w:sz w:val="32"/>
-                <w:szCs w:val="32"/>
-              </w:rPr>
-            </w:pPr>
-          </w:p>
-        </w:tc>
-        <w:tc>
-          <w:tcPr>
-            <w:tcW w:w="1080" w:type="dxa"/>
-          </w:tcPr>
-          <w:p>
-            <w:pPr>
-              <w:jc w:val="center"/>
-              <w:rPr>
-                <w:rFonts w:ascii="SutonnyMJ" w:hAnsi="SutonnyMJ" w:cs="SutonnyMJ"/>
-                <w:b/>
-                <w:sz w:val="32"/>
-                <w:szCs w:val="32"/>
-              </w:rPr>
-            </w:pPr>
-          </w:p>
-        </w:tc>
-        <w:tc>
-          <w:tcPr>
-            <w:tcW w:w="990" w:type="dxa"/>
-          </w:tcPr>
-          <w:p>
-            <w:pPr>
-              <w:jc w:val="center"/>
-              <w:rPr>
-                <w:rFonts w:ascii="SutonnyMJ" w:hAnsi="SutonnyMJ" w:cs="SutonnyMJ"/>
-                <w:b/>
-                <w:sz w:val="32"/>
-                <w:szCs w:val="32"/>
-              </w:rPr>
-            </w:pPr>
-          </w:p>
-        </w:tc>
-        <w:tc>
-          <w:tcPr>
-            <w:tcW w:w="1373" w:type="dxa"/>
-          </w:tcPr>
-          <w:p>
-            <w:pPr>
-              <w:jc w:val="center"/>
-              <w:rPr>
-                <w:rFonts w:ascii="SutonnyMJ" w:hAnsi="SutonnyMJ" w:cs="SutonnyMJ"/>
-                <w:b/>
-                <w:sz w:val="32"/>
-                <w:szCs w:val="32"/>
-              </w:rPr>
-            </w:pPr>
-          </w:p>
-        </w:tc>
-      </w:tr>
-      <w:tr>
-        <w:trPr>
-          <w:trHeight w:val="2016"/>
-          <w:jc w:val="center"/>
-        </w:trPr>
-        <w:tc>
-          <w:tcPr>
-            <w:tcW w:w="738" w:type="dxa"/>
-            <w:vAlign w:val="center"/>
-          </w:tcPr>
-          <w:p>
-            <w:pPr>
-              <w:jc w:val="center"/>
-              <w:rPr>
-                <w:rFonts w:ascii="SutonnyMJ" w:hAnsi="SutonnyMJ" w:cs="SutonnyMJ"/>
-                <w:b/>
-                <w:sz w:val="32"/>
-                <w:szCs w:val="32"/>
-              </w:rPr>
-            </w:pPr>
-          </w:p>
-        </w:tc>
-        <w:tc>
-          <w:tcPr>
-            <w:tcW w:w="1440" w:type="dxa"/>
-            <w:tcBorders>
-              <w:right w:val="single" w:sz="4" w:space="0" w:color="auto"/>
-            </w:tcBorders>
-            <w:vAlign w:val="center"/>
-          </w:tcPr>
-          <w:p>
-            <w:pPr>
-              <w:jc w:val="center"/>
-              <w:rPr>
-                <w:rFonts w:ascii="SutonnyMJ" w:hAnsi="SutonnyMJ" w:cs="SutonnyMJ"/>
-                <w:b/>
-                <w:sz w:val="32"/>
-                <w:szCs w:val="32"/>
-              </w:rPr>
-            </w:pPr>
-          </w:p>
-        </w:tc>
-        <w:tc>
-          <w:tcPr>
-            <w:tcW w:w="4140" w:type="dxa"/>
-            <w:tcBorders>
-              <w:left w:val="single" w:sz="4" w:space="0" w:color="auto"/>
-            </w:tcBorders>
-          </w:tcPr>
-          <w:p>
-            <w:pPr>
-              <w:jc w:val="both"/>
-              <w:rPr>
-                <w:rFonts w:ascii="SutonnyMJ" w:hAnsi="SutonnyMJ" w:cs="SutonnyMJ"/>
-                <w:b/>
-                <w:sz w:val="32"/>
-                <w:szCs w:val="32"/>
-              </w:rPr>
-            </w:pPr>
-          </w:p>
-        </w:tc>
-        <w:tc>
-          <w:tcPr>
-            <w:tcW w:w="1170" w:type="dxa"/>
-          </w:tcPr>
-          <w:p>
-            <w:pPr>
-              <w:jc w:val="center"/>
-              <w:rPr>
-                <w:rFonts w:ascii="SutonnyMJ" w:hAnsi="SutonnyMJ" w:cs="SutonnyMJ"/>
-                <w:b/>
-                <w:sz w:val="32"/>
-                <w:szCs w:val="32"/>
-              </w:rPr>
-            </w:pPr>
-          </w:p>
-        </w:tc>
-        <w:tc>
-          <w:tcPr>
-            <w:tcW w:w="1147" w:type="dxa"/>
-          </w:tcPr>
-          <w:p>
-            <w:pPr>
-              <w:jc w:val="center"/>
-              <w:rPr>
-                <w:rFonts w:ascii="SutonnyMJ" w:hAnsi="SutonnyMJ" w:cs="SutonnyMJ"/>
-                <w:b/>
-                <w:sz w:val="32"/>
-                <w:szCs w:val="32"/>
-              </w:rPr>
-            </w:pPr>
-          </w:p>
-        </w:tc>
-        <w:tc>
-          <w:tcPr>
-            <w:tcW w:w="923" w:type="dxa"/>
-          </w:tcPr>
-          <w:p>
-            <w:pPr>
-              <w:jc w:val="center"/>
-              <w:rPr>
-                <w:rFonts w:ascii="SutonnyMJ" w:hAnsi="SutonnyMJ" w:cs="SutonnyMJ"/>
-                <w:b/>
-                <w:sz w:val="32"/>
-                <w:szCs w:val="32"/>
-              </w:rPr>
-            </w:pPr>
-          </w:p>
-        </w:tc>
-        <w:tc>
-          <w:tcPr>
-            <w:tcW w:w="967" w:type="dxa"/>
-          </w:tcPr>
-          <w:p>
-            <w:pPr>
-              <w:jc w:val="center"/>
-              <w:rPr>
-                <w:rFonts w:ascii="SutonnyMJ" w:hAnsi="SutonnyMJ" w:cs="SutonnyMJ"/>
-                <w:b/>
-                <w:sz w:val="32"/>
-                <w:szCs w:val="32"/>
-              </w:rPr>
-            </w:pPr>
-          </w:p>
-        </w:tc>
-        <w:tc>
-          <w:tcPr>
-            <w:tcW w:w="1103" w:type="dxa"/>
-          </w:tcPr>
-          <w:p>
-            <w:pPr>
-              <w:jc w:val="center"/>
-              <w:rPr>
-                <w:rFonts w:ascii="SutonnyMJ" w:hAnsi="SutonnyMJ" w:cs="SutonnyMJ"/>
-                <w:b/>
-                <w:sz w:val="32"/>
-                <w:szCs w:val="32"/>
-              </w:rPr>
-            </w:pPr>
-          </w:p>
-        </w:tc>
-        <w:tc>
-          <w:tcPr>
-            <w:tcW w:w="1057" w:type="dxa"/>
-          </w:tcPr>
-          <w:p>
-            <w:pPr>
-              <w:jc w:val="center"/>
-              <w:rPr>
-                <w:rFonts w:ascii="SutonnyMJ" w:hAnsi="SutonnyMJ" w:cs="SutonnyMJ"/>
-                <w:b/>
-                <w:sz w:val="32"/>
-                <w:szCs w:val="32"/>
-              </w:rPr>
-            </w:pPr>
-          </w:p>
-        </w:tc>
-        <w:tc>
-          <w:tcPr>
-            <w:tcW w:w="1080" w:type="dxa"/>
-          </w:tcPr>
-          <w:p>
-            <w:pPr>
-              <w:jc w:val="center"/>
-              <w:rPr>
-                <w:rFonts w:ascii="SutonnyMJ" w:hAnsi="SutonnyMJ" w:cs="SutonnyMJ"/>
-                <w:b/>
-                <w:sz w:val="32"/>
-                <w:szCs w:val="32"/>
-              </w:rPr>
-            </w:pPr>
-          </w:p>
-        </w:tc>
-        <w:tc>
-          <w:tcPr>
-            <w:tcW w:w="990" w:type="dxa"/>
-          </w:tcPr>
-          <w:p>
-            <w:pPr>
-              <w:jc w:val="center"/>
-              <w:rPr>
-                <w:rFonts w:ascii="SutonnyMJ" w:hAnsi="SutonnyMJ" w:cs="SutonnyMJ"/>
-                <w:b/>
-                <w:sz w:val="32"/>
-                <w:szCs w:val="32"/>
-              </w:rPr>
-            </w:pPr>
-          </w:p>
-        </w:tc>
-        <w:tc>
-          <w:tcPr>
-            <w:tcW w:w="1373" w:type="dxa"/>
-          </w:tcPr>
-          <w:p>
-            <w:pPr>
-              <w:jc w:val="center"/>
-              <w:rPr>
-                <w:rFonts w:ascii="SutonnyMJ" w:hAnsi="SutonnyMJ" w:cs="SutonnyMJ"/>
-                <w:b/>
-                <w:sz w:val="32"/>
-                <w:szCs w:val="32"/>
-              </w:rPr>
-            </w:pPr>
-          </w:p>
-        </w:tc>
-      </w:tr>
-    </w:tbl>
-    <w:p>
-      <w:pPr>
-        <w:jc w:val="both"/>
-        <w:rPr>
-          <w:rFonts w:ascii="SutonnyMJ" w:hAnsi="SutonnyMJ" w:cs="SutonnyMJ"/>
-          <w:b/>
-          <w:sz w:val="32"/>
-          <w:szCs w:val="32"/>
-        </w:rPr>
-      </w:pPr>
-    </w:p>
     <w:p>
       <w:pPr>
         <w:jc w:val="both"/>
@@ -3360,8 +1859,1507 @@
       </w:tblPr>
       <w:tblGrid>
         <w:gridCol w:w="738"/>
-        <w:gridCol w:w="1440"/>
-        <w:gridCol w:w="3870"/>
+        <w:gridCol w:w="1507"/>
+        <w:gridCol w:w="4073"/>
+        <w:gridCol w:w="1170"/>
+        <w:gridCol w:w="1147"/>
+        <w:gridCol w:w="923"/>
+        <w:gridCol w:w="967"/>
+        <w:gridCol w:w="1103"/>
+        <w:gridCol w:w="967"/>
+        <w:gridCol w:w="990"/>
+        <w:gridCol w:w="1170"/>
+        <w:gridCol w:w="1373"/>
+      </w:tblGrid>
+      <w:tr>
+        <w:trPr>
+          <w:trHeight w:val="315"/>
+          <w:jc w:val="center"/>
+        </w:trPr>
+        <w:tc>
+          <w:tcPr>
+            <w:tcW w:w="738" w:type="dxa"/>
+            <w:vMerge w:val="restart"/>
+            <w:vAlign w:val="center"/>
+          </w:tcPr>
+          <w:p>
+            <w:pPr>
+              <w:jc w:val="center"/>
+              <w:rPr>
+                <w:rFonts w:ascii="SutonnyMJ" w:hAnsi="SutonnyMJ" w:cs="SutonnyMJ"/>
+                <w:b/>
+                <w:sz w:val="24"/>
+                <w:szCs w:val="24"/>
+              </w:rPr>
+            </w:pPr>
+            <w:r>
+              <w:rPr>
+                <w:rFonts w:ascii="SutonnyMJ" w:hAnsi="SutonnyMJ" w:cs="SutonnyMJ"/>
+                <w:b/>
+                <w:sz w:val="24"/>
+                <w:szCs w:val="24"/>
+              </w:rPr>
+              <w:lastRenderedPageBreak/>
+              <w:t>µwgK bs</w:t>
+            </w:r>
+          </w:p>
+        </w:tc>
+        <w:tc>
+          <w:tcPr>
+            <w:tcW w:w="1507" w:type="dxa"/>
+            <w:vMerge w:val="restart"/>
+            <w:tcBorders>
+              <w:right w:val="single" w:sz="4" w:space="0" w:color="auto"/>
+            </w:tcBorders>
+            <w:vAlign w:val="center"/>
+          </w:tcPr>
+          <w:p>
+            <w:pPr>
+              <w:jc w:val="center"/>
+              <w:rPr>
+                <w:rFonts w:ascii="SutonnyMJ" w:hAnsi="SutonnyMJ" w:cs="SutonnyMJ"/>
+                <w:b/>
+                <w:sz w:val="24"/>
+                <w:szCs w:val="24"/>
+              </w:rPr>
+            </w:pPr>
+            <w:r>
+              <w:rPr>
+                <w:rFonts w:ascii="SutonnyMJ" w:hAnsi="SutonnyMJ" w:cs="SutonnyMJ"/>
+                <w:b/>
+                <w:sz w:val="24"/>
+                <w:szCs w:val="24"/>
+              </w:rPr>
+              <w:t>ZvwiL</w:t>
+            </w:r>
+          </w:p>
+        </w:tc>
+        <w:tc>
+          <w:tcPr>
+            <w:tcW w:w="4073" w:type="dxa"/>
+            <w:vMerge w:val="restart"/>
+            <w:tcBorders>
+              <w:left w:val="single" w:sz="4" w:space="0" w:color="auto"/>
+            </w:tcBorders>
+            <w:vAlign w:val="center"/>
+          </w:tcPr>
+          <w:p>
+            <w:pPr>
+              <w:jc w:val="center"/>
+              <w:rPr>
+                <w:rFonts w:ascii="SutonnyMJ" w:hAnsi="SutonnyMJ" w:cs="SutonnyMJ"/>
+                <w:b/>
+                <w:sz w:val="24"/>
+                <w:szCs w:val="24"/>
+              </w:rPr>
+            </w:pPr>
+            <w:r>
+              <w:rPr>
+                <w:rFonts w:ascii="SutonnyMJ" w:hAnsi="SutonnyMJ" w:cs="SutonnyMJ"/>
+                <w:b/>
+                <w:sz w:val="24"/>
+                <w:szCs w:val="24"/>
+              </w:rPr>
+              <w:t>cwi‡ek‡Ki cÖwZôv‡bi bvg(wVKvbv `iKvi bvB)</w:t>
+            </w:r>
+          </w:p>
+        </w:tc>
+        <w:tc>
+          <w:tcPr>
+            <w:tcW w:w="2317" w:type="dxa"/>
+            <w:gridSpan w:val="2"/>
+            <w:tcBorders>
+              <w:bottom w:val="single" w:sz="4" w:space="0" w:color="auto"/>
+              <w:right w:val="single" w:sz="4" w:space="0" w:color="auto"/>
+            </w:tcBorders>
+            <w:vAlign w:val="center"/>
+          </w:tcPr>
+          <w:p>
+            <w:pPr>
+              <w:jc w:val="center"/>
+              <w:rPr>
+                <w:rFonts w:ascii="SutonnyMJ" w:hAnsi="SutonnyMJ" w:cs="SutonnyMJ"/>
+                <w:b/>
+                <w:sz w:val="24"/>
+                <w:szCs w:val="24"/>
+              </w:rPr>
+            </w:pPr>
+            <w:r>
+              <w:rPr>
+                <w:rFonts w:ascii="SutonnyMJ" w:hAnsi="SutonnyMJ" w:cs="SutonnyMJ"/>
+                <w:b/>
+                <w:sz w:val="24"/>
+                <w:szCs w:val="24"/>
+              </w:rPr>
+              <w:t>wgUvi wiwWs</w:t>
+            </w:r>
+          </w:p>
+        </w:tc>
+        <w:tc>
+          <w:tcPr>
+            <w:tcW w:w="923" w:type="dxa"/>
+            <w:vMerge w:val="restart"/>
+            <w:tcBorders>
+              <w:left w:val="single" w:sz="4" w:space="0" w:color="auto"/>
+            </w:tcBorders>
+            <w:vAlign w:val="center"/>
+          </w:tcPr>
+          <w:p>
+            <w:pPr>
+              <w:jc w:val="center"/>
+              <w:rPr>
+                <w:rFonts w:ascii="SutonnyMJ" w:hAnsi="SutonnyMJ" w:cs="SutonnyMJ"/>
+                <w:b/>
+                <w:sz w:val="24"/>
+                <w:szCs w:val="24"/>
+              </w:rPr>
+            </w:pPr>
+            <w:r>
+              <w:rPr>
+                <w:rFonts w:ascii="SutonnyMJ" w:hAnsi="SutonnyMJ" w:cs="SutonnyMJ"/>
+                <w:b/>
+                <w:sz w:val="24"/>
+                <w:szCs w:val="24"/>
+              </w:rPr>
+              <w:t>‡gvU wK:wg:</w:t>
+            </w:r>
+          </w:p>
+        </w:tc>
+        <w:tc>
+          <w:tcPr>
+            <w:tcW w:w="2070" w:type="dxa"/>
+            <w:gridSpan w:val="2"/>
+            <w:tcBorders>
+              <w:bottom w:val="single" w:sz="4" w:space="0" w:color="auto"/>
+            </w:tcBorders>
+            <w:vAlign w:val="center"/>
+          </w:tcPr>
+          <w:p>
+            <w:pPr>
+              <w:jc w:val="center"/>
+              <w:rPr>
+                <w:rFonts w:ascii="SutonnyMJ" w:hAnsi="SutonnyMJ" w:cs="SutonnyMJ"/>
+                <w:b/>
+                <w:sz w:val="24"/>
+                <w:szCs w:val="24"/>
+              </w:rPr>
+            </w:pPr>
+            <w:r>
+              <w:rPr>
+                <w:rFonts w:ascii="SutonnyMJ" w:hAnsi="SutonnyMJ" w:cs="SutonnyMJ"/>
+                <w:b/>
+                <w:sz w:val="24"/>
+                <w:szCs w:val="24"/>
+              </w:rPr>
+              <w:t>R¡vjvbx LiP</w:t>
+            </w:r>
+          </w:p>
+        </w:tc>
+        <w:tc>
+          <w:tcPr>
+            <w:tcW w:w="967" w:type="dxa"/>
+            <w:vMerge w:val="restart"/>
+            <w:vAlign w:val="center"/>
+          </w:tcPr>
+          <w:p>
+            <w:pPr>
+              <w:jc w:val="center"/>
+              <w:rPr>
+                <w:rFonts w:ascii="SutonnyMJ" w:hAnsi="SutonnyMJ" w:cs="SutonnyMJ"/>
+                <w:b/>
+                <w:sz w:val="24"/>
+                <w:szCs w:val="24"/>
+              </w:rPr>
+            </w:pPr>
+            <w:r>
+              <w:rPr>
+                <w:rFonts w:ascii="SutonnyMJ" w:hAnsi="SutonnyMJ" w:cs="SutonnyMJ"/>
+                <w:b/>
+                <w:sz w:val="24"/>
+                <w:szCs w:val="24"/>
+              </w:rPr>
+              <w:t>gwej</w:t>
+            </w:r>
+          </w:p>
+          <w:p>
+            <w:pPr>
+              <w:jc w:val="center"/>
+              <w:rPr>
+                <w:rFonts w:ascii="SutonnyMJ" w:hAnsi="SutonnyMJ" w:cs="SutonnyMJ"/>
+                <w:b/>
+                <w:sz w:val="24"/>
+                <w:szCs w:val="24"/>
+              </w:rPr>
+            </w:pPr>
+            <w:r>
+              <w:rPr>
+                <w:rFonts w:ascii="SutonnyMJ" w:hAnsi="SutonnyMJ" w:cs="SutonnyMJ"/>
+                <w:b/>
+                <w:sz w:val="24"/>
+                <w:szCs w:val="24"/>
+              </w:rPr>
+              <w:t>cwieZ©b</w:t>
+            </w:r>
+          </w:p>
+        </w:tc>
+        <w:tc>
+          <w:tcPr>
+            <w:tcW w:w="990" w:type="dxa"/>
+            <w:vMerge w:val="restart"/>
+            <w:vAlign w:val="center"/>
+          </w:tcPr>
+          <w:p>
+            <w:pPr>
+              <w:jc w:val="center"/>
+              <w:rPr>
+                <w:rFonts w:ascii="SutonnyMJ" w:hAnsi="SutonnyMJ" w:cs="SutonnyMJ"/>
+                <w:b/>
+                <w:sz w:val="24"/>
+                <w:szCs w:val="24"/>
+              </w:rPr>
+            </w:pPr>
+            <w:r>
+              <w:rPr>
+                <w:rFonts w:ascii="SutonnyMJ" w:hAnsi="SutonnyMJ" w:cs="SutonnyMJ"/>
+                <w:b/>
+                <w:sz w:val="24"/>
+                <w:szCs w:val="24"/>
+              </w:rPr>
+              <w:t>wW G</w:t>
+            </w:r>
+          </w:p>
+          <w:p>
+            <w:pPr>
+              <w:jc w:val="center"/>
+              <w:rPr>
+                <w:rFonts w:ascii="SutonnyMJ" w:hAnsi="SutonnyMJ" w:cs="SutonnyMJ"/>
+                <w:b/>
+                <w:sz w:val="24"/>
+                <w:szCs w:val="24"/>
+              </w:rPr>
+            </w:pPr>
+            <w:r>
+              <w:rPr>
+                <w:rFonts w:ascii="SutonnyMJ" w:hAnsi="SutonnyMJ" w:cs="SutonnyMJ"/>
+                <w:b/>
+                <w:sz w:val="24"/>
+                <w:szCs w:val="24"/>
+              </w:rPr>
+              <w:t>wej</w:t>
+            </w:r>
+          </w:p>
+        </w:tc>
+        <w:tc>
+          <w:tcPr>
+            <w:tcW w:w="1170" w:type="dxa"/>
+            <w:vMerge w:val="restart"/>
+            <w:vAlign w:val="center"/>
+          </w:tcPr>
+          <w:p>
+            <w:pPr>
+              <w:jc w:val="center"/>
+              <w:rPr>
+                <w:rFonts w:ascii="SutonnyMJ" w:hAnsi="SutonnyMJ" w:cs="SutonnyMJ"/>
+                <w:b/>
+                <w:sz w:val="24"/>
+                <w:szCs w:val="24"/>
+              </w:rPr>
+            </w:pPr>
+            <w:r>
+              <w:rPr>
+                <w:rFonts w:ascii="SutonnyMJ" w:hAnsi="SutonnyMJ" w:cs="SutonnyMJ"/>
+                <w:b/>
+                <w:sz w:val="24"/>
+                <w:szCs w:val="24"/>
+              </w:rPr>
+              <w:t>‡gvU LiP</w:t>
+            </w:r>
+          </w:p>
+        </w:tc>
+        <w:tc>
+          <w:tcPr>
+            <w:tcW w:w="1373" w:type="dxa"/>
+            <w:vMerge w:val="restart"/>
+            <w:vAlign w:val="center"/>
+          </w:tcPr>
+          <w:p>
+            <w:pPr>
+              <w:jc w:val="center"/>
+              <w:rPr>
+                <w:rFonts w:ascii="SutonnyMJ" w:hAnsi="SutonnyMJ" w:cs="SutonnyMJ"/>
+                <w:b/>
+              </w:rPr>
+            </w:pPr>
+            <w:r>
+              <w:rPr>
+                <w:rFonts w:ascii="SutonnyMJ" w:hAnsi="SutonnyMJ" w:cs="SutonnyMJ"/>
+                <w:b/>
+              </w:rPr>
+              <w:t>Ab¨ Kv‡iv mv‡_ †L‡j Zvi c`ex</w:t>
+            </w:r>
+          </w:p>
+        </w:tc>
+      </w:tr>
+      <w:tr>
+        <w:trPr>
+          <w:trHeight w:val="345"/>
+          <w:jc w:val="center"/>
+        </w:trPr>
+        <w:tc>
+          <w:tcPr>
+            <w:tcW w:w="738" w:type="dxa"/>
+            <w:vMerge/>
+            <w:vAlign w:val="center"/>
+          </w:tcPr>
+          <w:p>
+            <w:pPr>
+              <w:jc w:val="center"/>
+              <w:rPr>
+                <w:rFonts w:ascii="SutonnyMJ" w:hAnsi="SutonnyMJ" w:cs="SutonnyMJ"/>
+                <w:b/>
+                <w:sz w:val="30"/>
+                <w:szCs w:val="32"/>
+              </w:rPr>
+            </w:pPr>
+          </w:p>
+        </w:tc>
+        <w:tc>
+          <w:tcPr>
+            <w:tcW w:w="1507" w:type="dxa"/>
+            <w:vMerge/>
+            <w:tcBorders>
+              <w:right w:val="single" w:sz="4" w:space="0" w:color="auto"/>
+            </w:tcBorders>
+            <w:vAlign w:val="center"/>
+          </w:tcPr>
+          <w:p>
+            <w:pPr>
+              <w:jc w:val="center"/>
+              <w:rPr>
+                <w:rFonts w:ascii="SutonnyMJ" w:hAnsi="SutonnyMJ" w:cs="SutonnyMJ"/>
+                <w:b/>
+                <w:sz w:val="30"/>
+                <w:szCs w:val="28"/>
+              </w:rPr>
+            </w:pPr>
+          </w:p>
+        </w:tc>
+        <w:tc>
+          <w:tcPr>
+            <w:tcW w:w="4073" w:type="dxa"/>
+            <w:vMerge/>
+            <w:tcBorders>
+              <w:left w:val="single" w:sz="4" w:space="0" w:color="auto"/>
+            </w:tcBorders>
+            <w:vAlign w:val="center"/>
+          </w:tcPr>
+          <w:p>
+            <w:pPr>
+              <w:jc w:val="center"/>
+              <w:rPr>
+                <w:rFonts w:ascii="SutonnyMJ" w:hAnsi="SutonnyMJ" w:cs="SutonnyMJ"/>
+                <w:b/>
+                <w:sz w:val="30"/>
+                <w:szCs w:val="28"/>
+              </w:rPr>
+            </w:pPr>
+          </w:p>
+        </w:tc>
+        <w:tc>
+          <w:tcPr>
+            <w:tcW w:w="1170" w:type="dxa"/>
+            <w:tcBorders>
+              <w:top w:val="single" w:sz="4" w:space="0" w:color="auto"/>
+              <w:right w:val="single" w:sz="4" w:space="0" w:color="auto"/>
+            </w:tcBorders>
+            <w:vAlign w:val="center"/>
+          </w:tcPr>
+          <w:p>
+            <w:pPr>
+              <w:jc w:val="center"/>
+              <w:rPr>
+                <w:rFonts w:ascii="SutonnyMJ" w:hAnsi="SutonnyMJ" w:cs="SutonnyMJ"/>
+                <w:b/>
+                <w:sz w:val="30"/>
+                <w:szCs w:val="32"/>
+              </w:rPr>
+            </w:pPr>
+            <w:r>
+              <w:rPr>
+                <w:rFonts w:ascii="SutonnyMJ" w:hAnsi="SutonnyMJ" w:cs="SutonnyMJ"/>
+                <w:b/>
+                <w:sz w:val="30"/>
+                <w:szCs w:val="32"/>
+              </w:rPr>
+              <w:t>ï</w:t>
+            </w:r>
+            <w:r>
+              <w:rPr>
+                <w:rFonts w:ascii="SutonnyMJ" w:hAnsi="SutonnyMJ" w:cs="SutonnyMJ"/>
+                <w:b/>
+                <w:sz w:val="30"/>
+                <w:szCs w:val="32"/>
+              </w:rPr>
+              <w:t>iæ</w:t>
+            </w:r>
+          </w:p>
+        </w:tc>
+        <w:tc>
+          <w:tcPr>
+            <w:tcW w:w="1147" w:type="dxa"/>
+            <w:tcBorders>
+              <w:top w:val="single" w:sz="4" w:space="0" w:color="auto"/>
+              <w:right w:val="single" w:sz="4" w:space="0" w:color="auto"/>
+            </w:tcBorders>
+            <w:vAlign w:val="center"/>
+          </w:tcPr>
+          <w:p>
+            <w:pPr>
+              <w:jc w:val="center"/>
+              <w:rPr>
+                <w:rFonts w:ascii="SutonnyMJ" w:hAnsi="SutonnyMJ" w:cs="SutonnyMJ"/>
+                <w:b/>
+                <w:sz w:val="30"/>
+                <w:szCs w:val="32"/>
+              </w:rPr>
+            </w:pPr>
+            <w:r>
+              <w:rPr>
+                <w:rFonts w:ascii="SutonnyMJ" w:hAnsi="SutonnyMJ" w:cs="SutonnyMJ"/>
+                <w:b/>
+                <w:sz w:val="30"/>
+                <w:szCs w:val="32"/>
+              </w:rPr>
+              <w:t>‡kl</w:t>
+            </w:r>
+          </w:p>
+        </w:tc>
+        <w:tc>
+          <w:tcPr>
+            <w:tcW w:w="923" w:type="dxa"/>
+            <w:vMerge/>
+            <w:tcBorders>
+              <w:left w:val="single" w:sz="4" w:space="0" w:color="auto"/>
+            </w:tcBorders>
+            <w:vAlign w:val="center"/>
+          </w:tcPr>
+          <w:p>
+            <w:pPr>
+              <w:jc w:val="center"/>
+              <w:rPr>
+                <w:rFonts w:ascii="SutonnyMJ" w:hAnsi="SutonnyMJ" w:cs="SutonnyMJ"/>
+                <w:b/>
+                <w:sz w:val="30"/>
+                <w:szCs w:val="32"/>
+              </w:rPr>
+            </w:pPr>
+          </w:p>
+        </w:tc>
+        <w:tc>
+          <w:tcPr>
+            <w:tcW w:w="967" w:type="dxa"/>
+            <w:tcBorders>
+              <w:top w:val="single" w:sz="4" w:space="0" w:color="auto"/>
+            </w:tcBorders>
+            <w:vAlign w:val="center"/>
+          </w:tcPr>
+          <w:p>
+            <w:pPr>
+              <w:jc w:val="center"/>
+              <w:rPr>
+                <w:rFonts w:ascii="SutonnyMJ" w:hAnsi="SutonnyMJ" w:cs="SutonnyMJ"/>
+                <w:b/>
+                <w:sz w:val="30"/>
+                <w:szCs w:val="32"/>
+              </w:rPr>
+            </w:pPr>
+            <w:r>
+              <w:rPr>
+                <w:rFonts w:ascii="SutonnyMJ" w:hAnsi="SutonnyMJ" w:cs="SutonnyMJ"/>
+                <w:b/>
+                <w:sz w:val="30"/>
+                <w:szCs w:val="32"/>
+              </w:rPr>
+              <w:t>wjUvi</w:t>
+            </w:r>
+          </w:p>
+        </w:tc>
+        <w:tc>
+          <w:tcPr>
+            <w:tcW w:w="1103" w:type="dxa"/>
+            <w:tcBorders>
+              <w:top w:val="single" w:sz="4" w:space="0" w:color="auto"/>
+            </w:tcBorders>
+            <w:vAlign w:val="center"/>
+          </w:tcPr>
+          <w:p>
+            <w:pPr>
+              <w:jc w:val="center"/>
+              <w:rPr>
+                <w:rFonts w:ascii="SutonnyMJ" w:hAnsi="SutonnyMJ" w:cs="SutonnyMJ"/>
+                <w:b/>
+                <w:sz w:val="30"/>
+                <w:szCs w:val="32"/>
+              </w:rPr>
+            </w:pPr>
+            <w:r>
+              <w:rPr>
+                <w:rFonts w:ascii="SutonnyMJ" w:hAnsi="SutonnyMJ" w:cs="SutonnyMJ"/>
+                <w:b/>
+                <w:sz w:val="30"/>
+                <w:szCs w:val="32"/>
+              </w:rPr>
+              <w:t>g~j¨</w:t>
+            </w:r>
+          </w:p>
+        </w:tc>
+        <w:tc>
+          <w:tcPr>
+            <w:tcW w:w="967" w:type="dxa"/>
+            <w:vMerge/>
+            <w:vAlign w:val="center"/>
+          </w:tcPr>
+          <w:p>
+            <w:pPr>
+              <w:jc w:val="center"/>
+              <w:rPr>
+                <w:rFonts w:ascii="SutonnyMJ" w:hAnsi="SutonnyMJ" w:cs="SutonnyMJ"/>
+                <w:b/>
+                <w:sz w:val="30"/>
+                <w:szCs w:val="32"/>
+              </w:rPr>
+            </w:pPr>
+          </w:p>
+        </w:tc>
+        <w:tc>
+          <w:tcPr>
+            <w:tcW w:w="990" w:type="dxa"/>
+            <w:vMerge/>
+            <w:vAlign w:val="center"/>
+          </w:tcPr>
+          <w:p>
+            <w:pPr>
+              <w:jc w:val="center"/>
+              <w:rPr>
+                <w:rFonts w:ascii="SutonnyMJ" w:hAnsi="SutonnyMJ" w:cs="SutonnyMJ"/>
+                <w:b/>
+                <w:sz w:val="30"/>
+                <w:szCs w:val="32"/>
+              </w:rPr>
+            </w:pPr>
+          </w:p>
+        </w:tc>
+        <w:tc>
+          <w:tcPr>
+            <w:tcW w:w="1170" w:type="dxa"/>
+            <w:vMerge/>
+            <w:vAlign w:val="center"/>
+          </w:tcPr>
+          <w:p>
+            <w:pPr>
+              <w:jc w:val="center"/>
+              <w:rPr>
+                <w:rFonts w:ascii="SutonnyMJ" w:hAnsi="SutonnyMJ" w:cs="SutonnyMJ"/>
+                <w:b/>
+                <w:sz w:val="30"/>
+                <w:szCs w:val="32"/>
+              </w:rPr>
+            </w:pPr>
+          </w:p>
+        </w:tc>
+        <w:tc>
+          <w:tcPr>
+            <w:tcW w:w="1373" w:type="dxa"/>
+            <w:vMerge/>
+            <w:vAlign w:val="center"/>
+          </w:tcPr>
+          <w:p>
+            <w:pPr>
+              <w:jc w:val="center"/>
+              <w:rPr>
+                <w:rFonts w:ascii="SutonnyMJ" w:hAnsi="SutonnyMJ" w:cs="SutonnyMJ"/>
+                <w:b/>
+                <w:sz w:val="30"/>
+                <w:szCs w:val="32"/>
+              </w:rPr>
+            </w:pPr>
+          </w:p>
+        </w:tc>
+      </w:tr>
+      <w:tr>
+        <w:trPr>
+          <w:trHeight w:val="2016"/>
+          <w:jc w:val="center"/>
+        </w:trPr>
+        <w:tc>
+          <w:tcPr>
+            <w:tcW w:w="738" w:type="dxa"/>
+            <w:tcBorders>
+              <w:bottom w:val="single" w:sz="4" w:space="0" w:color="auto"/>
+            </w:tcBorders>
+            <w:vAlign w:val="center"/>
+          </w:tcPr>
+          <w:p>
+            <w:pPr>
+              <w:jc w:val="center"/>
+              <w:rPr>
+                <w:rFonts w:ascii="SutonnyMJ" w:hAnsi="SutonnyMJ" w:cs="SutonnyMJ"/>
+                <w:b/>
+                <w:sz w:val="32"/>
+                <w:szCs w:val="32"/>
+              </w:rPr>
+            </w:pPr>
+          </w:p>
+        </w:tc>
+        <w:tc>
+          <w:tcPr>
+            <w:tcW w:w="1507" w:type="dxa"/>
+            <w:tcBorders>
+              <w:right w:val="single" w:sz="4" w:space="0" w:color="auto"/>
+            </w:tcBorders>
+            <w:vAlign w:val="center"/>
+          </w:tcPr>
+          <w:p>
+            <w:pPr>
+              <w:jc w:val="center"/>
+              <w:rPr>
+                <w:rFonts w:ascii="SutonnyMJ" w:hAnsi="SutonnyMJ" w:cs="SutonnyMJ"/>
+                <w:b/>
+                <w:sz w:val="32"/>
+                <w:szCs w:val="32"/>
+              </w:rPr>
+            </w:pPr>
+          </w:p>
+        </w:tc>
+        <w:tc>
+          <w:tcPr>
+            <w:tcW w:w="4073" w:type="dxa"/>
+            <w:tcBorders>
+              <w:left w:val="single" w:sz="4" w:space="0" w:color="auto"/>
+            </w:tcBorders>
+          </w:tcPr>
+          <w:p>
+            <w:pPr>
+              <w:jc w:val="both"/>
+              <w:rPr>
+                <w:rFonts w:ascii="SutonnyMJ" w:hAnsi="SutonnyMJ" w:cs="SutonnyMJ"/>
+                <w:b/>
+                <w:sz w:val="32"/>
+                <w:szCs w:val="32"/>
+              </w:rPr>
+            </w:pPr>
+          </w:p>
+        </w:tc>
+        <w:tc>
+          <w:tcPr>
+            <w:tcW w:w="1170" w:type="dxa"/>
+            <w:tcBorders>
+              <w:right w:val="single" w:sz="4" w:space="0" w:color="auto"/>
+            </w:tcBorders>
+          </w:tcPr>
+          <w:p>
+            <w:pPr>
+              <w:jc w:val="center"/>
+              <w:rPr>
+                <w:rFonts w:ascii="SutonnyMJ" w:hAnsi="SutonnyMJ" w:cs="SutonnyMJ"/>
+                <w:b/>
+                <w:sz w:val="32"/>
+                <w:szCs w:val="32"/>
+              </w:rPr>
+            </w:pPr>
+          </w:p>
+        </w:tc>
+        <w:tc>
+          <w:tcPr>
+            <w:tcW w:w="1147" w:type="dxa"/>
+            <w:tcBorders>
+              <w:left w:val="single" w:sz="4" w:space="0" w:color="auto"/>
+              <w:right w:val="single" w:sz="4" w:space="0" w:color="auto"/>
+            </w:tcBorders>
+          </w:tcPr>
+          <w:p>
+            <w:pPr>
+              <w:jc w:val="center"/>
+              <w:rPr>
+                <w:rFonts w:ascii="SutonnyMJ" w:hAnsi="SutonnyMJ" w:cs="SutonnyMJ"/>
+                <w:b/>
+                <w:sz w:val="32"/>
+                <w:szCs w:val="32"/>
+              </w:rPr>
+            </w:pPr>
+          </w:p>
+        </w:tc>
+        <w:tc>
+          <w:tcPr>
+            <w:tcW w:w="923" w:type="dxa"/>
+            <w:tcBorders>
+              <w:left w:val="single" w:sz="4" w:space="0" w:color="auto"/>
+            </w:tcBorders>
+          </w:tcPr>
+          <w:p>
+            <w:pPr>
+              <w:jc w:val="center"/>
+              <w:rPr>
+                <w:rFonts w:ascii="SutonnyMJ" w:hAnsi="SutonnyMJ" w:cs="SutonnyMJ"/>
+                <w:b/>
+                <w:sz w:val="32"/>
+                <w:szCs w:val="32"/>
+              </w:rPr>
+            </w:pPr>
+          </w:p>
+        </w:tc>
+        <w:tc>
+          <w:tcPr>
+            <w:tcW w:w="967" w:type="dxa"/>
+          </w:tcPr>
+          <w:p>
+            <w:pPr>
+              <w:jc w:val="center"/>
+              <w:rPr>
+                <w:rFonts w:ascii="SutonnyMJ" w:hAnsi="SutonnyMJ" w:cs="SutonnyMJ"/>
+                <w:b/>
+                <w:sz w:val="32"/>
+                <w:szCs w:val="32"/>
+              </w:rPr>
+            </w:pPr>
+          </w:p>
+        </w:tc>
+        <w:tc>
+          <w:tcPr>
+            <w:tcW w:w="1103" w:type="dxa"/>
+          </w:tcPr>
+          <w:p>
+            <w:pPr>
+              <w:jc w:val="center"/>
+              <w:rPr>
+                <w:rFonts w:ascii="SutonnyMJ" w:hAnsi="SutonnyMJ" w:cs="SutonnyMJ"/>
+                <w:b/>
+                <w:sz w:val="32"/>
+                <w:szCs w:val="32"/>
+              </w:rPr>
+            </w:pPr>
+          </w:p>
+        </w:tc>
+        <w:tc>
+          <w:tcPr>
+            <w:tcW w:w="967" w:type="dxa"/>
+          </w:tcPr>
+          <w:p>
+            <w:pPr>
+              <w:jc w:val="center"/>
+              <w:rPr>
+                <w:rFonts w:ascii="SutonnyMJ" w:hAnsi="SutonnyMJ" w:cs="SutonnyMJ"/>
+                <w:b/>
+                <w:sz w:val="32"/>
+                <w:szCs w:val="32"/>
+              </w:rPr>
+            </w:pPr>
+          </w:p>
+        </w:tc>
+        <w:tc>
+          <w:tcPr>
+            <w:tcW w:w="990" w:type="dxa"/>
+          </w:tcPr>
+          <w:p>
+            <w:pPr>
+              <w:jc w:val="center"/>
+              <w:rPr>
+                <w:rFonts w:ascii="SutonnyMJ" w:hAnsi="SutonnyMJ" w:cs="SutonnyMJ"/>
+                <w:b/>
+                <w:sz w:val="32"/>
+                <w:szCs w:val="32"/>
+              </w:rPr>
+            </w:pPr>
+          </w:p>
+        </w:tc>
+        <w:tc>
+          <w:tcPr>
+            <w:tcW w:w="1170" w:type="dxa"/>
+          </w:tcPr>
+          <w:p>
+            <w:pPr>
+              <w:jc w:val="center"/>
+              <w:rPr>
+                <w:rFonts w:ascii="SutonnyMJ" w:hAnsi="SutonnyMJ" w:cs="SutonnyMJ"/>
+                <w:b/>
+                <w:sz w:val="32"/>
+                <w:szCs w:val="32"/>
+              </w:rPr>
+            </w:pPr>
+            <w:r>
+              <w:rPr>
+                <w:rFonts w:ascii="SutonnyMJ" w:hAnsi="SutonnyMJ" w:cs="SutonnyMJ"/>
+                <w:b/>
+                <w:sz w:val="32"/>
+                <w:szCs w:val="32"/>
+              </w:rPr>
+              <w:t>2,167/-</w:t>
+            </w:r>
+          </w:p>
+        </w:tc>
+        <w:tc>
+          <w:tcPr>
+            <w:tcW w:w="1373" w:type="dxa"/>
+          </w:tcPr>
+          <w:p>
+            <w:pPr>
+              <w:jc w:val="center"/>
+              <w:rPr>
+                <w:rFonts w:ascii="SutonnyMJ" w:hAnsi="SutonnyMJ" w:cs="SutonnyMJ"/>
+                <w:b/>
+                <w:sz w:val="32"/>
+                <w:szCs w:val="32"/>
+              </w:rPr>
+            </w:pPr>
+          </w:p>
+        </w:tc>
+      </w:tr>
+      <w:tr>
+        <w:trPr>
+          <w:trHeight w:val="2016"/>
+          <w:jc w:val="center"/>
+        </w:trPr>
+        <w:tc>
+          <w:tcPr>
+            <w:tcW w:w="738" w:type="dxa"/>
+            <w:tcBorders>
+              <w:top w:val="single" w:sz="4" w:space="0" w:color="auto"/>
+            </w:tcBorders>
+            <w:vAlign w:val="center"/>
+          </w:tcPr>
+          <w:p>
+            <w:pPr>
+              <w:jc w:val="center"/>
+              <w:rPr>
+                <w:rFonts w:ascii="SutonnyMJ" w:hAnsi="SutonnyMJ" w:cs="SutonnyMJ"/>
+                <w:b/>
+                <w:sz w:val="32"/>
+                <w:szCs w:val="32"/>
+              </w:rPr>
+            </w:pPr>
+          </w:p>
+        </w:tc>
+        <w:tc>
+          <w:tcPr>
+            <w:tcW w:w="1507" w:type="dxa"/>
+            <w:tcBorders>
+              <w:right w:val="single" w:sz="4" w:space="0" w:color="auto"/>
+            </w:tcBorders>
+            <w:vAlign w:val="center"/>
+          </w:tcPr>
+          <w:p>
+            <w:pPr>
+              <w:jc w:val="center"/>
+              <w:rPr>
+                <w:rFonts w:ascii="SutonnyMJ" w:hAnsi="SutonnyMJ" w:cs="SutonnyMJ"/>
+                <w:b/>
+                <w:sz w:val="32"/>
+                <w:szCs w:val="32"/>
+              </w:rPr>
+            </w:pPr>
+          </w:p>
+        </w:tc>
+        <w:tc>
+          <w:tcPr>
+            <w:tcW w:w="4073" w:type="dxa"/>
+            <w:tcBorders>
+              <w:left w:val="single" w:sz="4" w:space="0" w:color="auto"/>
+            </w:tcBorders>
+          </w:tcPr>
+          <w:p>
+            <w:pPr>
+              <w:jc w:val="both"/>
+              <w:rPr>
+                <w:rFonts w:ascii="SutonnyMJ" w:hAnsi="SutonnyMJ" w:cs="SutonnyMJ"/>
+                <w:b/>
+                <w:sz w:val="32"/>
+                <w:szCs w:val="32"/>
+              </w:rPr>
+            </w:pPr>
+          </w:p>
+        </w:tc>
+        <w:tc>
+          <w:tcPr>
+            <w:tcW w:w="1170" w:type="dxa"/>
+          </w:tcPr>
+          <w:p>
+            <w:pPr>
+              <w:jc w:val="center"/>
+              <w:rPr>
+                <w:rFonts w:ascii="SutonnyMJ" w:hAnsi="SutonnyMJ" w:cs="SutonnyMJ"/>
+                <w:b/>
+                <w:sz w:val="32"/>
+                <w:szCs w:val="32"/>
+              </w:rPr>
+            </w:pPr>
+          </w:p>
+        </w:tc>
+        <w:tc>
+          <w:tcPr>
+            <w:tcW w:w="1147" w:type="dxa"/>
+          </w:tcPr>
+          <w:p>
+            <w:pPr>
+              <w:jc w:val="center"/>
+              <w:rPr>
+                <w:rFonts w:ascii="SutonnyMJ" w:hAnsi="SutonnyMJ" w:cs="SutonnyMJ"/>
+                <w:b/>
+                <w:sz w:val="32"/>
+                <w:szCs w:val="32"/>
+              </w:rPr>
+            </w:pPr>
+          </w:p>
+        </w:tc>
+        <w:tc>
+          <w:tcPr>
+            <w:tcW w:w="923" w:type="dxa"/>
+          </w:tcPr>
+          <w:p>
+            <w:pPr>
+              <w:jc w:val="center"/>
+              <w:rPr>
+                <w:rFonts w:ascii="SutonnyMJ" w:hAnsi="SutonnyMJ" w:cs="SutonnyMJ"/>
+                <w:b/>
+                <w:sz w:val="32"/>
+                <w:szCs w:val="32"/>
+              </w:rPr>
+            </w:pPr>
+          </w:p>
+        </w:tc>
+        <w:tc>
+          <w:tcPr>
+            <w:tcW w:w="967" w:type="dxa"/>
+          </w:tcPr>
+          <w:p>
+            <w:pPr>
+              <w:jc w:val="center"/>
+              <w:rPr>
+                <w:rFonts w:ascii="SutonnyMJ" w:hAnsi="SutonnyMJ" w:cs="SutonnyMJ"/>
+                <w:b/>
+                <w:sz w:val="32"/>
+                <w:szCs w:val="32"/>
+              </w:rPr>
+            </w:pPr>
+          </w:p>
+        </w:tc>
+        <w:tc>
+          <w:tcPr>
+            <w:tcW w:w="1103" w:type="dxa"/>
+          </w:tcPr>
+          <w:p>
+            <w:pPr>
+              <w:jc w:val="center"/>
+              <w:rPr>
+                <w:rFonts w:ascii="SutonnyMJ" w:hAnsi="SutonnyMJ" w:cs="SutonnyMJ"/>
+                <w:b/>
+                <w:sz w:val="32"/>
+                <w:szCs w:val="32"/>
+              </w:rPr>
+            </w:pPr>
+          </w:p>
+        </w:tc>
+        <w:tc>
+          <w:tcPr>
+            <w:tcW w:w="967" w:type="dxa"/>
+          </w:tcPr>
+          <w:p>
+            <w:pPr>
+              <w:jc w:val="center"/>
+              <w:rPr>
+                <w:rFonts w:ascii="SutonnyMJ" w:hAnsi="SutonnyMJ" w:cs="SutonnyMJ"/>
+                <w:b/>
+                <w:sz w:val="32"/>
+                <w:szCs w:val="32"/>
+              </w:rPr>
+            </w:pPr>
+          </w:p>
+        </w:tc>
+        <w:tc>
+          <w:tcPr>
+            <w:tcW w:w="990" w:type="dxa"/>
+          </w:tcPr>
+          <w:p>
+            <w:pPr>
+              <w:jc w:val="center"/>
+              <w:rPr>
+                <w:rFonts w:ascii="SutonnyMJ" w:hAnsi="SutonnyMJ" w:cs="SutonnyMJ"/>
+                <w:b/>
+                <w:sz w:val="32"/>
+                <w:szCs w:val="32"/>
+              </w:rPr>
+            </w:pPr>
+          </w:p>
+        </w:tc>
+        <w:tc>
+          <w:tcPr>
+            <w:tcW w:w="1170" w:type="dxa"/>
+          </w:tcPr>
+          <w:p>
+            <w:pPr>
+              <w:jc w:val="center"/>
+              <w:rPr>
+                <w:rFonts w:ascii="SutonnyMJ" w:hAnsi="SutonnyMJ" w:cs="SutonnyMJ"/>
+                <w:b/>
+                <w:sz w:val="32"/>
+                <w:szCs w:val="32"/>
+              </w:rPr>
+            </w:pPr>
+          </w:p>
+        </w:tc>
+        <w:tc>
+          <w:tcPr>
+            <w:tcW w:w="1373" w:type="dxa"/>
+          </w:tcPr>
+          <w:p>
+            <w:pPr>
+              <w:jc w:val="center"/>
+              <w:rPr>
+                <w:rFonts w:ascii="SutonnyMJ" w:hAnsi="SutonnyMJ" w:cs="SutonnyMJ"/>
+                <w:b/>
+                <w:sz w:val="32"/>
+                <w:szCs w:val="32"/>
+              </w:rPr>
+            </w:pPr>
+          </w:p>
+        </w:tc>
+      </w:tr>
+      <w:tr>
+        <w:trPr>
+          <w:trHeight w:val="2016"/>
+          <w:jc w:val="center"/>
+        </w:trPr>
+        <w:tc>
+          <w:tcPr>
+            <w:tcW w:w="738" w:type="dxa"/>
+            <w:vAlign w:val="center"/>
+          </w:tcPr>
+          <w:p>
+            <w:pPr>
+              <w:jc w:val="center"/>
+              <w:rPr>
+                <w:rFonts w:ascii="SutonnyMJ" w:hAnsi="SutonnyMJ" w:cs="SutonnyMJ"/>
+                <w:b/>
+                <w:sz w:val="32"/>
+                <w:szCs w:val="32"/>
+              </w:rPr>
+            </w:pPr>
+          </w:p>
+        </w:tc>
+        <w:tc>
+          <w:tcPr>
+            <w:tcW w:w="1507" w:type="dxa"/>
+            <w:tcBorders>
+              <w:right w:val="single" w:sz="4" w:space="0" w:color="auto"/>
+            </w:tcBorders>
+            <w:vAlign w:val="center"/>
+          </w:tcPr>
+          <w:p>
+            <w:pPr>
+              <w:jc w:val="center"/>
+              <w:rPr>
+                <w:rFonts w:ascii="SutonnyMJ" w:hAnsi="SutonnyMJ" w:cs="SutonnyMJ"/>
+                <w:b/>
+                <w:sz w:val="32"/>
+                <w:szCs w:val="32"/>
+              </w:rPr>
+            </w:pPr>
+          </w:p>
+        </w:tc>
+        <w:tc>
+          <w:tcPr>
+            <w:tcW w:w="4073" w:type="dxa"/>
+            <w:tcBorders>
+              <w:left w:val="single" w:sz="4" w:space="0" w:color="auto"/>
+            </w:tcBorders>
+          </w:tcPr>
+          <w:p>
+            <w:pPr>
+              <w:jc w:val="both"/>
+              <w:rPr>
+                <w:rFonts w:ascii="SutonnyMJ" w:hAnsi="SutonnyMJ" w:cs="SutonnyMJ"/>
+                <w:b/>
+                <w:sz w:val="32"/>
+                <w:szCs w:val="32"/>
+              </w:rPr>
+            </w:pPr>
+          </w:p>
+        </w:tc>
+        <w:tc>
+          <w:tcPr>
+            <w:tcW w:w="1170" w:type="dxa"/>
+          </w:tcPr>
+          <w:p>
+            <w:pPr>
+              <w:jc w:val="center"/>
+              <w:rPr>
+                <w:rFonts w:ascii="SutonnyMJ" w:hAnsi="SutonnyMJ" w:cs="SutonnyMJ"/>
+                <w:b/>
+                <w:sz w:val="32"/>
+                <w:szCs w:val="32"/>
+              </w:rPr>
+            </w:pPr>
+          </w:p>
+        </w:tc>
+        <w:tc>
+          <w:tcPr>
+            <w:tcW w:w="1147" w:type="dxa"/>
+          </w:tcPr>
+          <w:p>
+            <w:pPr>
+              <w:jc w:val="center"/>
+              <w:rPr>
+                <w:rFonts w:ascii="SutonnyMJ" w:hAnsi="SutonnyMJ" w:cs="SutonnyMJ"/>
+                <w:b/>
+                <w:sz w:val="32"/>
+                <w:szCs w:val="32"/>
+              </w:rPr>
+            </w:pPr>
+          </w:p>
+        </w:tc>
+        <w:tc>
+          <w:tcPr>
+            <w:tcW w:w="923" w:type="dxa"/>
+          </w:tcPr>
+          <w:p>
+            <w:pPr>
+              <w:jc w:val="center"/>
+              <w:rPr>
+                <w:rFonts w:ascii="SutonnyMJ" w:hAnsi="SutonnyMJ" w:cs="SutonnyMJ"/>
+                <w:b/>
+                <w:sz w:val="32"/>
+                <w:szCs w:val="32"/>
+              </w:rPr>
+            </w:pPr>
+          </w:p>
+        </w:tc>
+        <w:tc>
+          <w:tcPr>
+            <w:tcW w:w="967" w:type="dxa"/>
+          </w:tcPr>
+          <w:p>
+            <w:pPr>
+              <w:jc w:val="center"/>
+              <w:rPr>
+                <w:rFonts w:ascii="SutonnyMJ" w:hAnsi="SutonnyMJ" w:cs="SutonnyMJ"/>
+                <w:b/>
+                <w:sz w:val="32"/>
+                <w:szCs w:val="32"/>
+              </w:rPr>
+            </w:pPr>
+          </w:p>
+        </w:tc>
+        <w:tc>
+          <w:tcPr>
+            <w:tcW w:w="1103" w:type="dxa"/>
+          </w:tcPr>
+          <w:p>
+            <w:pPr>
+              <w:jc w:val="center"/>
+              <w:rPr>
+                <w:rFonts w:ascii="SutonnyMJ" w:hAnsi="SutonnyMJ" w:cs="SutonnyMJ"/>
+                <w:b/>
+                <w:sz w:val="32"/>
+                <w:szCs w:val="32"/>
+              </w:rPr>
+            </w:pPr>
+          </w:p>
+        </w:tc>
+        <w:tc>
+          <w:tcPr>
+            <w:tcW w:w="967" w:type="dxa"/>
+          </w:tcPr>
+          <w:p>
+            <w:pPr>
+              <w:jc w:val="center"/>
+              <w:rPr>
+                <w:rFonts w:ascii="SutonnyMJ" w:hAnsi="SutonnyMJ" w:cs="SutonnyMJ"/>
+                <w:b/>
+                <w:sz w:val="32"/>
+                <w:szCs w:val="32"/>
+              </w:rPr>
+            </w:pPr>
+          </w:p>
+        </w:tc>
+        <w:tc>
+          <w:tcPr>
+            <w:tcW w:w="990" w:type="dxa"/>
+          </w:tcPr>
+          <w:p>
+            <w:pPr>
+              <w:jc w:val="center"/>
+              <w:rPr>
+                <w:rFonts w:ascii="SutonnyMJ" w:hAnsi="SutonnyMJ" w:cs="SutonnyMJ"/>
+                <w:b/>
+                <w:sz w:val="32"/>
+                <w:szCs w:val="32"/>
+              </w:rPr>
+            </w:pPr>
+          </w:p>
+        </w:tc>
+        <w:tc>
+          <w:tcPr>
+            <w:tcW w:w="1170" w:type="dxa"/>
+          </w:tcPr>
+          <w:p>
+            <w:pPr>
+              <w:jc w:val="center"/>
+              <w:rPr>
+                <w:rFonts w:ascii="SutonnyMJ" w:hAnsi="SutonnyMJ" w:cs="SutonnyMJ"/>
+                <w:b/>
+                <w:sz w:val="32"/>
+                <w:szCs w:val="32"/>
+              </w:rPr>
+            </w:pPr>
+          </w:p>
+        </w:tc>
+        <w:tc>
+          <w:tcPr>
+            <w:tcW w:w="1373" w:type="dxa"/>
+          </w:tcPr>
+          <w:p>
+            <w:pPr>
+              <w:jc w:val="center"/>
+              <w:rPr>
+                <w:rFonts w:ascii="SutonnyMJ" w:hAnsi="SutonnyMJ" w:cs="SutonnyMJ"/>
+                <w:b/>
+                <w:sz w:val="32"/>
+                <w:szCs w:val="32"/>
+              </w:rPr>
+            </w:pPr>
+          </w:p>
+        </w:tc>
+      </w:tr>
+      <w:tr>
+        <w:trPr>
+          <w:trHeight w:val="2016"/>
+          <w:jc w:val="center"/>
+        </w:trPr>
+        <w:tc>
+          <w:tcPr>
+            <w:tcW w:w="738" w:type="dxa"/>
+            <w:vAlign w:val="center"/>
+          </w:tcPr>
+          <w:p>
+            <w:pPr>
+              <w:jc w:val="center"/>
+              <w:rPr>
+                <w:rFonts w:ascii="SutonnyMJ" w:hAnsi="SutonnyMJ" w:cs="SutonnyMJ"/>
+                <w:b/>
+                <w:sz w:val="32"/>
+                <w:szCs w:val="32"/>
+              </w:rPr>
+            </w:pPr>
+          </w:p>
+        </w:tc>
+        <w:tc>
+          <w:tcPr>
+            <w:tcW w:w="1507" w:type="dxa"/>
+            <w:tcBorders>
+              <w:right w:val="single" w:sz="4" w:space="0" w:color="auto"/>
+            </w:tcBorders>
+            <w:vAlign w:val="center"/>
+          </w:tcPr>
+          <w:p>
+            <w:pPr>
+              <w:jc w:val="center"/>
+              <w:rPr>
+                <w:rFonts w:ascii="SutonnyMJ" w:hAnsi="SutonnyMJ" w:cs="SutonnyMJ"/>
+                <w:b/>
+                <w:sz w:val="32"/>
+                <w:szCs w:val="32"/>
+              </w:rPr>
+            </w:pPr>
+          </w:p>
+        </w:tc>
+        <w:tc>
+          <w:tcPr>
+            <w:tcW w:w="4073" w:type="dxa"/>
+            <w:tcBorders>
+              <w:left w:val="single" w:sz="4" w:space="0" w:color="auto"/>
+            </w:tcBorders>
+          </w:tcPr>
+          <w:p>
+            <w:pPr>
+              <w:jc w:val="both"/>
+              <w:rPr>
+                <w:rFonts w:ascii="SutonnyMJ" w:hAnsi="SutonnyMJ" w:cs="SutonnyMJ"/>
+                <w:b/>
+                <w:sz w:val="32"/>
+                <w:szCs w:val="32"/>
+              </w:rPr>
+            </w:pPr>
+          </w:p>
+        </w:tc>
+        <w:tc>
+          <w:tcPr>
+            <w:tcW w:w="1170" w:type="dxa"/>
+          </w:tcPr>
+          <w:p>
+            <w:pPr>
+              <w:jc w:val="center"/>
+              <w:rPr>
+                <w:rFonts w:ascii="SutonnyMJ" w:hAnsi="SutonnyMJ" w:cs="SutonnyMJ"/>
+                <w:b/>
+                <w:sz w:val="32"/>
+                <w:szCs w:val="32"/>
+              </w:rPr>
+            </w:pPr>
+          </w:p>
+        </w:tc>
+        <w:tc>
+          <w:tcPr>
+            <w:tcW w:w="1147" w:type="dxa"/>
+          </w:tcPr>
+          <w:p>
+            <w:pPr>
+              <w:jc w:val="center"/>
+              <w:rPr>
+                <w:rFonts w:ascii="SutonnyMJ" w:hAnsi="SutonnyMJ" w:cs="SutonnyMJ"/>
+                <w:b/>
+                <w:sz w:val="32"/>
+                <w:szCs w:val="32"/>
+              </w:rPr>
+            </w:pPr>
+          </w:p>
+        </w:tc>
+        <w:tc>
+          <w:tcPr>
+            <w:tcW w:w="923" w:type="dxa"/>
+          </w:tcPr>
+          <w:p>
+            <w:pPr>
+              <w:jc w:val="center"/>
+              <w:rPr>
+                <w:rFonts w:ascii="SutonnyMJ" w:hAnsi="SutonnyMJ" w:cs="SutonnyMJ"/>
+                <w:b/>
+                <w:sz w:val="32"/>
+                <w:szCs w:val="32"/>
+              </w:rPr>
+            </w:pPr>
+          </w:p>
+        </w:tc>
+        <w:tc>
+          <w:tcPr>
+            <w:tcW w:w="967" w:type="dxa"/>
+          </w:tcPr>
+          <w:p>
+            <w:pPr>
+              <w:jc w:val="center"/>
+              <w:rPr>
+                <w:rFonts w:ascii="SutonnyMJ" w:hAnsi="SutonnyMJ" w:cs="SutonnyMJ"/>
+                <w:b/>
+                <w:sz w:val="32"/>
+                <w:szCs w:val="32"/>
+              </w:rPr>
+            </w:pPr>
+          </w:p>
+        </w:tc>
+        <w:tc>
+          <w:tcPr>
+            <w:tcW w:w="1103" w:type="dxa"/>
+          </w:tcPr>
+          <w:p>
+            <w:pPr>
+              <w:jc w:val="center"/>
+              <w:rPr>
+                <w:rFonts w:ascii="SutonnyMJ" w:hAnsi="SutonnyMJ" w:cs="SutonnyMJ"/>
+                <w:b/>
+                <w:sz w:val="32"/>
+                <w:szCs w:val="32"/>
+              </w:rPr>
+            </w:pPr>
+          </w:p>
+        </w:tc>
+        <w:tc>
+          <w:tcPr>
+            <w:tcW w:w="967" w:type="dxa"/>
+          </w:tcPr>
+          <w:p>
+            <w:pPr>
+              <w:jc w:val="center"/>
+              <w:rPr>
+                <w:rFonts w:ascii="SutonnyMJ" w:hAnsi="SutonnyMJ" w:cs="SutonnyMJ"/>
+                <w:b/>
+                <w:sz w:val="32"/>
+                <w:szCs w:val="32"/>
+              </w:rPr>
+            </w:pPr>
+          </w:p>
+        </w:tc>
+        <w:tc>
+          <w:tcPr>
+            <w:tcW w:w="990" w:type="dxa"/>
+          </w:tcPr>
+          <w:p>
+            <w:pPr>
+              <w:jc w:val="center"/>
+              <w:rPr>
+                <w:rFonts w:ascii="SutonnyMJ" w:hAnsi="SutonnyMJ" w:cs="SutonnyMJ"/>
+                <w:b/>
+                <w:sz w:val="32"/>
+                <w:szCs w:val="32"/>
+              </w:rPr>
+            </w:pPr>
+          </w:p>
+        </w:tc>
+        <w:tc>
+          <w:tcPr>
+            <w:tcW w:w="1170" w:type="dxa"/>
+          </w:tcPr>
+          <w:p>
+            <w:pPr>
+              <w:jc w:val="center"/>
+              <w:rPr>
+                <w:rFonts w:ascii="SutonnyMJ" w:hAnsi="SutonnyMJ" w:cs="SutonnyMJ"/>
+                <w:b/>
+                <w:sz w:val="32"/>
+                <w:szCs w:val="32"/>
+              </w:rPr>
+            </w:pPr>
+          </w:p>
+        </w:tc>
+        <w:tc>
+          <w:tcPr>
+            <w:tcW w:w="1373" w:type="dxa"/>
+          </w:tcPr>
+          <w:p>
+            <w:pPr>
+              <w:jc w:val="center"/>
+              <w:rPr>
+                <w:rFonts w:ascii="SutonnyMJ" w:hAnsi="SutonnyMJ" w:cs="SutonnyMJ"/>
+                <w:b/>
+                <w:sz w:val="32"/>
+                <w:szCs w:val="32"/>
+              </w:rPr>
+            </w:pPr>
+          </w:p>
+        </w:tc>
+      </w:tr>
+    </w:tbl>
+    <w:p>
+      <w:pPr>
+        <w:jc w:val="both"/>
+        <w:rPr>
+          <w:rFonts w:ascii="SutonnyMJ" w:hAnsi="SutonnyMJ" w:cs="SutonnyMJ"/>
+          <w:b/>
+          <w:sz w:val="32"/>
+          <w:szCs w:val="32"/>
+        </w:rPr>
+      </w:pPr>
+    </w:p>
+    <w:tbl>
+      <w:tblPr>
+        <w:tblStyle w:val="TableGrid"/>
+        <w:tblpPr w:leftFromText="180" w:rightFromText="180" w:vertAnchor="text" w:horzAnchor="margin" w:tblpXSpec="center" w:tblpY="-164"/>
+        <w:tblW w:w="16128" w:type="dxa"/>
+        <w:jc w:val="center"/>
+        <w:tblLayout w:type="fixed"/>
+        <w:tblLook w:val="04A0" w:firstRow="1" w:lastRow="0" w:firstColumn="1" w:lastColumn="0" w:noHBand="0" w:noVBand="1"/>
+      </w:tblPr>
+      <w:tblGrid>
+        <w:gridCol w:w="738"/>
+        <w:gridCol w:w="1507"/>
+        <w:gridCol w:w="3803"/>
         <w:gridCol w:w="1080"/>
         <w:gridCol w:w="1080"/>
         <w:gridCol w:w="990"/>
@@ -3407,7 +3405,7 @@
         </w:tc>
         <w:tc>
           <w:tcPr>
-            <w:tcW w:w="1440" w:type="dxa"/>
+            <w:tcW w:w="1507" w:type="dxa"/>
             <w:vMerge w:val="restart"/>
             <w:tcBorders>
               <w:right w:val="single" w:sz="4" w:space="0" w:color="auto"/>
@@ -3437,7 +3435,7 @@
         </w:tc>
         <w:tc>
           <w:tcPr>
-            <w:tcW w:w="3870" w:type="dxa"/>
+            <w:tcW w:w="3803" w:type="dxa"/>
             <w:vMerge w:val="restart"/>
             <w:tcBorders>
               <w:left w:val="single" w:sz="4" w:space="0" w:color="auto"/>
@@ -3729,7 +3727,7 @@
         </w:tc>
         <w:tc>
           <w:tcPr>
-            <w:tcW w:w="1440" w:type="dxa"/>
+            <w:tcW w:w="1507" w:type="dxa"/>
             <w:vMerge/>
             <w:tcBorders>
               <w:right w:val="single" w:sz="4" w:space="0" w:color="auto"/>
@@ -3750,7 +3748,7 @@
         </w:tc>
         <w:tc>
           <w:tcPr>
-            <w:tcW w:w="3870" w:type="dxa"/>
+            <w:tcW w:w="3803" w:type="dxa"/>
             <w:vMerge/>
             <w:tcBorders>
               <w:left w:val="single" w:sz="4" w:space="0" w:color="auto"/>
@@ -4017,7 +4015,7 @@
         </w:tc>
         <w:tc>
           <w:tcPr>
-            <w:tcW w:w="1440" w:type="dxa"/>
+            <w:tcW w:w="1507" w:type="dxa"/>
             <w:tcBorders>
               <w:right w:val="single" w:sz="4" w:space="0" w:color="auto"/>
             </w:tcBorders>
@@ -4037,14 +4035,13 @@
         </w:tc>
         <w:tc>
           <w:tcPr>
-            <w:tcW w:w="3870" w:type="dxa"/>
+            <w:tcW w:w="3803" w:type="dxa"/>
             <w:tcBorders>
               <w:left w:val="single" w:sz="4" w:space="0" w:color="auto"/>
             </w:tcBorders>
           </w:tcPr>
           <w:p>
             <w:pPr>
-              <w:jc w:val="both"/>
               <w:rPr>
                 <w:rFonts w:ascii="SutonnyMJ" w:hAnsi="SutonnyMJ" w:cs="SutonnyMJ"/>
                 <w:b/>
@@ -4063,7 +4060,7 @@
           </w:tcPr>
           <w:p>
             <w:pPr>
-              <w:jc w:val="both"/>
+              <w:jc w:val="center"/>
               <w:rPr>
                 <w:rFonts w:ascii="SutonnyMJ" w:hAnsi="SutonnyMJ" w:cs="SutonnyMJ"/>
                 <w:b/>
@@ -4083,7 +4080,7 @@
           </w:tcPr>
           <w:p>
             <w:pPr>
-              <w:jc w:val="both"/>
+              <w:jc w:val="center"/>
               <w:rPr>
                 <w:rFonts w:ascii="SutonnyMJ" w:hAnsi="SutonnyMJ" w:cs="SutonnyMJ"/>
                 <w:b/>
@@ -4134,7 +4131,7 @@
           </w:tcPr>
           <w:p>
             <w:pPr>
-              <w:jc w:val="both"/>
+              <w:jc w:val="center"/>
               <w:rPr>
                 <w:rFonts w:ascii="SutonnyMJ" w:hAnsi="SutonnyMJ" w:cs="SutonnyMJ"/>
                 <w:b/>
@@ -4150,7 +4147,7 @@
           </w:tcPr>
           <w:p>
             <w:pPr>
-              <w:jc w:val="both"/>
+              <w:jc w:val="center"/>
               <w:rPr>
                 <w:rFonts w:ascii="SutonnyMJ" w:hAnsi="SutonnyMJ" w:cs="SutonnyMJ"/>
                 <w:b/>
@@ -4198,7 +4195,7 @@
           </w:tcPr>
           <w:p>
             <w:pPr>
-              <w:jc w:val="both"/>
+              <w:jc w:val="center"/>
               <w:rPr>
                 <w:rFonts w:ascii="SutonnyMJ" w:hAnsi="SutonnyMJ" w:cs="SutonnyMJ"/>
                 <w:b/>
@@ -4236,7 +4233,7 @@
         </w:tc>
         <w:tc>
           <w:tcPr>
-            <w:tcW w:w="1440" w:type="dxa"/>
+            <w:tcW w:w="1507" w:type="dxa"/>
             <w:tcBorders>
               <w:right w:val="single" w:sz="4" w:space="0" w:color="auto"/>
             </w:tcBorders>
@@ -4256,46 +4253,25 @@
         </w:tc>
         <w:tc>
           <w:tcPr>
-            <w:tcW w:w="3870" w:type="dxa"/>
+            <w:tcW w:w="3803" w:type="dxa"/>
             <w:tcBorders>
               <w:left w:val="single" w:sz="4" w:space="0" w:color="auto"/>
             </w:tcBorders>
-            <w:vAlign w:val="center"/>
-          </w:tcPr>
-          <w:p>
-            <w:pPr>
-              <w:jc w:val="center"/>
-              <w:rPr>
-                <w:rFonts w:ascii="SutonnyMJ" w:hAnsi="SutonnyMJ" w:cs="SutonnyMJ"/>
-                <w:b/>
-                <w:sz w:val="32"/>
-                <w:szCs w:val="32"/>
-              </w:rPr>
-            </w:pPr>
-            <w:r>
-              <w:rPr>
-                <w:rFonts w:ascii="SutonnyMJ" w:hAnsi="SutonnyMJ" w:cs="SutonnyMJ"/>
-                <w:b/>
-                <w:sz w:val="60"/>
-                <w:szCs w:val="32"/>
-              </w:rPr>
-              <w:t>‡gvU</w:t>
-            </w:r>
-            <w:r>
-              <w:rPr>
-                <w:rFonts w:ascii="SutonnyMJ" w:hAnsi="SutonnyMJ" w:cs="SutonnyMJ"/>
-                <w:b/>
-                <w:sz w:val="60"/>
-                <w:szCs w:val="32"/>
-              </w:rPr>
-              <w:t>=</w:t>
-            </w:r>
+          </w:tcPr>
+          <w:p>
+            <w:pPr>
+              <w:rPr>
+                <w:rFonts w:ascii="SutonnyMJ" w:hAnsi="SutonnyMJ" w:cs="SutonnyMJ"/>
+                <w:b/>
+                <w:sz w:val="32"/>
+                <w:szCs w:val="32"/>
+              </w:rPr>
+            </w:pPr>
           </w:p>
         </w:tc>
         <w:tc>
           <w:tcPr>
             <w:tcW w:w="1080" w:type="dxa"/>
-            <w:vAlign w:val="center"/>
           </w:tcPr>
           <w:p>
             <w:pPr>
@@ -4312,7 +4288,6 @@
         <w:tc>
           <w:tcPr>
             <w:tcW w:w="1080" w:type="dxa"/>
-            <w:vAlign w:val="center"/>
           </w:tcPr>
           <w:p>
             <w:pPr>
@@ -4329,7 +4304,6 @@
         <w:tc>
           <w:tcPr>
             <w:tcW w:w="990" w:type="dxa"/>
-            <w:vAlign w:val="center"/>
           </w:tcPr>
           <w:p>
             <w:pPr>
@@ -4346,7 +4320,6 @@
         <w:tc>
           <w:tcPr>
             <w:tcW w:w="900" w:type="dxa"/>
-            <w:vAlign w:val="center"/>
           </w:tcPr>
           <w:p>
             <w:pPr>
@@ -4363,7 +4336,6 @@
         <w:tc>
           <w:tcPr>
             <w:tcW w:w="1260" w:type="dxa"/>
-            <w:vAlign w:val="center"/>
           </w:tcPr>
           <w:p>
             <w:pPr>
@@ -4380,7 +4352,6 @@
         <w:tc>
           <w:tcPr>
             <w:tcW w:w="1260" w:type="dxa"/>
-            <w:vAlign w:val="center"/>
           </w:tcPr>
           <w:p>
             <w:pPr>
@@ -4397,7 +4368,6 @@
         <w:tc>
           <w:tcPr>
             <w:tcW w:w="1260" w:type="dxa"/>
-            <w:vAlign w:val="center"/>
           </w:tcPr>
           <w:p>
             <w:pPr>
@@ -4414,7 +4384,6 @@
         <w:tc>
           <w:tcPr>
             <w:tcW w:w="1260" w:type="dxa"/>
-            <w:vAlign w:val="center"/>
           </w:tcPr>
           <w:p>
             <w:pPr>
@@ -4434,7 +4403,7 @@
           </w:tcPr>
           <w:p>
             <w:pPr>
-              <w:jc w:val="both"/>
+              <w:jc w:val="center"/>
               <w:rPr>
                 <w:rFonts w:ascii="SutonnyMJ" w:hAnsi="SutonnyMJ" w:cs="SutonnyMJ"/>
                 <w:b/>
@@ -4469,7 +4438,7 @@
         </w:tc>
         <w:tc>
           <w:tcPr>
-            <w:tcW w:w="1440" w:type="dxa"/>
+            <w:tcW w:w="1507" w:type="dxa"/>
             <w:tcBorders>
               <w:right w:val="single" w:sz="4" w:space="0" w:color="auto"/>
             </w:tcBorders>
@@ -4489,14 +4458,13 @@
         </w:tc>
         <w:tc>
           <w:tcPr>
-            <w:tcW w:w="3870" w:type="dxa"/>
+            <w:tcW w:w="3803" w:type="dxa"/>
             <w:tcBorders>
               <w:left w:val="single" w:sz="4" w:space="0" w:color="auto"/>
             </w:tcBorders>
           </w:tcPr>
           <w:p>
             <w:pPr>
-              <w:jc w:val="both"/>
               <w:rPr>
                 <w:rFonts w:ascii="SutonnyMJ" w:hAnsi="SutonnyMJ" w:cs="SutonnyMJ"/>
                 <w:b/>
@@ -4512,7 +4480,7 @@
           </w:tcPr>
           <w:p>
             <w:pPr>
-              <w:jc w:val="both"/>
+              <w:jc w:val="center"/>
               <w:rPr>
                 <w:rFonts w:ascii="SutonnyMJ" w:hAnsi="SutonnyMJ" w:cs="SutonnyMJ"/>
                 <w:b/>
@@ -4528,7 +4496,7 @@
           </w:tcPr>
           <w:p>
             <w:pPr>
-              <w:jc w:val="both"/>
+              <w:jc w:val="center"/>
               <w:rPr>
                 <w:rFonts w:ascii="SutonnyMJ" w:hAnsi="SutonnyMJ" w:cs="SutonnyMJ"/>
                 <w:b/>
@@ -4560,7 +4528,7 @@
           </w:tcPr>
           <w:p>
             <w:pPr>
-              <w:jc w:val="both"/>
+              <w:jc w:val="center"/>
               <w:rPr>
                 <w:rFonts w:ascii="SutonnyMJ" w:hAnsi="SutonnyMJ" w:cs="SutonnyMJ"/>
                 <w:b/>
@@ -4576,7 +4544,7 @@
           </w:tcPr>
           <w:p>
             <w:pPr>
-              <w:jc w:val="both"/>
+              <w:jc w:val="center"/>
               <w:rPr>
                 <w:rFonts w:ascii="SutonnyMJ" w:hAnsi="SutonnyMJ" w:cs="SutonnyMJ"/>
                 <w:b/>
@@ -4592,7 +4560,7 @@
           </w:tcPr>
           <w:p>
             <w:pPr>
-              <w:jc w:val="both"/>
+              <w:jc w:val="center"/>
               <w:rPr>
                 <w:rFonts w:ascii="SutonnyMJ" w:hAnsi="SutonnyMJ" w:cs="SutonnyMJ"/>
                 <w:b/>
@@ -4640,7 +4608,7 @@
           </w:tcPr>
           <w:p>
             <w:pPr>
-              <w:jc w:val="both"/>
+              <w:jc w:val="center"/>
               <w:rPr>
                 <w:rFonts w:ascii="SutonnyMJ" w:hAnsi="SutonnyMJ" w:cs="SutonnyMJ"/>
                 <w:b/>
@@ -4675,7 +4643,7 @@
         </w:tc>
         <w:tc>
           <w:tcPr>
-            <w:tcW w:w="1440" w:type="dxa"/>
+            <w:tcW w:w="1507" w:type="dxa"/>
             <w:tcBorders>
               <w:right w:val="single" w:sz="4" w:space="0" w:color="auto"/>
             </w:tcBorders>
@@ -4695,30 +4663,50 @@
         </w:tc>
         <w:tc>
           <w:tcPr>
-            <w:tcW w:w="3870" w:type="dxa"/>
+            <w:tcW w:w="3803" w:type="dxa"/>
             <w:tcBorders>
               <w:left w:val="single" w:sz="4" w:space="0" w:color="auto"/>
             </w:tcBorders>
-          </w:tcPr>
-          <w:p>
-            <w:pPr>
-              <w:jc w:val="center"/>
-              <w:rPr>
-                <w:rFonts w:ascii="SutonnyMJ" w:hAnsi="SutonnyMJ" w:cs="SutonnyMJ"/>
-                <w:b/>
-                <w:sz w:val="32"/>
-                <w:szCs w:val="32"/>
-              </w:rPr>
-            </w:pPr>
+            <w:vAlign w:val="center"/>
+          </w:tcPr>
+          <w:p>
+            <w:pPr>
+              <w:jc w:val="center"/>
+              <w:rPr>
+                <w:rFonts w:ascii="SutonnyMJ" w:hAnsi="SutonnyMJ" w:cs="SutonnyMJ"/>
+                <w:b/>
+                <w:sz w:val="32"/>
+                <w:szCs w:val="32"/>
+              </w:rPr>
+            </w:pPr>
+            <w:r>
+              <w:rPr>
+                <w:rFonts w:ascii="SutonnyMJ" w:hAnsi="SutonnyMJ" w:cs="SutonnyMJ"/>
+                <w:b/>
+                <w:sz w:val="60"/>
+                <w:szCs w:val="32"/>
+              </w:rPr>
+              <w:t>‡gvU</w:t>
+            </w:r>
+            <w:r>
+              <w:rPr>
+                <w:rFonts w:ascii="SutonnyMJ" w:hAnsi="SutonnyMJ" w:cs="SutonnyMJ"/>
+                <w:b/>
+                <w:sz w:val="60"/>
+                <w:szCs w:val="32"/>
+              </w:rPr>
+              <w:t>=</w:t>
+            </w:r>
           </w:p>
         </w:tc>
         <w:tc>
           <w:tcPr>
             <w:tcW w:w="1080" w:type="dxa"/>
-          </w:tcPr>
-          <w:p>
-            <w:pPr>
-              <w:jc w:val="both"/>
+            <w:vAlign w:val="center"/>
+          </w:tcPr>
+          <w:p>
+            <w:pPr>
+              <w:jc w:val="center"/>
               <w:rPr>
                 <w:rFonts w:ascii="SutonnyMJ" w:hAnsi="SutonnyMJ" w:cs="SutonnyMJ"/>
                 <w:b/>
@@ -4731,10 +4719,11 @@
         <w:tc>
           <w:tcPr>
             <w:tcW w:w="1080" w:type="dxa"/>
-          </w:tcPr>
-          <w:p>
-            <w:pPr>
-              <w:jc w:val="both"/>
+            <w:vAlign w:val="center"/>
+          </w:tcPr>
+          <w:p>
+            <w:pPr>
+              <w:jc w:val="center"/>
               <w:rPr>
                 <w:rFonts w:ascii="SutonnyMJ" w:hAnsi="SutonnyMJ" w:cs="SutonnyMJ"/>
                 <w:b/>
@@ -4747,6 +4736,7 @@
         <w:tc>
           <w:tcPr>
             <w:tcW w:w="990" w:type="dxa"/>
+            <w:vAlign w:val="center"/>
           </w:tcPr>
           <w:p>
             <w:pPr>
@@ -4763,6 +4753,7 @@
         <w:tc>
           <w:tcPr>
             <w:tcW w:w="900" w:type="dxa"/>
+            <w:vAlign w:val="center"/>
           </w:tcPr>
           <w:p>
             <w:pPr>
@@ -4779,10 +4770,11 @@
         <w:tc>
           <w:tcPr>
             <w:tcW w:w="1260" w:type="dxa"/>
-          </w:tcPr>
-          <w:p>
-            <w:pPr>
-              <w:jc w:val="both"/>
+            <w:vAlign w:val="center"/>
+          </w:tcPr>
+          <w:p>
+            <w:pPr>
+              <w:jc w:val="center"/>
               <w:rPr>
                 <w:rFonts w:ascii="SutonnyMJ" w:hAnsi="SutonnyMJ" w:cs="SutonnyMJ"/>
                 <w:b/>
@@ -4795,10 +4787,11 @@
         <w:tc>
           <w:tcPr>
             <w:tcW w:w="1260" w:type="dxa"/>
-          </w:tcPr>
-          <w:p>
-            <w:pPr>
-              <w:jc w:val="both"/>
+            <w:vAlign w:val="center"/>
+          </w:tcPr>
+          <w:p>
+            <w:pPr>
+              <w:jc w:val="center"/>
               <w:rPr>
                 <w:rFonts w:ascii="SutonnyMJ" w:hAnsi="SutonnyMJ" w:cs="SutonnyMJ"/>
                 <w:b/>
@@ -4811,9 +4804,11 @@
         <w:tc>
           <w:tcPr>
             <w:tcW w:w="1260" w:type="dxa"/>
-          </w:tcPr>
-          <w:p>
-            <w:pPr>
+            <w:vAlign w:val="center"/>
+          </w:tcPr>
+          <w:p>
+            <w:pPr>
+              <w:jc w:val="center"/>
               <w:rPr>
                 <w:rFonts w:ascii="SutonnyMJ" w:hAnsi="SutonnyMJ" w:cs="SutonnyMJ"/>
                 <w:b/>
@@ -4826,6 +4821,7 @@
         <w:tc>
           <w:tcPr>
             <w:tcW w:w="1260" w:type="dxa"/>
+            <w:vAlign w:val="center"/>
           </w:tcPr>
           <w:p>
             <w:pPr>
@@ -4842,10 +4838,11 @@
         <w:tc>
           <w:tcPr>
             <w:tcW w:w="990" w:type="dxa"/>
-          </w:tcPr>
-          <w:p>
-            <w:pPr>
-              <w:jc w:val="both"/>
+            <w:vAlign w:val="center"/>
+          </w:tcPr>
+          <w:p>
+            <w:pPr>
+              <w:jc w:val="center"/>
               <w:rPr>
                 <w:rFonts w:ascii="SutonnyMJ" w:hAnsi="SutonnyMJ" w:cs="SutonnyMJ"/>
                 <w:b/>
@@ -4857,36 +4854,6 @@
         </w:tc>
       </w:tr>
     </w:tbl>
-    <w:p>
-      <w:pPr>
-        <w:tabs>
-          <w:tab w:val="left" w:pos="1305"/>
-          <w:tab w:val="left" w:pos="14625"/>
-        </w:tabs>
-        <w:jc w:val="both"/>
-        <w:rPr>
-          <w:rFonts w:ascii="SutonnyMJ" w:hAnsi="SutonnyMJ" w:cs="SutonnyMJ"/>
-          <w:b/>
-          <w:sz w:val="32"/>
-          <w:szCs w:val="32"/>
-        </w:rPr>
-      </w:pPr>
-    </w:p>
-    <w:p>
-      <w:pPr>
-        <w:tabs>
-          <w:tab w:val="left" w:pos="1305"/>
-          <w:tab w:val="left" w:pos="14625"/>
-        </w:tabs>
-        <w:jc w:val="both"/>
-        <w:rPr>
-          <w:rFonts w:ascii="SutonnyMJ" w:hAnsi="SutonnyMJ" w:cs="SutonnyMJ"/>
-          <w:b/>
-          <w:sz w:val="32"/>
-          <w:szCs w:val="32"/>
-        </w:rPr>
-      </w:pPr>
-    </w:p>
     <w:p>
       <w:pPr>
         <w:tabs>
@@ -4912,8 +4879,8 @@
       </w:tblPr>
       <w:tblGrid>
         <w:gridCol w:w="738"/>
-        <w:gridCol w:w="1530"/>
-        <w:gridCol w:w="4050"/>
+        <w:gridCol w:w="1327"/>
+        <w:gridCol w:w="4253"/>
         <w:gridCol w:w="1170"/>
         <w:gridCol w:w="1170"/>
         <w:gridCol w:w="900"/>
@@ -4959,7 +4926,7 @@
         </w:tc>
         <w:tc>
           <w:tcPr>
-            <w:tcW w:w="1530" w:type="dxa"/>
+            <w:tcW w:w="1327" w:type="dxa"/>
             <w:vMerge w:val="restart"/>
             <w:tcBorders>
               <w:right w:val="single" w:sz="4" w:space="0" w:color="auto"/>
@@ -4989,7 +4956,7 @@
         </w:tc>
         <w:tc>
           <w:tcPr>
-            <w:tcW w:w="4050" w:type="dxa"/>
+            <w:tcW w:w="4253" w:type="dxa"/>
             <w:vMerge w:val="restart"/>
             <w:tcBorders>
               <w:left w:val="single" w:sz="4" w:space="0" w:color="auto"/>
@@ -5282,7 +5249,7 @@
         </w:tc>
         <w:tc>
           <w:tcPr>
-            <w:tcW w:w="1530" w:type="dxa"/>
+            <w:tcW w:w="1327" w:type="dxa"/>
             <w:vMerge/>
             <w:tcBorders>
               <w:right w:val="single" w:sz="4" w:space="0" w:color="auto"/>
@@ -5303,7 +5270,7 @@
         </w:tc>
         <w:tc>
           <w:tcPr>
-            <w:tcW w:w="4050" w:type="dxa"/>
+            <w:tcW w:w="4253" w:type="dxa"/>
             <w:vMerge/>
             <w:tcBorders>
               <w:left w:val="single" w:sz="4" w:space="0" w:color="auto"/>
@@ -5570,7 +5537,7 @@
         </w:tc>
         <w:tc>
           <w:tcPr>
-            <w:tcW w:w="1530" w:type="dxa"/>
+            <w:tcW w:w="1327" w:type="dxa"/>
             <w:tcBorders>
               <w:right w:val="single" w:sz="4" w:space="0" w:color="auto"/>
             </w:tcBorders>
@@ -5590,7 +5557,7 @@
         </w:tc>
         <w:tc>
           <w:tcPr>
-            <w:tcW w:w="4050" w:type="dxa"/>
+            <w:tcW w:w="4253" w:type="dxa"/>
             <w:tcBorders>
               <w:left w:val="single" w:sz="4" w:space="0" w:color="auto"/>
             </w:tcBorders>
@@ -5789,7 +5756,7 @@
         </w:tc>
         <w:tc>
           <w:tcPr>
-            <w:tcW w:w="1530" w:type="dxa"/>
+            <w:tcW w:w="1327" w:type="dxa"/>
             <w:tcBorders>
               <w:right w:val="single" w:sz="4" w:space="0" w:color="auto"/>
             </w:tcBorders>
@@ -5809,7 +5776,7 @@
         </w:tc>
         <w:tc>
           <w:tcPr>
-            <w:tcW w:w="4050" w:type="dxa"/>
+            <w:tcW w:w="4253" w:type="dxa"/>
             <w:tcBorders>
               <w:left w:val="single" w:sz="4" w:space="0" w:color="auto"/>
             </w:tcBorders>
@@ -5995,7 +5962,7 @@
         </w:tc>
         <w:tc>
           <w:tcPr>
-            <w:tcW w:w="1530" w:type="dxa"/>
+            <w:tcW w:w="1327" w:type="dxa"/>
             <w:tcBorders>
               <w:right w:val="single" w:sz="4" w:space="0" w:color="auto"/>
             </w:tcBorders>
@@ -6015,7 +5982,7 @@
         </w:tc>
         <w:tc>
           <w:tcPr>
-            <w:tcW w:w="4050" w:type="dxa"/>
+            <w:tcW w:w="4253" w:type="dxa"/>
             <w:tcBorders>
               <w:left w:val="single" w:sz="4" w:space="0" w:color="auto"/>
             </w:tcBorders>
@@ -6191,6 +6158,8 @@
           <w:szCs w:val="32"/>
         </w:rPr>
       </w:pPr>
+      <w:bookmarkStart w:id="0" w:name="_GoBack"/>
+      <w:bookmarkEnd w:id="0"/>
     </w:p>
     <w:tbl>
       <w:tblPr>
@@ -6327,7 +6296,16 @@
                 <w:sz w:val="32"/>
                 <w:szCs w:val="32"/>
               </w:rPr>
-              <w:t>‡gvU †Z‡ji cwigvb:</w:t>
+              <w:t>‡gvU †Z‡ji cwigvY</w:t>
+            </w:r>
+            <w:r>
+              <w:rPr>
+                <w:rFonts w:ascii="SutonnyMJ" w:hAnsi="SutonnyMJ" w:cs="SutonnyMJ"/>
+                <w:b/>
+                <w:sz w:val="32"/>
+                <w:szCs w:val="32"/>
+              </w:rPr>
+              <w:t>:</w:t>
             </w:r>
           </w:p>
         </w:tc>
@@ -6499,7 +6477,7 @@
                 <w:sz w:val="32"/>
                 <w:szCs w:val="32"/>
               </w:rPr>
-              <w:t xml:space="preserve"> - (wgUvi wiwWs †kl</w:t>
+              <w:t xml:space="preserve"> (wgUvi wiwWs †kl</w:t>
             </w:r>
             <w:r>
               <w:rPr>
@@ -7318,7 +7296,25 @@
                 <w:sz w:val="32"/>
                 <w:szCs w:val="32"/>
               </w:rPr>
-              <w:t>‡gvU G¨vgvD›U(mKj wej):</w:t>
+              <w:t>‡gvU G¨vgvD›U</w:t>
+            </w:r>
+            <w:r>
+              <w:rPr>
+                <w:rFonts w:ascii="SutonnyMJ" w:hAnsi="SutonnyMJ" w:cs="SutonnyMJ"/>
+                <w:b/>
+                <w:sz w:val="32"/>
+                <w:szCs w:val="32"/>
+              </w:rPr>
+              <w:t xml:space="preserve"> </w:t>
+            </w:r>
+            <w:r>
+              <w:rPr>
+                <w:rFonts w:ascii="SutonnyMJ" w:hAnsi="SutonnyMJ" w:cs="SutonnyMJ"/>
+                <w:b/>
+                <w:sz w:val="32"/>
+                <w:szCs w:val="32"/>
+              </w:rPr>
+              <w:t>(mKj wej):</w:t>
             </w:r>
           </w:p>
         </w:tc>
@@ -7826,7 +7822,7 @@
   <w:style w:type="paragraph" w:default="1" w:styleId="Normal">
     <w:name w:val="Normal"/>
     <w:qFormat/>
-    <w:rsid w:val="00635129"/>
+    <w:rsid w:val="00884475"/>
   </w:style>
   <w:style w:type="character" w:default="1" w:styleId="DefaultParagraphFont">
     <w:name w:val="Default Paragraph Font"/>
@@ -8209,7 +8205,7 @@
 </file>
 
 <file path=customXml/itemProps1.xml><?xml version="1.0" encoding="utf-8"?>
-<ds:datastoreItem xmlns:ds="http://schemas.openxmlformats.org/officeDocument/2006/customXml" ds:itemID="{48894291-6F68-4F63-9C9F-86D4BE3EC706}">
+<ds:datastoreItem xmlns:ds="http://schemas.openxmlformats.org/officeDocument/2006/customXml" ds:itemID="{2CA4E4BF-9652-4755-8186-43B6F7CAE77A}">
   <ds:schemaRefs>
     <ds:schemaRef ds:uri="http://schemas.openxmlformats.org/officeDocument/2006/bibliography"/>
   </ds:schemaRefs>

--- a/templates/Logsheet_Template.docx
+++ b/templates/Logsheet_Template.docx
@@ -1847,6 +1847,8 @@
           <w:szCs w:val="32"/>
         </w:rPr>
       </w:pPr>
+      <w:bookmarkStart w:id="0" w:name="_GoBack"/>
+      <w:bookmarkEnd w:id="0"/>
     </w:p>
     <w:tbl>
       <w:tblPr>
@@ -2686,15 +2688,6 @@
                 <w:szCs w:val="32"/>
               </w:rPr>
             </w:pPr>
-            <w:r>
-              <w:rPr>
-                <w:rFonts w:ascii="SutonnyMJ" w:hAnsi="SutonnyMJ" w:cs="SutonnyMJ"/>
-                <w:b/>
-                <w:sz w:val="32"/>
-                <w:szCs w:val="32"/>
-              </w:rPr>
-              <w:t>2,167/-</w:t>
-            </w:r>
           </w:p>
         </w:tc>
         <w:tc>
@@ -6158,8 +6151,6 @@
           <w:szCs w:val="32"/>
         </w:rPr>
       </w:pPr>
-      <w:bookmarkStart w:id="0" w:name="_GoBack"/>
-      <w:bookmarkEnd w:id="0"/>
     </w:p>
     <w:tbl>
       <w:tblPr>
@@ -8205,7 +8196,7 @@
 </file>
 
 <file path=customXml/itemProps1.xml><?xml version="1.0" encoding="utf-8"?>
-<ds:datastoreItem xmlns:ds="http://schemas.openxmlformats.org/officeDocument/2006/customXml" ds:itemID="{2CA4E4BF-9652-4755-8186-43B6F7CAE77A}">
+<ds:datastoreItem xmlns:ds="http://schemas.openxmlformats.org/officeDocument/2006/customXml" ds:itemID="{5A679154-CE6C-422D-940F-370B9ABA5C3B}">
   <ds:schemaRefs>
     <ds:schemaRef ds:uri="http://schemas.openxmlformats.org/officeDocument/2006/bibliography"/>
   </ds:schemaRefs>

--- a/templates/Logsheet_Template.docx
+++ b/templates/Logsheet_Template.docx
@@ -99,7 +99,27 @@
                 <w:sz w:val="32"/>
                 <w:szCs w:val="32"/>
               </w:rPr>
-              <w:t xml:space="preserve"> GwMKvjPvivj BÛvw÷ªR</w:t>
+              <w:t xml:space="preserve"> GwM</w:t>
+            </w:r>
+            <w:r>
+              <w:rPr>
+                <w:rFonts w:ascii="SutonnyMJ" w:hAnsi="SutonnyMJ" w:cs="SutonnyMJ"/>
+                <w:b/>
+                <w:sz w:val="32"/>
+                <w:szCs w:val="32"/>
+              </w:rPr>
+              <w:t>ª</w:t>
+            </w:r>
+            <w:bookmarkStart w:id="0" w:name="_GoBack"/>
+            <w:bookmarkEnd w:id="0"/>
+            <w:r>
+              <w:rPr>
+                <w:rFonts w:ascii="SutonnyMJ" w:hAnsi="SutonnyMJ" w:cs="SutonnyMJ"/>
+                <w:b/>
+                <w:sz w:val="32"/>
+                <w:szCs w:val="32"/>
+              </w:rPr>
+              <w:t>KvjPvivj BÛvw÷ªR</w:t>
             </w:r>
             <w:r>
               <w:rPr>
@@ -1847,8 +1867,6 @@
           <w:szCs w:val="32"/>
         </w:rPr>
       </w:pPr>
-      <w:bookmarkStart w:id="0" w:name="_GoBack"/>
-      <w:bookmarkEnd w:id="0"/>
     </w:p>
     <w:tbl>
       <w:tblPr>
@@ -8196,7 +8214,7 @@
 </file>
 
 <file path=customXml/itemProps1.xml><?xml version="1.0" encoding="utf-8"?>
-<ds:datastoreItem xmlns:ds="http://schemas.openxmlformats.org/officeDocument/2006/customXml" ds:itemID="{5A679154-CE6C-422D-940F-370B9ABA5C3B}">
+<ds:datastoreItem xmlns:ds="http://schemas.openxmlformats.org/officeDocument/2006/customXml" ds:itemID="{303B2A5A-3B9B-4BF3-ACE4-018710CA10F1}">
   <ds:schemaRefs>
     <ds:schemaRef ds:uri="http://schemas.openxmlformats.org/officeDocument/2006/bibliography"/>
   </ds:schemaRefs>

--- a/templates/Logsheet_Template.docx
+++ b/templates/Logsheet_Template.docx
@@ -23,6 +23,8 @@
         </w:rPr>
         <w:t>‡gvUi mvB‡Kj jMkxU</w:t>
       </w:r>
+      <w:bookmarkStart w:id="0" w:name="_GoBack"/>
+      <w:bookmarkEnd w:id="0"/>
     </w:p>
     <w:tbl>
       <w:tblPr>
@@ -110,8 +112,6 @@
               </w:rPr>
               <w:t>ª</w:t>
             </w:r>
-            <w:bookmarkStart w:id="0" w:name="_GoBack"/>
-            <w:bookmarkEnd w:id="0"/>
             <w:r>
               <w:rPr>
                 <w:rFonts w:ascii="SutonnyMJ" w:hAnsi="SutonnyMJ" w:cs="SutonnyMJ"/>
@@ -3374,11 +3374,11 @@
         <w:gridCol w:w="1080"/>
         <w:gridCol w:w="1080"/>
         <w:gridCol w:w="990"/>
-        <w:gridCol w:w="900"/>
+        <w:gridCol w:w="877"/>
         <w:gridCol w:w="1260"/>
-        <w:gridCol w:w="1260"/>
-        <w:gridCol w:w="1260"/>
-        <w:gridCol w:w="1260"/>
+        <w:gridCol w:w="1170"/>
+        <w:gridCol w:w="1170"/>
+        <w:gridCol w:w="1463"/>
         <w:gridCol w:w="990"/>
       </w:tblGrid>
       <w:tr>
@@ -3537,7 +3537,7 @@
         </w:tc>
         <w:tc>
           <w:tcPr>
-            <w:tcW w:w="2160" w:type="dxa"/>
+            <w:tcW w:w="2137" w:type="dxa"/>
             <w:gridSpan w:val="2"/>
             <w:tcBorders>
               <w:bottom w:val="single" w:sz="4" w:space="0" w:color="auto"/>
@@ -3567,7 +3567,7 @@
         </w:tc>
         <w:tc>
           <w:tcPr>
-            <w:tcW w:w="1260" w:type="dxa"/>
+            <w:tcW w:w="1170" w:type="dxa"/>
             <w:vMerge w:val="restart"/>
             <w:vAlign w:val="center"/>
           </w:tcPr>
@@ -3614,7 +3614,7 @@
         </w:tc>
         <w:tc>
           <w:tcPr>
-            <w:tcW w:w="1260" w:type="dxa"/>
+            <w:tcW w:w="1170" w:type="dxa"/>
             <w:vMerge w:val="restart"/>
             <w:vAlign w:val="center"/>
           </w:tcPr>
@@ -3661,7 +3661,7 @@
         </w:tc>
         <w:tc>
           <w:tcPr>
-            <w:tcW w:w="1260" w:type="dxa"/>
+            <w:tcW w:w="1463" w:type="dxa"/>
             <w:vMerge w:val="restart"/>
             <w:vAlign w:val="center"/>
           </w:tcPr>
@@ -3870,7 +3870,7 @@
         </w:tc>
         <w:tc>
           <w:tcPr>
-            <w:tcW w:w="900" w:type="dxa"/>
+            <w:tcW w:w="877" w:type="dxa"/>
             <w:tcBorders>
               <w:top w:val="single" w:sz="4" w:space="0" w:color="auto"/>
             </w:tcBorders>
@@ -3928,7 +3928,7 @@
         </w:tc>
         <w:tc>
           <w:tcPr>
-            <w:tcW w:w="1260" w:type="dxa"/>
+            <w:tcW w:w="1170" w:type="dxa"/>
             <w:vMerge/>
             <w:vAlign w:val="center"/>
           </w:tcPr>
@@ -3946,7 +3946,7 @@
         </w:tc>
         <w:tc>
           <w:tcPr>
-            <w:tcW w:w="1260" w:type="dxa"/>
+            <w:tcW w:w="1170" w:type="dxa"/>
             <w:vMerge/>
             <w:vAlign w:val="center"/>
           </w:tcPr>
@@ -3964,7 +3964,7 @@
         </w:tc>
         <w:tc>
           <w:tcPr>
-            <w:tcW w:w="1260" w:type="dxa"/>
+            <w:tcW w:w="1463" w:type="dxa"/>
             <w:vMerge/>
             <w:vAlign w:val="center"/>
           </w:tcPr>
@@ -4122,7 +4122,7 @@
         </w:tc>
         <w:tc>
           <w:tcPr>
-            <w:tcW w:w="900" w:type="dxa"/>
+            <w:tcW w:w="877" w:type="dxa"/>
           </w:tcPr>
           <w:p>
             <w:pPr>
@@ -4154,39 +4154,39 @@
         </w:tc>
         <w:tc>
           <w:tcPr>
-            <w:tcW w:w="1260" w:type="dxa"/>
-          </w:tcPr>
-          <w:p>
-            <w:pPr>
-              <w:jc w:val="center"/>
-              <w:rPr>
-                <w:rFonts w:ascii="SutonnyMJ" w:hAnsi="SutonnyMJ" w:cs="SutonnyMJ"/>
-                <w:b/>
-                <w:sz w:val="32"/>
-                <w:szCs w:val="32"/>
-              </w:rPr>
-            </w:pPr>
-          </w:p>
-        </w:tc>
-        <w:tc>
-          <w:tcPr>
-            <w:tcW w:w="1260" w:type="dxa"/>
-          </w:tcPr>
-          <w:p>
-            <w:pPr>
-              <w:jc w:val="center"/>
-              <w:rPr>
-                <w:rFonts w:ascii="SutonnyMJ" w:hAnsi="SutonnyMJ" w:cs="SutonnyMJ"/>
-                <w:b/>
-                <w:sz w:val="32"/>
-                <w:szCs w:val="32"/>
-              </w:rPr>
-            </w:pPr>
-          </w:p>
-        </w:tc>
-        <w:tc>
-          <w:tcPr>
-            <w:tcW w:w="1260" w:type="dxa"/>
+            <w:tcW w:w="1170" w:type="dxa"/>
+          </w:tcPr>
+          <w:p>
+            <w:pPr>
+              <w:jc w:val="center"/>
+              <w:rPr>
+                <w:rFonts w:ascii="SutonnyMJ" w:hAnsi="SutonnyMJ" w:cs="SutonnyMJ"/>
+                <w:b/>
+                <w:sz w:val="32"/>
+                <w:szCs w:val="32"/>
+              </w:rPr>
+            </w:pPr>
+          </w:p>
+        </w:tc>
+        <w:tc>
+          <w:tcPr>
+            <w:tcW w:w="1170" w:type="dxa"/>
+          </w:tcPr>
+          <w:p>
+            <w:pPr>
+              <w:jc w:val="center"/>
+              <w:rPr>
+                <w:rFonts w:ascii="SutonnyMJ" w:hAnsi="SutonnyMJ" w:cs="SutonnyMJ"/>
+                <w:b/>
+                <w:sz w:val="32"/>
+                <w:szCs w:val="32"/>
+              </w:rPr>
+            </w:pPr>
+          </w:p>
+        </w:tc>
+        <w:tc>
+          <w:tcPr>
+            <w:tcW w:w="1463" w:type="dxa"/>
           </w:tcPr>
           <w:p>
             <w:pPr>
@@ -4330,7 +4330,7 @@
         </w:tc>
         <w:tc>
           <w:tcPr>
-            <w:tcW w:w="900" w:type="dxa"/>
+            <w:tcW w:w="877" w:type="dxa"/>
           </w:tcPr>
           <w:p>
             <w:pPr>
@@ -4362,39 +4362,39 @@
         </w:tc>
         <w:tc>
           <w:tcPr>
-            <w:tcW w:w="1260" w:type="dxa"/>
-          </w:tcPr>
-          <w:p>
-            <w:pPr>
-              <w:jc w:val="center"/>
-              <w:rPr>
-                <w:rFonts w:ascii="SutonnyMJ" w:hAnsi="SutonnyMJ" w:cs="SutonnyMJ"/>
-                <w:b/>
-                <w:sz w:val="32"/>
-                <w:szCs w:val="32"/>
-              </w:rPr>
-            </w:pPr>
-          </w:p>
-        </w:tc>
-        <w:tc>
-          <w:tcPr>
-            <w:tcW w:w="1260" w:type="dxa"/>
-          </w:tcPr>
-          <w:p>
-            <w:pPr>
-              <w:jc w:val="center"/>
-              <w:rPr>
-                <w:rFonts w:ascii="SutonnyMJ" w:hAnsi="SutonnyMJ" w:cs="SutonnyMJ"/>
-                <w:b/>
-                <w:sz w:val="32"/>
-                <w:szCs w:val="32"/>
-              </w:rPr>
-            </w:pPr>
-          </w:p>
-        </w:tc>
-        <w:tc>
-          <w:tcPr>
-            <w:tcW w:w="1260" w:type="dxa"/>
+            <w:tcW w:w="1170" w:type="dxa"/>
+          </w:tcPr>
+          <w:p>
+            <w:pPr>
+              <w:jc w:val="center"/>
+              <w:rPr>
+                <w:rFonts w:ascii="SutonnyMJ" w:hAnsi="SutonnyMJ" w:cs="SutonnyMJ"/>
+                <w:b/>
+                <w:sz w:val="32"/>
+                <w:szCs w:val="32"/>
+              </w:rPr>
+            </w:pPr>
+          </w:p>
+        </w:tc>
+        <w:tc>
+          <w:tcPr>
+            <w:tcW w:w="1170" w:type="dxa"/>
+          </w:tcPr>
+          <w:p>
+            <w:pPr>
+              <w:jc w:val="center"/>
+              <w:rPr>
+                <w:rFonts w:ascii="SutonnyMJ" w:hAnsi="SutonnyMJ" w:cs="SutonnyMJ"/>
+                <w:b/>
+                <w:sz w:val="32"/>
+                <w:szCs w:val="32"/>
+              </w:rPr>
+            </w:pPr>
+          </w:p>
+        </w:tc>
+        <w:tc>
+          <w:tcPr>
+            <w:tcW w:w="1463" w:type="dxa"/>
           </w:tcPr>
           <w:p>
             <w:pPr>
@@ -4535,7 +4535,7 @@
         </w:tc>
         <w:tc>
           <w:tcPr>
-            <w:tcW w:w="900" w:type="dxa"/>
+            <w:tcW w:w="877" w:type="dxa"/>
           </w:tcPr>
           <w:p>
             <w:pPr>
@@ -4567,39 +4567,39 @@
         </w:tc>
         <w:tc>
           <w:tcPr>
-            <w:tcW w:w="1260" w:type="dxa"/>
-          </w:tcPr>
-          <w:p>
-            <w:pPr>
-              <w:jc w:val="center"/>
-              <w:rPr>
-                <w:rFonts w:ascii="SutonnyMJ" w:hAnsi="SutonnyMJ" w:cs="SutonnyMJ"/>
-                <w:b/>
-                <w:sz w:val="32"/>
-                <w:szCs w:val="32"/>
-              </w:rPr>
-            </w:pPr>
-          </w:p>
-        </w:tc>
-        <w:tc>
-          <w:tcPr>
-            <w:tcW w:w="1260" w:type="dxa"/>
-          </w:tcPr>
-          <w:p>
-            <w:pPr>
-              <w:jc w:val="center"/>
-              <w:rPr>
-                <w:rFonts w:ascii="SutonnyMJ" w:hAnsi="SutonnyMJ" w:cs="SutonnyMJ"/>
-                <w:b/>
-                <w:sz w:val="32"/>
-                <w:szCs w:val="32"/>
-              </w:rPr>
-            </w:pPr>
-          </w:p>
-        </w:tc>
-        <w:tc>
-          <w:tcPr>
-            <w:tcW w:w="1260" w:type="dxa"/>
+            <w:tcW w:w="1170" w:type="dxa"/>
+          </w:tcPr>
+          <w:p>
+            <w:pPr>
+              <w:jc w:val="center"/>
+              <w:rPr>
+                <w:rFonts w:ascii="SutonnyMJ" w:hAnsi="SutonnyMJ" w:cs="SutonnyMJ"/>
+                <w:b/>
+                <w:sz w:val="32"/>
+                <w:szCs w:val="32"/>
+              </w:rPr>
+            </w:pPr>
+          </w:p>
+        </w:tc>
+        <w:tc>
+          <w:tcPr>
+            <w:tcW w:w="1170" w:type="dxa"/>
+          </w:tcPr>
+          <w:p>
+            <w:pPr>
+              <w:jc w:val="center"/>
+              <w:rPr>
+                <w:rFonts w:ascii="SutonnyMJ" w:hAnsi="SutonnyMJ" w:cs="SutonnyMJ"/>
+                <w:b/>
+                <w:sz w:val="32"/>
+                <w:szCs w:val="32"/>
+              </w:rPr>
+            </w:pPr>
+          </w:p>
+        </w:tc>
+        <w:tc>
+          <w:tcPr>
+            <w:tcW w:w="1463" w:type="dxa"/>
           </w:tcPr>
           <w:p>
             <w:pPr>
@@ -4763,7 +4763,7 @@
         </w:tc>
         <w:tc>
           <w:tcPr>
-            <w:tcW w:w="900" w:type="dxa"/>
+            <w:tcW w:w="877" w:type="dxa"/>
             <w:vAlign w:val="center"/>
           </w:tcPr>
           <w:p>
@@ -4797,41 +4797,41 @@
         </w:tc>
         <w:tc>
           <w:tcPr>
-            <w:tcW w:w="1260" w:type="dxa"/>
-            <w:vAlign w:val="center"/>
-          </w:tcPr>
-          <w:p>
-            <w:pPr>
-              <w:jc w:val="center"/>
-              <w:rPr>
-                <w:rFonts w:ascii="SutonnyMJ" w:hAnsi="SutonnyMJ" w:cs="SutonnyMJ"/>
-                <w:b/>
-                <w:sz w:val="32"/>
-                <w:szCs w:val="32"/>
-              </w:rPr>
-            </w:pPr>
-          </w:p>
-        </w:tc>
-        <w:tc>
-          <w:tcPr>
-            <w:tcW w:w="1260" w:type="dxa"/>
-            <w:vAlign w:val="center"/>
-          </w:tcPr>
-          <w:p>
-            <w:pPr>
-              <w:jc w:val="center"/>
-              <w:rPr>
-                <w:rFonts w:ascii="SutonnyMJ" w:hAnsi="SutonnyMJ" w:cs="SutonnyMJ"/>
-                <w:b/>
-                <w:sz w:val="32"/>
-                <w:szCs w:val="32"/>
-              </w:rPr>
-            </w:pPr>
-          </w:p>
-        </w:tc>
-        <w:tc>
-          <w:tcPr>
-            <w:tcW w:w="1260" w:type="dxa"/>
+            <w:tcW w:w="1170" w:type="dxa"/>
+            <w:vAlign w:val="center"/>
+          </w:tcPr>
+          <w:p>
+            <w:pPr>
+              <w:jc w:val="center"/>
+              <w:rPr>
+                <w:rFonts w:ascii="SutonnyMJ" w:hAnsi="SutonnyMJ" w:cs="SutonnyMJ"/>
+                <w:b/>
+                <w:sz w:val="32"/>
+                <w:szCs w:val="32"/>
+              </w:rPr>
+            </w:pPr>
+          </w:p>
+        </w:tc>
+        <w:tc>
+          <w:tcPr>
+            <w:tcW w:w="1170" w:type="dxa"/>
+            <w:vAlign w:val="center"/>
+          </w:tcPr>
+          <w:p>
+            <w:pPr>
+              <w:jc w:val="center"/>
+              <w:rPr>
+                <w:rFonts w:ascii="SutonnyMJ" w:hAnsi="SutonnyMJ" w:cs="SutonnyMJ"/>
+                <w:b/>
+                <w:sz w:val="32"/>
+                <w:szCs w:val="32"/>
+              </w:rPr>
+            </w:pPr>
+          </w:p>
+        </w:tc>
+        <w:tc>
+          <w:tcPr>
+            <w:tcW w:w="1463" w:type="dxa"/>
             <w:vAlign w:val="center"/>
           </w:tcPr>
           <w:p>
@@ -8214,7 +8214,7 @@
 </file>
 
 <file path=customXml/itemProps1.xml><?xml version="1.0" encoding="utf-8"?>
-<ds:datastoreItem xmlns:ds="http://schemas.openxmlformats.org/officeDocument/2006/customXml" ds:itemID="{303B2A5A-3B9B-4BF3-ACE4-018710CA10F1}">
+<ds:datastoreItem xmlns:ds="http://schemas.openxmlformats.org/officeDocument/2006/customXml" ds:itemID="{D1DEF21D-5A1F-416D-8D30-6641159CC45B}">
   <ds:schemaRefs>
     <ds:schemaRef ds:uri="http://schemas.openxmlformats.org/officeDocument/2006/bibliography"/>
   </ds:schemaRefs>

--- a/templates/Logsheet_Template.docx
+++ b/templates/Logsheet_Template.docx
@@ -23,8 +23,6 @@
         </w:rPr>
         <w:t>‡gvUi mvB‡Kj jMkxU</w:t>
       </w:r>
-      <w:bookmarkStart w:id="0" w:name="_GoBack"/>
-      <w:bookmarkEnd w:id="0"/>
     </w:p>
     <w:tbl>
       <w:tblPr>
@@ -112,6 +110,8 @@
               </w:rPr>
               <w:t>ª</w:t>
             </w:r>
+            <w:bookmarkStart w:id="0" w:name="_GoBack"/>
+            <w:bookmarkEnd w:id="0"/>
             <w:r>
               <w:rPr>
                 <w:rFonts w:ascii="SutonnyMJ" w:hAnsi="SutonnyMJ" w:cs="SutonnyMJ"/>
@@ -3374,11 +3374,11 @@
         <w:gridCol w:w="1080"/>
         <w:gridCol w:w="1080"/>
         <w:gridCol w:w="990"/>
-        <w:gridCol w:w="877"/>
+        <w:gridCol w:w="900"/>
         <w:gridCol w:w="1260"/>
-        <w:gridCol w:w="1170"/>
-        <w:gridCol w:w="1170"/>
-        <w:gridCol w:w="1463"/>
+        <w:gridCol w:w="1260"/>
+        <w:gridCol w:w="1260"/>
+        <w:gridCol w:w="1260"/>
         <w:gridCol w:w="990"/>
       </w:tblGrid>
       <w:tr>
@@ -3537,7 +3537,7 @@
         </w:tc>
         <w:tc>
           <w:tcPr>
-            <w:tcW w:w="2137" w:type="dxa"/>
+            <w:tcW w:w="2160" w:type="dxa"/>
             <w:gridSpan w:val="2"/>
             <w:tcBorders>
               <w:bottom w:val="single" w:sz="4" w:space="0" w:color="auto"/>
@@ -3567,7 +3567,7 @@
         </w:tc>
         <w:tc>
           <w:tcPr>
-            <w:tcW w:w="1170" w:type="dxa"/>
+            <w:tcW w:w="1260" w:type="dxa"/>
             <w:vMerge w:val="restart"/>
             <w:vAlign w:val="center"/>
           </w:tcPr>
@@ -3614,7 +3614,7 @@
         </w:tc>
         <w:tc>
           <w:tcPr>
-            <w:tcW w:w="1170" w:type="dxa"/>
+            <w:tcW w:w="1260" w:type="dxa"/>
             <w:vMerge w:val="restart"/>
             <w:vAlign w:val="center"/>
           </w:tcPr>
@@ -3661,7 +3661,7 @@
         </w:tc>
         <w:tc>
           <w:tcPr>
-            <w:tcW w:w="1463" w:type="dxa"/>
+            <w:tcW w:w="1260" w:type="dxa"/>
             <w:vMerge w:val="restart"/>
             <w:vAlign w:val="center"/>
           </w:tcPr>
@@ -3870,7 +3870,7 @@
         </w:tc>
         <w:tc>
           <w:tcPr>
-            <w:tcW w:w="877" w:type="dxa"/>
+            <w:tcW w:w="900" w:type="dxa"/>
             <w:tcBorders>
               <w:top w:val="single" w:sz="4" w:space="0" w:color="auto"/>
             </w:tcBorders>
@@ -3928,7 +3928,7 @@
         </w:tc>
         <w:tc>
           <w:tcPr>
-            <w:tcW w:w="1170" w:type="dxa"/>
+            <w:tcW w:w="1260" w:type="dxa"/>
             <w:vMerge/>
             <w:vAlign w:val="center"/>
           </w:tcPr>
@@ -3946,7 +3946,7 @@
         </w:tc>
         <w:tc>
           <w:tcPr>
-            <w:tcW w:w="1170" w:type="dxa"/>
+            <w:tcW w:w="1260" w:type="dxa"/>
             <w:vMerge/>
             <w:vAlign w:val="center"/>
           </w:tcPr>
@@ -3964,7 +3964,7 @@
         </w:tc>
         <w:tc>
           <w:tcPr>
-            <w:tcW w:w="1463" w:type="dxa"/>
+            <w:tcW w:w="1260" w:type="dxa"/>
             <w:vMerge/>
             <w:vAlign w:val="center"/>
           </w:tcPr>
@@ -4122,7 +4122,7 @@
         </w:tc>
         <w:tc>
           <w:tcPr>
-            <w:tcW w:w="877" w:type="dxa"/>
+            <w:tcW w:w="900" w:type="dxa"/>
           </w:tcPr>
           <w:p>
             <w:pPr>
@@ -4154,39 +4154,39 @@
         </w:tc>
         <w:tc>
           <w:tcPr>
-            <w:tcW w:w="1170" w:type="dxa"/>
-          </w:tcPr>
-          <w:p>
-            <w:pPr>
-              <w:jc w:val="center"/>
-              <w:rPr>
-                <w:rFonts w:ascii="SutonnyMJ" w:hAnsi="SutonnyMJ" w:cs="SutonnyMJ"/>
-                <w:b/>
-                <w:sz w:val="32"/>
-                <w:szCs w:val="32"/>
-              </w:rPr>
-            </w:pPr>
-          </w:p>
-        </w:tc>
-        <w:tc>
-          <w:tcPr>
-            <w:tcW w:w="1170" w:type="dxa"/>
-          </w:tcPr>
-          <w:p>
-            <w:pPr>
-              <w:jc w:val="center"/>
-              <w:rPr>
-                <w:rFonts w:ascii="SutonnyMJ" w:hAnsi="SutonnyMJ" w:cs="SutonnyMJ"/>
-                <w:b/>
-                <w:sz w:val="32"/>
-                <w:szCs w:val="32"/>
-              </w:rPr>
-            </w:pPr>
-          </w:p>
-        </w:tc>
-        <w:tc>
-          <w:tcPr>
-            <w:tcW w:w="1463" w:type="dxa"/>
+            <w:tcW w:w="1260" w:type="dxa"/>
+          </w:tcPr>
+          <w:p>
+            <w:pPr>
+              <w:jc w:val="center"/>
+              <w:rPr>
+                <w:rFonts w:ascii="SutonnyMJ" w:hAnsi="SutonnyMJ" w:cs="SutonnyMJ"/>
+                <w:b/>
+                <w:sz w:val="32"/>
+                <w:szCs w:val="32"/>
+              </w:rPr>
+            </w:pPr>
+          </w:p>
+        </w:tc>
+        <w:tc>
+          <w:tcPr>
+            <w:tcW w:w="1260" w:type="dxa"/>
+          </w:tcPr>
+          <w:p>
+            <w:pPr>
+              <w:jc w:val="center"/>
+              <w:rPr>
+                <w:rFonts w:ascii="SutonnyMJ" w:hAnsi="SutonnyMJ" w:cs="SutonnyMJ"/>
+                <w:b/>
+                <w:sz w:val="32"/>
+                <w:szCs w:val="32"/>
+              </w:rPr>
+            </w:pPr>
+          </w:p>
+        </w:tc>
+        <w:tc>
+          <w:tcPr>
+            <w:tcW w:w="1260" w:type="dxa"/>
           </w:tcPr>
           <w:p>
             <w:pPr>
@@ -4330,7 +4330,7 @@
         </w:tc>
         <w:tc>
           <w:tcPr>
-            <w:tcW w:w="877" w:type="dxa"/>
+            <w:tcW w:w="900" w:type="dxa"/>
           </w:tcPr>
           <w:p>
             <w:pPr>
@@ -4362,39 +4362,39 @@
         </w:tc>
         <w:tc>
           <w:tcPr>
-            <w:tcW w:w="1170" w:type="dxa"/>
-          </w:tcPr>
-          <w:p>
-            <w:pPr>
-              <w:jc w:val="center"/>
-              <w:rPr>
-                <w:rFonts w:ascii="SutonnyMJ" w:hAnsi="SutonnyMJ" w:cs="SutonnyMJ"/>
-                <w:b/>
-                <w:sz w:val="32"/>
-                <w:szCs w:val="32"/>
-              </w:rPr>
-            </w:pPr>
-          </w:p>
-        </w:tc>
-        <w:tc>
-          <w:tcPr>
-            <w:tcW w:w="1170" w:type="dxa"/>
-          </w:tcPr>
-          <w:p>
-            <w:pPr>
-              <w:jc w:val="center"/>
-              <w:rPr>
-                <w:rFonts w:ascii="SutonnyMJ" w:hAnsi="SutonnyMJ" w:cs="SutonnyMJ"/>
-                <w:b/>
-                <w:sz w:val="32"/>
-                <w:szCs w:val="32"/>
-              </w:rPr>
-            </w:pPr>
-          </w:p>
-        </w:tc>
-        <w:tc>
-          <w:tcPr>
-            <w:tcW w:w="1463" w:type="dxa"/>
+            <w:tcW w:w="1260" w:type="dxa"/>
+          </w:tcPr>
+          <w:p>
+            <w:pPr>
+              <w:jc w:val="center"/>
+              <w:rPr>
+                <w:rFonts w:ascii="SutonnyMJ" w:hAnsi="SutonnyMJ" w:cs="SutonnyMJ"/>
+                <w:b/>
+                <w:sz w:val="32"/>
+                <w:szCs w:val="32"/>
+              </w:rPr>
+            </w:pPr>
+          </w:p>
+        </w:tc>
+        <w:tc>
+          <w:tcPr>
+            <w:tcW w:w="1260" w:type="dxa"/>
+          </w:tcPr>
+          <w:p>
+            <w:pPr>
+              <w:jc w:val="center"/>
+              <w:rPr>
+                <w:rFonts w:ascii="SutonnyMJ" w:hAnsi="SutonnyMJ" w:cs="SutonnyMJ"/>
+                <w:b/>
+                <w:sz w:val="32"/>
+                <w:szCs w:val="32"/>
+              </w:rPr>
+            </w:pPr>
+          </w:p>
+        </w:tc>
+        <w:tc>
+          <w:tcPr>
+            <w:tcW w:w="1260" w:type="dxa"/>
           </w:tcPr>
           <w:p>
             <w:pPr>
@@ -4535,7 +4535,7 @@
         </w:tc>
         <w:tc>
           <w:tcPr>
-            <w:tcW w:w="877" w:type="dxa"/>
+            <w:tcW w:w="900" w:type="dxa"/>
           </w:tcPr>
           <w:p>
             <w:pPr>
@@ -4567,39 +4567,39 @@
         </w:tc>
         <w:tc>
           <w:tcPr>
-            <w:tcW w:w="1170" w:type="dxa"/>
-          </w:tcPr>
-          <w:p>
-            <w:pPr>
-              <w:jc w:val="center"/>
-              <w:rPr>
-                <w:rFonts w:ascii="SutonnyMJ" w:hAnsi="SutonnyMJ" w:cs="SutonnyMJ"/>
-                <w:b/>
-                <w:sz w:val="32"/>
-                <w:szCs w:val="32"/>
-              </w:rPr>
-            </w:pPr>
-          </w:p>
-        </w:tc>
-        <w:tc>
-          <w:tcPr>
-            <w:tcW w:w="1170" w:type="dxa"/>
-          </w:tcPr>
-          <w:p>
-            <w:pPr>
-              <w:jc w:val="center"/>
-              <w:rPr>
-                <w:rFonts w:ascii="SutonnyMJ" w:hAnsi="SutonnyMJ" w:cs="SutonnyMJ"/>
-                <w:b/>
-                <w:sz w:val="32"/>
-                <w:szCs w:val="32"/>
-              </w:rPr>
-            </w:pPr>
-          </w:p>
-        </w:tc>
-        <w:tc>
-          <w:tcPr>
-            <w:tcW w:w="1463" w:type="dxa"/>
+            <w:tcW w:w="1260" w:type="dxa"/>
+          </w:tcPr>
+          <w:p>
+            <w:pPr>
+              <w:jc w:val="center"/>
+              <w:rPr>
+                <w:rFonts w:ascii="SutonnyMJ" w:hAnsi="SutonnyMJ" w:cs="SutonnyMJ"/>
+                <w:b/>
+                <w:sz w:val="32"/>
+                <w:szCs w:val="32"/>
+              </w:rPr>
+            </w:pPr>
+          </w:p>
+        </w:tc>
+        <w:tc>
+          <w:tcPr>
+            <w:tcW w:w="1260" w:type="dxa"/>
+          </w:tcPr>
+          <w:p>
+            <w:pPr>
+              <w:jc w:val="center"/>
+              <w:rPr>
+                <w:rFonts w:ascii="SutonnyMJ" w:hAnsi="SutonnyMJ" w:cs="SutonnyMJ"/>
+                <w:b/>
+                <w:sz w:val="32"/>
+                <w:szCs w:val="32"/>
+              </w:rPr>
+            </w:pPr>
+          </w:p>
+        </w:tc>
+        <w:tc>
+          <w:tcPr>
+            <w:tcW w:w="1260" w:type="dxa"/>
           </w:tcPr>
           <w:p>
             <w:pPr>
@@ -4763,7 +4763,7 @@
         </w:tc>
         <w:tc>
           <w:tcPr>
-            <w:tcW w:w="877" w:type="dxa"/>
+            <w:tcW w:w="900" w:type="dxa"/>
             <w:vAlign w:val="center"/>
           </w:tcPr>
           <w:p>
@@ -4797,41 +4797,41 @@
         </w:tc>
         <w:tc>
           <w:tcPr>
-            <w:tcW w:w="1170" w:type="dxa"/>
-            <w:vAlign w:val="center"/>
-          </w:tcPr>
-          <w:p>
-            <w:pPr>
-              <w:jc w:val="center"/>
-              <w:rPr>
-                <w:rFonts w:ascii="SutonnyMJ" w:hAnsi="SutonnyMJ" w:cs="SutonnyMJ"/>
-                <w:b/>
-                <w:sz w:val="32"/>
-                <w:szCs w:val="32"/>
-              </w:rPr>
-            </w:pPr>
-          </w:p>
-        </w:tc>
-        <w:tc>
-          <w:tcPr>
-            <w:tcW w:w="1170" w:type="dxa"/>
-            <w:vAlign w:val="center"/>
-          </w:tcPr>
-          <w:p>
-            <w:pPr>
-              <w:jc w:val="center"/>
-              <w:rPr>
-                <w:rFonts w:ascii="SutonnyMJ" w:hAnsi="SutonnyMJ" w:cs="SutonnyMJ"/>
-                <w:b/>
-                <w:sz w:val="32"/>
-                <w:szCs w:val="32"/>
-              </w:rPr>
-            </w:pPr>
-          </w:p>
-        </w:tc>
-        <w:tc>
-          <w:tcPr>
-            <w:tcW w:w="1463" w:type="dxa"/>
+            <w:tcW w:w="1260" w:type="dxa"/>
+            <w:vAlign w:val="center"/>
+          </w:tcPr>
+          <w:p>
+            <w:pPr>
+              <w:jc w:val="center"/>
+              <w:rPr>
+                <w:rFonts w:ascii="SutonnyMJ" w:hAnsi="SutonnyMJ" w:cs="SutonnyMJ"/>
+                <w:b/>
+                <w:sz w:val="32"/>
+                <w:szCs w:val="32"/>
+              </w:rPr>
+            </w:pPr>
+          </w:p>
+        </w:tc>
+        <w:tc>
+          <w:tcPr>
+            <w:tcW w:w="1260" w:type="dxa"/>
+            <w:vAlign w:val="center"/>
+          </w:tcPr>
+          <w:p>
+            <w:pPr>
+              <w:jc w:val="center"/>
+              <w:rPr>
+                <w:rFonts w:ascii="SutonnyMJ" w:hAnsi="SutonnyMJ" w:cs="SutonnyMJ"/>
+                <w:b/>
+                <w:sz w:val="32"/>
+                <w:szCs w:val="32"/>
+              </w:rPr>
+            </w:pPr>
+          </w:p>
+        </w:tc>
+        <w:tc>
+          <w:tcPr>
+            <w:tcW w:w="1260" w:type="dxa"/>
             <w:vAlign w:val="center"/>
           </w:tcPr>
           <w:p>
@@ -8214,7 +8214,7 @@
 </file>
 
 <file path=customXml/itemProps1.xml><?xml version="1.0" encoding="utf-8"?>
-<ds:datastoreItem xmlns:ds="http://schemas.openxmlformats.org/officeDocument/2006/customXml" ds:itemID="{D1DEF21D-5A1F-416D-8D30-6641159CC45B}">
+<ds:datastoreItem xmlns:ds="http://schemas.openxmlformats.org/officeDocument/2006/customXml" ds:itemID="{303B2A5A-3B9B-4BF3-ACE4-018710CA10F1}">
   <ds:schemaRefs>
     <ds:schemaRef ds:uri="http://schemas.openxmlformats.org/officeDocument/2006/bibliography"/>
   </ds:schemaRefs>

--- a/templates/Logsheet_Template.docx
+++ b/templates/Logsheet_Template.docx
@@ -23,8 +23,6 @@
         </w:rPr>
         <w:t>‡gvUi mvB‡Kj jMkxU</w:t>
       </w:r>
-      <w:bookmarkStart w:id="0" w:name="_GoBack"/>
-      <w:bookmarkEnd w:id="0"/>
     </w:p>
     <w:tbl>
       <w:tblPr>
@@ -3377,8 +3375,8 @@
         <w:gridCol w:w="877"/>
         <w:gridCol w:w="1260"/>
         <w:gridCol w:w="1170"/>
-        <w:gridCol w:w="1170"/>
-        <w:gridCol w:w="1463"/>
+        <w:gridCol w:w="1260"/>
+        <w:gridCol w:w="1373"/>
         <w:gridCol w:w="990"/>
       </w:tblGrid>
       <w:tr>
@@ -3614,7 +3612,7 @@
         </w:tc>
         <w:tc>
           <w:tcPr>
-            <w:tcW w:w="1170" w:type="dxa"/>
+            <w:tcW w:w="1260" w:type="dxa"/>
             <w:vMerge w:val="restart"/>
             <w:vAlign w:val="center"/>
           </w:tcPr>
@@ -3661,7 +3659,7 @@
         </w:tc>
         <w:tc>
           <w:tcPr>
-            <w:tcW w:w="1463" w:type="dxa"/>
+            <w:tcW w:w="1373" w:type="dxa"/>
             <w:vMerge w:val="restart"/>
             <w:vAlign w:val="center"/>
           </w:tcPr>
@@ -3946,7 +3944,7 @@
         </w:tc>
         <w:tc>
           <w:tcPr>
-            <w:tcW w:w="1170" w:type="dxa"/>
+            <w:tcW w:w="1260" w:type="dxa"/>
             <w:vMerge/>
             <w:vAlign w:val="center"/>
           </w:tcPr>
@@ -3964,7 +3962,7 @@
         </w:tc>
         <w:tc>
           <w:tcPr>
-            <w:tcW w:w="1463" w:type="dxa"/>
+            <w:tcW w:w="1373" w:type="dxa"/>
             <w:vMerge/>
             <w:vAlign w:val="center"/>
           </w:tcPr>
@@ -4170,23 +4168,23 @@
         </w:tc>
         <w:tc>
           <w:tcPr>
-            <w:tcW w:w="1170" w:type="dxa"/>
-          </w:tcPr>
-          <w:p>
-            <w:pPr>
-              <w:jc w:val="center"/>
-              <w:rPr>
-                <w:rFonts w:ascii="SutonnyMJ" w:hAnsi="SutonnyMJ" w:cs="SutonnyMJ"/>
-                <w:b/>
-                <w:sz w:val="32"/>
-                <w:szCs w:val="32"/>
-              </w:rPr>
-            </w:pPr>
-          </w:p>
-        </w:tc>
-        <w:tc>
-          <w:tcPr>
-            <w:tcW w:w="1463" w:type="dxa"/>
+            <w:tcW w:w="1260" w:type="dxa"/>
+          </w:tcPr>
+          <w:p>
+            <w:pPr>
+              <w:jc w:val="center"/>
+              <w:rPr>
+                <w:rFonts w:ascii="SutonnyMJ" w:hAnsi="SutonnyMJ" w:cs="SutonnyMJ"/>
+                <w:b/>
+                <w:sz w:val="32"/>
+                <w:szCs w:val="32"/>
+              </w:rPr>
+            </w:pPr>
+          </w:p>
+        </w:tc>
+        <w:tc>
+          <w:tcPr>
+            <w:tcW w:w="1373" w:type="dxa"/>
           </w:tcPr>
           <w:p>
             <w:pPr>
@@ -4378,23 +4376,23 @@
         </w:tc>
         <w:tc>
           <w:tcPr>
-            <w:tcW w:w="1170" w:type="dxa"/>
-          </w:tcPr>
-          <w:p>
-            <w:pPr>
-              <w:jc w:val="center"/>
-              <w:rPr>
-                <w:rFonts w:ascii="SutonnyMJ" w:hAnsi="SutonnyMJ" w:cs="SutonnyMJ"/>
-                <w:b/>
-                <w:sz w:val="32"/>
-                <w:szCs w:val="32"/>
-              </w:rPr>
-            </w:pPr>
-          </w:p>
-        </w:tc>
-        <w:tc>
-          <w:tcPr>
-            <w:tcW w:w="1463" w:type="dxa"/>
+            <w:tcW w:w="1260" w:type="dxa"/>
+          </w:tcPr>
+          <w:p>
+            <w:pPr>
+              <w:jc w:val="center"/>
+              <w:rPr>
+                <w:rFonts w:ascii="SutonnyMJ" w:hAnsi="SutonnyMJ" w:cs="SutonnyMJ"/>
+                <w:b/>
+                <w:sz w:val="32"/>
+                <w:szCs w:val="32"/>
+              </w:rPr>
+            </w:pPr>
+          </w:p>
+        </w:tc>
+        <w:tc>
+          <w:tcPr>
+            <w:tcW w:w="1373" w:type="dxa"/>
           </w:tcPr>
           <w:p>
             <w:pPr>
@@ -4583,23 +4581,23 @@
         </w:tc>
         <w:tc>
           <w:tcPr>
-            <w:tcW w:w="1170" w:type="dxa"/>
-          </w:tcPr>
-          <w:p>
-            <w:pPr>
-              <w:jc w:val="center"/>
-              <w:rPr>
-                <w:rFonts w:ascii="SutonnyMJ" w:hAnsi="SutonnyMJ" w:cs="SutonnyMJ"/>
-                <w:b/>
-                <w:sz w:val="32"/>
-                <w:szCs w:val="32"/>
-              </w:rPr>
-            </w:pPr>
-          </w:p>
-        </w:tc>
-        <w:tc>
-          <w:tcPr>
-            <w:tcW w:w="1463" w:type="dxa"/>
+            <w:tcW w:w="1260" w:type="dxa"/>
+          </w:tcPr>
+          <w:p>
+            <w:pPr>
+              <w:jc w:val="center"/>
+              <w:rPr>
+                <w:rFonts w:ascii="SutonnyMJ" w:hAnsi="SutonnyMJ" w:cs="SutonnyMJ"/>
+                <w:b/>
+                <w:sz w:val="32"/>
+                <w:szCs w:val="32"/>
+              </w:rPr>
+            </w:pPr>
+          </w:p>
+        </w:tc>
+        <w:tc>
+          <w:tcPr>
+            <w:tcW w:w="1373" w:type="dxa"/>
           </w:tcPr>
           <w:p>
             <w:pPr>
@@ -4759,6 +4757,8 @@
                 <w:szCs w:val="32"/>
               </w:rPr>
             </w:pPr>
+            <w:bookmarkStart w:id="0" w:name="_GoBack"/>
+            <w:bookmarkEnd w:id="0"/>
           </w:p>
         </w:tc>
         <w:tc>
@@ -4814,24 +4814,24 @@
         </w:tc>
         <w:tc>
           <w:tcPr>
-            <w:tcW w:w="1170" w:type="dxa"/>
-            <w:vAlign w:val="center"/>
-          </w:tcPr>
-          <w:p>
-            <w:pPr>
-              <w:jc w:val="center"/>
-              <w:rPr>
-                <w:rFonts w:ascii="SutonnyMJ" w:hAnsi="SutonnyMJ" w:cs="SutonnyMJ"/>
-                <w:b/>
-                <w:sz w:val="32"/>
-                <w:szCs w:val="32"/>
-              </w:rPr>
-            </w:pPr>
-          </w:p>
-        </w:tc>
-        <w:tc>
-          <w:tcPr>
-            <w:tcW w:w="1463" w:type="dxa"/>
+            <w:tcW w:w="1260" w:type="dxa"/>
+            <w:vAlign w:val="center"/>
+          </w:tcPr>
+          <w:p>
+            <w:pPr>
+              <w:jc w:val="center"/>
+              <w:rPr>
+                <w:rFonts w:ascii="SutonnyMJ" w:hAnsi="SutonnyMJ" w:cs="SutonnyMJ"/>
+                <w:b/>
+                <w:sz w:val="32"/>
+                <w:szCs w:val="32"/>
+              </w:rPr>
+            </w:pPr>
+          </w:p>
+        </w:tc>
+        <w:tc>
+          <w:tcPr>
+            <w:tcW w:w="1373" w:type="dxa"/>
             <w:vAlign w:val="center"/>
           </w:tcPr>
           <w:p>
@@ -8214,7 +8214,7 @@
 </file>
 
 <file path=customXml/itemProps1.xml><?xml version="1.0" encoding="utf-8"?>
-<ds:datastoreItem xmlns:ds="http://schemas.openxmlformats.org/officeDocument/2006/customXml" ds:itemID="{D1DEF21D-5A1F-416D-8D30-6641159CC45B}">
+<ds:datastoreItem xmlns:ds="http://schemas.openxmlformats.org/officeDocument/2006/customXml" ds:itemID="{C19CAC3A-54B5-432A-B99C-44545CC57890}">
   <ds:schemaRefs>
     <ds:schemaRef ds:uri="http://schemas.openxmlformats.org/officeDocument/2006/bibliography"/>
   </ds:schemaRefs>
